--- a/SET_240.01-0/protocol_SET_240.01-0.docx
+++ b/SET_240.01-0/protocol_SET_240.01-0.docx
@@ -11589,7 +11589,7 @@
     </w:lvl>
   </w:abstractNum>
   <w:abstractNum w:abstractNumId="40">
-    <w:nsid w:val="035EDE0A"/>
+    <w:nsid w:val="03E5E96F"/>
     <w:multiLevelType w:val="multilevel"/>
     <w:lvl w:ilvl="0">
       <w:numFmt w:val="bullet"/>

--- a/SET_240.01-0/protocol_SET_240.01-0.docx
+++ b/SET_240.01-0/protocol_SET_240.01-0.docx
@@ -3761,9 +3761,6 @@
       <w:pPr>
         <w:pStyle w:val="afff2"/>
         <w:ind w:right="282"/>
-        <w:rPr>
-          <w:lang w:val="en-US"/>
-        </w:rPr>
       </w:pPr>
     </w:p>
     <w:p>
@@ -3837,13 +3834,7 @@
     </w:p>
     <w:p>
       <w:pPr>
-        <w:pStyle w:val="11"/>
-        <w:numPr>
-          <w:ilvl w:val="0"/>
-          <w:numId w:val="0"/>
-        </w:numPr>
-        <w:ind w:left="357"/>
-        <w:jc w:val="center"/>
+        <w:pStyle w:val="afffff1"/>
         <w:rPr>
           <w:lang w:val="ru-RU"/>
         </w:rPr>
@@ -3996,33 +3987,25 @@
       <w:r>
         <w:fldChar w:fldCharType="end"/>
       </w:r>
-      <w:bookmarkStart w:id="0" w:name="_Toc239750458"/>
       <w:r>
         <w:rPr>
           <w:lang w:val="ru-RU"/>
         </w:rPr>
         <w:t>СОДЕРЖАНИЕ</w:t>
       </w:r>
-      <w:bookmarkEnd w:id="0"/>
-    </w:p>
-    <w:p>
-      <w:pPr>
-        <w:pStyle w:val="16"/>
+    </w:p>
+    <w:p>
+      <w:pPr>
+        <w:pStyle w:val="17"/>
+      </w:pPr>
+      <w:r>
         <w:rPr>
-          <w:rFonts w:asciiTheme="minorHAnsi" w:eastAsiaTheme="minorEastAsia" w:hAnsiTheme="minorHAnsi" w:cstheme="minorBidi"/>
-          <w:b w:val="0"/>
-          <w:bCs w:val="0"/>
-          <w:caps w:val="0"/>
+          <w:b/>
+          <w:bCs/>
+          <w:caps/>
+          <w:noProof/>
           <w:snapToGrid/>
-          <w:color w:val="auto"/>
-          <w:kern w:val="2"/>
-          <w:szCs w:val="24"/>
-          <w14:ligatures w14:val="standardContextual"/>
-        </w:rPr>
-      </w:pPr>
-      <w:r>
-        <w:rPr>
-          <w:snapToGrid/>
+          <w:color w:val="365F91" w:themeColor="accent1" w:themeShade="BF"/>
           <w:szCs w:val="24"/>
           <w:u w:val="single"/>
         </w:rPr>
@@ -4030,79 +4013,46 @@
       </w:r>
       <w:r>
         <w:rPr>
+          <w:b/>
+          <w:bCs/>
+          <w:caps/>
+          <w:noProof/>
           <w:snapToGrid/>
+          <w:color w:val="365F91" w:themeColor="accent1" w:themeShade="BF"/>
           <w:szCs w:val="24"/>
           <w:u w:val="single"/>
         </w:rPr>
-        <w:instrText xml:space="preserve"> TOC \o "1-1" \h \z \t "Заголовок 2;2;Заголовок 3;3;ДОК Заголовок 2;2;Подзаголовок;2;ДОК Текст 3уров 2-пункт;2;ДОК Текст 4уров 2-подраздел;2;ДОК Текст 4уров 3-пункт;3;ДОК Текст ур2 подраздел;2;ДОК Текст ур3 пункт;3;ДОК ПРИЛ ур2 раздел;3;ДОК Текст нумерованный;3" </w:instrText>
+        <w:instrText xml:space="preserve"> TOC \o "1-2" \h \z \u </w:instrText>
       </w:r>
       <w:r>
         <w:rPr>
+          <w:b/>
+          <w:bCs/>
+          <w:caps/>
+          <w:noProof/>
           <w:snapToGrid/>
+          <w:color w:val="365F91" w:themeColor="accent1" w:themeShade="BF"/>
           <w:szCs w:val="24"/>
           <w:u w:val="single"/>
         </w:rPr>
         <w:fldChar w:fldCharType="separate"/>
       </w:r>
-      <w:hyperlink w:anchor="_Toc239750458" w:history="1">
-        <w:r>
-          <w:rPr>
-            <w:rStyle w:val="afff4"/>
-          </w:rPr>
-          <w:t>СОДЕРЖАНИЕ</w:t>
-        </w:r>
-        <w:r>
-          <w:rPr>
-            <w:webHidden/>
-          </w:rPr>
-          <w:tab/>
-        </w:r>
-        <w:r>
-          <w:rPr>
-            <w:webHidden/>
-          </w:rPr>
-          <w:fldChar w:fldCharType="begin"/>
-        </w:r>
-        <w:r>
-          <w:rPr>
-            <w:webHidden/>
-          </w:rPr>
-          <w:instrText xml:space="preserve"> PAGEREF _Toc239750458 \h </w:instrText>
-        </w:r>
-        <w:r>
-          <w:rPr>
-            <w:webHidden/>
-          </w:rPr>
-        </w:r>
-        <w:r>
-          <w:rPr>
-            <w:webHidden/>
-          </w:rPr>
-          <w:fldChar w:fldCharType="separate"/>
-        </w:r>
-        <w:r>
-          <w:rPr>
-            <w:webHidden/>
-          </w:rPr>
-          <w:t>3</w:t>
-        </w:r>
-        <w:r>
-          <w:rPr>
-            <w:webHidden/>
-          </w:rPr>
-          <w:fldChar w:fldCharType="end"/>
-        </w:r>
-      </w:hyperlink>
-    </w:p>
-    <w:p>
-      <w:pPr>
-        <w:pStyle w:val="17"/>
+      <w:r>
         <w:rPr>
-          <w:lang w:val="en-US"/>
+          <w:caps/>
+          <w:noProof/>
+          <w:snapToGrid/>
+          <w:color w:val="365F91" w:themeColor="accent1" w:themeShade="BF"/>
+          <w:szCs w:val="24"/>
+          <w:u w:val="single"/>
         </w:rPr>
-      </w:pPr>
+        <w:t>Элементы оглавления не найдены.</w:t>
+      </w:r>
       <w:r>
         <w:rPr>
+          <w:b/>
+          <w:bCs/>
+          <w:caps/>
           <w:noProof/>
           <w:snapToGrid/>
           <w:color w:val="365F91" w:themeColor="accent1" w:themeShade="BF"/>
@@ -4117,7 +4067,6 @@
         <w:pStyle w:val="TAGS"/>
         <w:rPr>
           <w:color w:val="1E4973"/>
-          <w:lang w:val="en-US"/>
         </w:rPr>
       </w:pPr>
     </w:p>
@@ -4126,7 +4075,6 @@
         <w:pStyle w:val="TAGS"/>
         <w:rPr>
           <w:color w:val="1E4973"/>
-          <w:lang w:val="en-US"/>
         </w:rPr>
       </w:pPr>
     </w:p>
@@ -4135,7 +4083,6 @@
         <w:pStyle w:val="TAGS"/>
         <w:rPr>
           <w:color w:val="1E4973"/>
-          <w:lang w:val="en-US"/>
         </w:rPr>
       </w:pPr>
     </w:p>
@@ -4144,7 +4091,6 @@
         <w:pStyle w:val="TAGS"/>
         <w:rPr>
           <w:color w:val="1E4973"/>
-          <w:lang w:val="en-US"/>
         </w:rPr>
       </w:pPr>
     </w:p>
@@ -4153,7 +4099,6 @@
         <w:pStyle w:val="TAGS"/>
         <w:rPr>
           <w:color w:val="1E4973"/>
-          <w:lang w:val="en-US"/>
         </w:rPr>
       </w:pPr>
     </w:p>
@@ -4162,7 +4107,6 @@
         <w:pStyle w:val="TAGS"/>
         <w:rPr>
           <w:color w:val="1E4973"/>
-          <w:lang w:val="en-US"/>
         </w:rPr>
       </w:pPr>
     </w:p>
@@ -4171,7 +4115,6 @@
         <w:pStyle w:val="TAGS"/>
         <w:rPr>
           <w:color w:val="1E4973"/>
-          <w:lang w:val="en-US"/>
         </w:rPr>
       </w:pPr>
     </w:p>
@@ -4180,7 +4123,6 @@
         <w:pStyle w:val="TAGS"/>
         <w:rPr>
           <w:color w:val="1E4973"/>
-          <w:lang w:val="en-US"/>
         </w:rPr>
       </w:pPr>
     </w:p>
@@ -4189,7 +4131,6 @@
         <w:pStyle w:val="TAGS"/>
         <w:rPr>
           <w:color w:val="1E4973"/>
-          <w:lang w:val="en-US"/>
         </w:rPr>
       </w:pPr>
     </w:p>
@@ -4198,7 +4139,6 @@
         <w:pStyle w:val="TAGS"/>
         <w:rPr>
           <w:color w:val="1E4973"/>
-          <w:lang w:val="en-US"/>
         </w:rPr>
       </w:pPr>
     </w:p>
@@ -4207,7 +4147,6 @@
         <w:pStyle w:val="TAGS"/>
         <w:rPr>
           <w:color w:val="1E4973"/>
-          <w:lang w:val="en-US"/>
         </w:rPr>
       </w:pPr>
     </w:p>
@@ -4216,7 +4155,6 @@
         <w:pStyle w:val="TAGS"/>
         <w:rPr>
           <w:color w:val="1E4973"/>
-          <w:lang w:val="en-US"/>
         </w:rPr>
       </w:pPr>
     </w:p>
@@ -4225,7 +4163,6 @@
         <w:pStyle w:val="TAGS"/>
         <w:rPr>
           <w:color w:val="1E4973"/>
-          <w:lang w:val="en-US"/>
         </w:rPr>
       </w:pPr>
     </w:p>
@@ -4234,7 +4171,6 @@
         <w:pStyle w:val="TAGS"/>
         <w:rPr>
           <w:color w:val="1E4973"/>
-          <w:lang w:val="en-US"/>
         </w:rPr>
       </w:pPr>
     </w:p>
@@ -4243,7 +4179,6 @@
         <w:pStyle w:val="TAGS"/>
         <w:rPr>
           <w:color w:val="1E4973"/>
-          <w:lang w:val="en-US"/>
         </w:rPr>
       </w:pPr>
     </w:p>
@@ -4252,7 +4187,6 @@
         <w:pStyle w:val="TAGS"/>
         <w:rPr>
           <w:color w:val="1E4973"/>
-          <w:lang w:val="en-US"/>
         </w:rPr>
       </w:pPr>
     </w:p>
@@ -4261,7 +4195,6 @@
         <w:pStyle w:val="TAGS"/>
         <w:rPr>
           <w:color w:val="1E4973"/>
-          <w:lang w:val="en-US"/>
         </w:rPr>
       </w:pPr>
     </w:p>
@@ -4270,7 +4203,6 @@
         <w:pStyle w:val="TAGS"/>
         <w:rPr>
           <w:color w:val="1E4973"/>
-          <w:lang w:val="en-US"/>
         </w:rPr>
       </w:pPr>
     </w:p>
@@ -4279,7 +4211,6 @@
         <w:pStyle w:val="TAGS"/>
         <w:rPr>
           <w:color w:val="1E4973"/>
-          <w:lang w:val="en-US"/>
         </w:rPr>
       </w:pPr>
     </w:p>
@@ -4288,7 +4219,6 @@
         <w:pStyle w:val="TAGS"/>
         <w:rPr>
           <w:color w:val="1E4973"/>
-          <w:lang w:val="en-US"/>
         </w:rPr>
       </w:pPr>
     </w:p>
@@ -4297,7 +4227,6 @@
         <w:pStyle w:val="TAGS"/>
         <w:rPr>
           <w:color w:val="1E4973"/>
-          <w:lang w:val="en-US"/>
         </w:rPr>
       </w:pPr>
     </w:p>
@@ -4306,7 +4235,6 @@
         <w:pStyle w:val="TAGS"/>
         <w:rPr>
           <w:color w:val="1E4973"/>
-          <w:lang w:val="en-US"/>
         </w:rPr>
       </w:pPr>
     </w:p>
@@ -4315,7 +4243,6 @@
         <w:pStyle w:val="TAGS"/>
         <w:rPr>
           <w:color w:val="1E4973"/>
-          <w:lang w:val="en-US"/>
         </w:rPr>
       </w:pPr>
     </w:p>
@@ -4324,7 +4251,6 @@
         <w:pStyle w:val="TAGS"/>
         <w:rPr>
           <w:color w:val="1E4973"/>
-          <w:lang w:val="en-US"/>
         </w:rPr>
       </w:pPr>
     </w:p>
@@ -4333,7 +4259,6 @@
         <w:pStyle w:val="TAGS"/>
         <w:rPr>
           <w:color w:val="1E4973"/>
-          <w:lang w:val="en-US"/>
         </w:rPr>
       </w:pPr>
     </w:p>
@@ -4342,7 +4267,6 @@
         <w:pStyle w:val="TAGS"/>
         <w:rPr>
           <w:color w:val="1E4973"/>
-          <w:lang w:val="en-US"/>
         </w:rPr>
       </w:pPr>
     </w:p>
@@ -4351,7 +4275,6 @@
         <w:pStyle w:val="TAGS"/>
         <w:rPr>
           <w:color w:val="1E4973"/>
-          <w:lang w:val="en-US"/>
         </w:rPr>
       </w:pPr>
     </w:p>
@@ -4360,7 +4283,6 @@
         <w:pStyle w:val="TAGS"/>
         <w:rPr>
           <w:color w:val="1E4973"/>
-          <w:lang w:val="en-US"/>
         </w:rPr>
       </w:pPr>
     </w:p>
@@ -4369,7 +4291,6 @@
         <w:pStyle w:val="TAGS"/>
         <w:rPr>
           <w:color w:val="1E4973"/>
-          <w:lang w:val="en-US"/>
         </w:rPr>
       </w:pPr>
     </w:p>
@@ -4378,7 +4299,6 @@
         <w:pStyle w:val="TAGS"/>
         <w:rPr>
           <w:color w:val="1E4973"/>
-          <w:lang w:val="en-US"/>
         </w:rPr>
       </w:pPr>
     </w:p>
@@ -4387,7 +4307,6 @@
         <w:pStyle w:val="TAGS"/>
         <w:rPr>
           <w:color w:val="1E4973"/>
-          <w:lang w:val="en-US"/>
         </w:rPr>
       </w:pPr>
     </w:p>
@@ -4396,7 +4315,6 @@
         <w:pStyle w:val="TAGS"/>
         <w:rPr>
           <w:color w:val="1E4973"/>
-          <w:lang w:val="en-US"/>
         </w:rPr>
       </w:pPr>
     </w:p>
@@ -4405,7 +4323,6 @@
         <w:pStyle w:val="TAGS"/>
         <w:rPr>
           <w:color w:val="1E4973"/>
-          <w:lang w:val="en-US"/>
         </w:rPr>
       </w:pPr>
     </w:p>
@@ -4414,7 +4331,6 @@
         <w:pStyle w:val="TAGS"/>
         <w:rPr>
           <w:color w:val="1E4973"/>
-          <w:lang w:val="en-US"/>
         </w:rPr>
       </w:pPr>
     </w:p>
@@ -4423,7 +4339,6 @@
         <w:pStyle w:val="TAGS"/>
         <w:rPr>
           <w:color w:val="1E4973"/>
-          <w:lang w:val="en-US"/>
         </w:rPr>
       </w:pPr>
     </w:p>
@@ -4432,7 +4347,6 @@
         <w:pStyle w:val="TAGS"/>
         <w:rPr>
           <w:color w:val="1E4973"/>
-          <w:lang w:val="en-US"/>
         </w:rPr>
       </w:pPr>
     </w:p>
@@ -4441,7 +4355,6 @@
         <w:pStyle w:val="TAGS"/>
         <w:rPr>
           <w:color w:val="1E4973"/>
-          <w:lang w:val="en-US"/>
         </w:rPr>
       </w:pPr>
     </w:p>
@@ -4450,7 +4363,6 @@
         <w:pStyle w:val="TAGS"/>
         <w:rPr>
           <w:color w:val="1E4973"/>
-          <w:lang w:val="en-US"/>
         </w:rPr>
       </w:pPr>
     </w:p>
@@ -4459,7 +4371,6 @@
         <w:pStyle w:val="TAGS"/>
         <w:rPr>
           <w:color w:val="1E4973"/>
-          <w:lang w:val="en-US"/>
         </w:rPr>
       </w:pPr>
     </w:p>
@@ -4468,7 +4379,6 @@
         <w:pStyle w:val="TAGS"/>
         <w:rPr>
           <w:color w:val="1E4973"/>
-          <w:lang w:val="en-US"/>
         </w:rPr>
       </w:pPr>
     </w:p>
@@ -4477,7 +4387,6 @@
         <w:pStyle w:val="TAGS"/>
         <w:rPr>
           <w:color w:val="1E4973"/>
-          <w:lang w:val="en-US"/>
         </w:rPr>
       </w:pPr>
     </w:p>
@@ -4486,7 +4395,6 @@
         <w:pStyle w:val="TAGS"/>
         <w:rPr>
           <w:color w:val="1E4973"/>
-          <w:lang w:val="en-US"/>
         </w:rPr>
       </w:pPr>
     </w:p>
@@ -4495,7 +4403,6 @@
         <w:pStyle w:val="TAGS"/>
         <w:rPr>
           <w:color w:val="1E4973"/>
-          <w:lang w:val="en-US"/>
         </w:rPr>
       </w:pPr>
     </w:p>
@@ -4504,7 +4411,6 @@
         <w:pStyle w:val="TAGS"/>
         <w:rPr>
           <w:color w:val="1E4973"/>
-          <w:lang w:val="en-US"/>
         </w:rPr>
       </w:pPr>
     </w:p>
@@ -4513,7 +4419,6 @@
         <w:pStyle w:val="TAGS"/>
         <w:rPr>
           <w:color w:val="1E4973"/>
-          <w:lang w:val="en-US"/>
         </w:rPr>
       </w:pPr>
     </w:p>
@@ -4522,7 +4427,6 @@
         <w:pStyle w:val="TAGS"/>
         <w:rPr>
           <w:color w:val="1E4973"/>
-          <w:lang w:val="en-US"/>
         </w:rPr>
       </w:pPr>
     </w:p>
@@ -4531,7 +4435,6 @@
         <w:pStyle w:val="TAGS"/>
         <w:rPr>
           <w:color w:val="1E4973"/>
-          <w:lang w:val="en-US"/>
         </w:rPr>
       </w:pPr>
     </w:p>
@@ -4540,7 +4443,6 @@
         <w:pStyle w:val="TAGS"/>
         <w:rPr>
           <w:color w:val="1E4973"/>
-          <w:lang w:val="en-US"/>
         </w:rPr>
       </w:pPr>
     </w:p>
@@ -4549,7 +4451,6 @@
         <w:pStyle w:val="TAGS"/>
         <w:rPr>
           <w:color w:val="1E4973"/>
-          <w:lang w:val="en-US"/>
         </w:rPr>
       </w:pPr>
     </w:p>
@@ -4558,7 +4459,6 @@
         <w:pStyle w:val="TAGS"/>
         <w:rPr>
           <w:color w:val="1E4973"/>
-          <w:lang w:val="en-US"/>
         </w:rPr>
       </w:pPr>
     </w:p>
@@ -4567,7 +4467,6 @@
         <w:pStyle w:val="TAGS"/>
         <w:rPr>
           <w:color w:val="1E4973"/>
-          <w:lang w:val="en-US"/>
         </w:rPr>
       </w:pPr>
     </w:p>
@@ -4576,7 +4475,6 @@
         <w:pStyle w:val="TAGS"/>
         <w:rPr>
           <w:color w:val="1E4973"/>
-          <w:lang w:val="en-US"/>
         </w:rPr>
       </w:pPr>
     </w:p>
@@ -4585,7 +4483,6 @@
         <w:pStyle w:val="TAGS"/>
         <w:rPr>
           <w:color w:val="1E4973"/>
-          <w:lang w:val="en-US"/>
         </w:rPr>
       </w:pPr>
     </w:p>
@@ -4594,7 +4491,6 @@
         <w:pStyle w:val="TAGS"/>
         <w:rPr>
           <w:color w:val="1E4973"/>
-          <w:lang w:val="en-US"/>
         </w:rPr>
       </w:pPr>
     </w:p>
@@ -4603,7 +4499,6 @@
         <w:pStyle w:val="TAGS"/>
         <w:rPr>
           <w:color w:val="1E4973"/>
-          <w:lang w:val="en-US"/>
         </w:rPr>
       </w:pPr>
     </w:p>
@@ -4612,7 +4507,6 @@
         <w:pStyle w:val="TAGS"/>
         <w:rPr>
           <w:color w:val="1E4973"/>
-          <w:lang w:val="en-US"/>
         </w:rPr>
       </w:pPr>
     </w:p>
@@ -4621,7 +4515,6 @@
         <w:pStyle w:val="TAGS"/>
         <w:rPr>
           <w:color w:val="1E4973"/>
-          <w:lang w:val="en-US"/>
         </w:rPr>
       </w:pPr>
     </w:p>
@@ -4630,7 +4523,6 @@
         <w:pStyle w:val="TAGS"/>
         <w:rPr>
           <w:color w:val="1E4973"/>
-          <w:lang w:val="en-US"/>
         </w:rPr>
       </w:pPr>
     </w:p>
@@ -4639,7 +4531,6 @@
         <w:pStyle w:val="TAGS"/>
         <w:rPr>
           <w:color w:val="1E4973"/>
-          <w:lang w:val="en-US"/>
         </w:rPr>
       </w:pPr>
     </w:p>
@@ -4648,7 +4539,6 @@
         <w:pStyle w:val="TAGS"/>
         <w:rPr>
           <w:color w:val="1E4973"/>
-          <w:lang w:val="en-US"/>
         </w:rPr>
       </w:pPr>
     </w:p>
@@ -4657,7 +4547,6 @@
         <w:pStyle w:val="TAGS"/>
         <w:rPr>
           <w:color w:val="1E4973"/>
-          <w:lang w:val="en-US"/>
         </w:rPr>
       </w:pPr>
     </w:p>
@@ -4666,7 +4555,6 @@
         <w:pStyle w:val="TAGS"/>
         <w:rPr>
           <w:color w:val="1E4973"/>
-          <w:lang w:val="en-US"/>
         </w:rPr>
       </w:pPr>
     </w:p>
@@ -4675,7 +4563,6 @@
         <w:pStyle w:val="TAGS"/>
         <w:rPr>
           <w:color w:val="1E4973"/>
-          <w:lang w:val="en-US"/>
         </w:rPr>
       </w:pPr>
     </w:p>
@@ -4684,7 +4571,6 @@
         <w:pStyle w:val="TAGS"/>
         <w:rPr>
           <w:color w:val="1E4973"/>
-          <w:lang w:val="en-US"/>
         </w:rPr>
       </w:pPr>
     </w:p>
@@ -4693,7 +4579,6 @@
         <w:pStyle w:val="TAGS"/>
         <w:rPr>
           <w:color w:val="1E4973"/>
-          <w:lang w:val="en-US"/>
         </w:rPr>
       </w:pPr>
     </w:p>
@@ -4702,7 +4587,6 @@
         <w:pStyle w:val="TAGS"/>
         <w:rPr>
           <w:color w:val="1E4973"/>
-          <w:lang w:val="en-US"/>
         </w:rPr>
       </w:pPr>
     </w:p>
@@ -4711,7 +4595,7 @@
         <w:br w:type="page"/>
       </w:r>
     </w:p>
-    <w:bookmarkStart w:id="1" w:name="X6df0dc407ac9d0d35d77f3b02cf3de2e76409b0"/>
+    <w:bookmarkStart w:id="0" w:name="X6df0dc407ac9d0d35d77f3b02cf3de2e76409b0"/>
     <w:p>
       <w:pPr>
         <w:pStyle w:val="13"/>
@@ -4749,8 +4633,8 @@
         <w:t xml:space="preserve">Влажность воздуха ______ %.</w:t>
       </w:r>
     </w:p>
-    <w:bookmarkEnd w:id="1"/>
-    <w:bookmarkStart w:id="2" w:name="основные-технические-данные"/>
+    <w:bookmarkEnd w:id="0"/>
+    <w:bookmarkStart w:id="1" w:name="основные-технические-данные"/>
     <w:p>
       <w:pPr>
         <w:pStyle w:val="13"/>
@@ -4768,7 +4652,7 @@
         <w:t xml:space="preserve">Основные технические данные</w:t>
       </w:r>
     </w:p>
-    <w:bookmarkStart w:id="3" w:name="устройство"/>
+    <w:bookmarkStart w:id="2" w:name="устройство"/>
     <w:p>
       <w:pPr>
         <w:pStyle w:val="22"/>
@@ -4794,7 +4678,7 @@
         <w:t xml:space="preserve">Код заказа устройства: __________________________________________________________________</w:t>
       </w:r>
     </w:p>
-    <w:bookmarkStart w:id="4" w:name="tbl:table21"/>
+    <w:bookmarkStart w:id="3" w:name="tbl:table21"/>
     <w:p>
       <w:pPr>
         <w:pStyle w:val="TableCaption"/>
@@ -4967,7 +4851,7 @@
         </w:tc>
       </w:tr>
     </w:tbl>
-    <w:bookmarkEnd w:id="2"/>
+    <w:bookmarkEnd w:id="1"/>
     <w:p>
       <w:pPr>
         <w:pStyle w:val="affff3"/>
@@ -4976,7 +4860,7 @@
         <w:t xml:space="preserve">Код заказа ИЧМ: _______________________________________________________________________</w:t>
       </w:r>
     </w:p>
-    <w:bookmarkStart w:id="5" w:name="tbl:table22"/>
+    <w:bookmarkStart w:id="4" w:name="tbl:table22"/>
     <w:p>
       <w:pPr>
         <w:pStyle w:val="TableCaption"/>
@@ -5088,9 +4972,9 @@
         </w:tc>
       </w:tr>
     </w:tbl>
+    <w:bookmarkEnd w:id="2"/>
     <w:bookmarkEnd w:id="3"/>
-    <w:bookmarkEnd w:id="4"/>
-    <w:bookmarkStart w:id="6" w:name="защищаемое-оборудование"/>
+    <w:bookmarkStart w:id="5" w:name="защищаемое-оборудование"/>
     <w:p>
       <w:pPr>
         <w:pStyle w:val="22"/>
@@ -5108,7 +4992,7 @@
         <w:t xml:space="preserve">Защищаемое оборудование</w:t>
       </w:r>
     </w:p>
-    <w:bookmarkStart w:id="7" w:name="tbl:table23"/>
+    <w:bookmarkStart w:id="6" w:name="tbl:table23"/>
     <w:p>
       <w:pPr>
         <w:pStyle w:val="TableCaption"/>
@@ -5390,10 +5274,10 @@
         </w:tc>
       </w:tr>
     </w:tbl>
+    <w:bookmarkEnd w:id="4"/>
     <w:bookmarkEnd w:id="5"/>
     <w:bookmarkEnd w:id="6"/>
-    <w:bookmarkEnd w:id="7"/>
-    <w:bookmarkStart w:id="8" w:name="дополнительные-сведения"/>
+    <w:bookmarkStart w:id="7" w:name="дополнительные-сведения"/>
     <w:p>
       <w:pPr>
         <w:pStyle w:val="13"/>
@@ -5437,8 +5321,8 @@
         <w:t xml:space="preserve">__________________________________________________________________________________________</w:t>
       </w:r>
     </w:p>
-    <w:bookmarkEnd w:id="8"/>
-    <w:bookmarkStart w:id="9" w:name="уставки-и-конфигурация"/>
+    <w:bookmarkEnd w:id="7"/>
+    <w:bookmarkStart w:id="8" w:name="уставки-и-конфигурация"/>
     <w:p>
       <w:pPr>
         <w:pStyle w:val="13"/>
@@ -5488,8 +5372,8 @@
         <w:t xml:space="preserve">Результат проверки: _______________________________________________________</w:t>
       </w:r>
     </w:p>
-    <w:bookmarkEnd w:id="9"/>
-    <w:bookmarkStart w:id="10" w:name="внешний-осмотр"/>
+    <w:bookmarkEnd w:id="8"/>
+    <w:bookmarkStart w:id="9" w:name="внешний-осмотр"/>
     <w:p>
       <w:pPr>
         <w:pStyle w:val="13"/>
@@ -5631,8 +5515,8 @@
         <w:t xml:space="preserve">Результат проверки: _______________________________________________________</w:t>
       </w:r>
     </w:p>
-    <w:bookmarkEnd w:id="10"/>
-    <w:bookmarkStart w:id="11" w:name="X0e50c966c55b2f6f4209c430f930650427220e2"/>
+    <w:bookmarkEnd w:id="9"/>
+    <w:bookmarkStart w:id="10" w:name="X0e50c966c55b2f6f4209c430f930650427220e2"/>
     <w:p>
       <w:pPr>
         <w:pStyle w:val="13"/>
@@ -5666,8 +5550,8 @@
         <w:t xml:space="preserve">Результат проверки: _______________________________________________________</w:t>
       </w:r>
     </w:p>
-    <w:bookmarkEnd w:id="11"/>
-    <w:bookmarkStart w:id="12" w:name="проверка-состояния-изоляции"/>
+    <w:bookmarkEnd w:id="10"/>
+    <w:bookmarkStart w:id="11" w:name="проверка-состояния-изоляции"/>
     <w:p>
       <w:pPr>
         <w:pStyle w:val="13"/>
@@ -5685,7 +5569,7 @@
         <w:t xml:space="preserve">Проверка состояния изоляции</w:t>
       </w:r>
     </w:p>
-    <w:bookmarkStart w:id="13" w:name="X9687952bc1d30db593d75bc5681b56e0d46ca55"/>
+    <w:bookmarkStart w:id="12" w:name="X9687952bc1d30db593d75bc5681b56e0d46ca55"/>
     <w:p>
       <w:pPr>
         <w:pStyle w:val="22"/>
@@ -5722,7 +5606,7 @@
         <w:t xml:space="preserve">. Норма сопротивления изоляции - не менее 100 МОм.</w:t>
       </w:r>
     </w:p>
-    <w:bookmarkStart w:id="14" w:name="tbl:table71"/>
+    <w:bookmarkStart w:id="13" w:name="tbl:table71"/>
     <w:p>
       <w:pPr>
         <w:pStyle w:val="TableCaption"/>
@@ -5943,17 +5827,17 @@
         </w:tc>
       </w:tr>
     </w:tbl>
+    <w:bookmarkEnd w:id="11"/>
+    <w:p>
+      <w:pPr>
+        <w:pStyle w:val="affff3"/>
+      </w:pPr>
+      <w:r>
+        <w:t xml:space="preserve">Результат проверки: _______________________________________________________</w:t>
+      </w:r>
+    </w:p>
     <w:bookmarkEnd w:id="12"/>
-    <w:p>
-      <w:pPr>
-        <w:pStyle w:val="affff3"/>
-      </w:pPr>
-      <w:r>
-        <w:t xml:space="preserve">Результат проверки: _______________________________________________________</w:t>
-      </w:r>
-    </w:p>
-    <w:bookmarkEnd w:id="13"/>
-    <w:bookmarkStart w:id="15" w:name="Xfe84b6805b603ed1e9a2c84fcd68ec5c091cc8c"/>
+    <w:bookmarkStart w:id="14" w:name="Xfe84b6805b603ed1e9a2c84fcd68ec5c091cc8c"/>
     <w:p>
       <w:pPr>
         <w:pStyle w:val="22"/>
@@ -5990,7 +5874,7 @@
         <w:t xml:space="preserve">. Норма сопротивления изоляции - не менее 1 МОм.</w:t>
       </w:r>
     </w:p>
-    <w:bookmarkStart w:id="16" w:name="tbl:table72"/>
+    <w:bookmarkStart w:id="15" w:name="tbl:table72"/>
     <w:p>
       <w:pPr>
         <w:pStyle w:val="TableCaption"/>
@@ -6211,10 +6095,10 @@
         </w:tc>
       </w:tr>
     </w:tbl>
+    <w:bookmarkEnd w:id="13"/>
     <w:bookmarkEnd w:id="14"/>
     <w:bookmarkEnd w:id="15"/>
-    <w:bookmarkEnd w:id="16"/>
-    <w:bookmarkStart w:id="17" w:name="X242d87850b64568d08d7180295cac2ddaededb8"/>
+    <w:bookmarkStart w:id="16" w:name="X242d87850b64568d08d7180295cac2ddaededb8"/>
     <w:p>
       <w:pPr>
         <w:pStyle w:val="13"/>
@@ -6248,8 +6132,8 @@
         <w:t xml:space="preserve">Результат проверки: _______________________________________________________</w:t>
       </w:r>
     </w:p>
-    <w:bookmarkEnd w:id="17"/>
-    <w:bookmarkStart w:id="18" w:name="X85ae948ceebeeb232a023f43459d7364299701d"/>
+    <w:bookmarkEnd w:id="16"/>
+    <w:bookmarkStart w:id="17" w:name="X85ae948ceebeeb232a023f43459d7364299701d"/>
     <w:p>
       <w:pPr>
         <w:pStyle w:val="13"/>
@@ -6283,7 +6167,7 @@
         <w:t xml:space="preserve">Конфигурация и уставки устройства соответствуют проектным: Да / Нет</w:t>
       </w:r>
     </w:p>
-    <w:bookmarkEnd w:id="18"/>
+    <w:bookmarkEnd w:id="17"/>
     <w:sectPr>
       <w:headerReference w:type="default" r:id="rId14"/>
       <w:footerReference w:type="default" r:id="rId15"/>
@@ -11589,7 +11473,7 @@
     </w:lvl>
   </w:abstractNum>
   <w:abstractNum w:abstractNumId="40">
-    <w:nsid w:val="03E5E96F"/>
+    <w:nsid w:val="005CA7BC"/>
     <w:multiLevelType w:val="multilevel"/>
     <w:lvl w:ilvl="0">
       <w:numFmt w:val="bullet"/>

--- a/SET_240.01-0/protocol_SET_240.01-0.docx
+++ b/SET_240.01-0/protocol_SET_240.01-0.docx
@@ -11473,7 +11473,7 @@
     </w:lvl>
   </w:abstractNum>
   <w:abstractNum w:abstractNumId="40">
-    <w:nsid w:val="005CA7BC"/>
+    <w:nsid w:val="025E222A"/>
     <w:multiLevelType w:val="multilevel"/>
     <w:lvl w:ilvl="0">
       <w:numFmt w:val="bullet"/>

--- a/SET_240.01-0/protocol_SET_240.01-0.docx
+++ b/SET_240.01-0/protocol_SET_240.01-0.docx
@@ -805,22 +805,22 @@
         <w:tblLook w:val="0000" w:firstRow="0" w:lastRow="0" w:firstColumn="0" w:lastColumn="0" w:noHBand="0" w:noVBand="0"/>
       </w:tblPr>
       <w:tblGrid>
-        <w:gridCol w:w="1205"/>
-        <w:gridCol w:w="694"/>
-        <w:gridCol w:w="571"/>
-        <w:gridCol w:w="573"/>
-        <w:gridCol w:w="573"/>
-        <w:gridCol w:w="572"/>
-        <w:gridCol w:w="572"/>
-        <w:gridCol w:w="572"/>
-        <w:gridCol w:w="572"/>
-        <w:gridCol w:w="570"/>
-        <w:gridCol w:w="572"/>
-        <w:gridCol w:w="572"/>
-        <w:gridCol w:w="572"/>
-        <w:gridCol w:w="572"/>
-        <w:gridCol w:w="572"/>
-        <w:gridCol w:w="568"/>
+        <w:gridCol w:w="1000"/>
+        <w:gridCol w:w="746"/>
+        <w:gridCol w:w="556"/>
+        <w:gridCol w:w="555"/>
+        <w:gridCol w:w="555"/>
+        <w:gridCol w:w="555"/>
+        <w:gridCol w:w="555"/>
+        <w:gridCol w:w="555"/>
+        <w:gridCol w:w="555"/>
+        <w:gridCol w:w="610"/>
+        <w:gridCol w:w="610"/>
+        <w:gridCol w:w="610"/>
+        <w:gridCol w:w="610"/>
+        <w:gridCol w:w="610"/>
+        <w:gridCol w:w="610"/>
+        <w:gridCol w:w="610"/>
       </w:tblGrid>
       <w:tr>
         <w:trPr>
@@ -11473,7 +11473,7 @@
     </w:lvl>
   </w:abstractNum>
   <w:abstractNum w:abstractNumId="40">
-    <w:nsid w:val="025E222A"/>
+    <w:nsid w:val="040554F2"/>
     <w:multiLevelType w:val="multilevel"/>
     <w:lvl w:ilvl="0">
       <w:numFmt w:val="bullet"/>
@@ -12478,9 +12478,10 @@
   <w:style w:type="paragraph" w:default="1" w:styleId="af">
     <w:name w:val="Normal"/>
     <w:qFormat/>
-    <w:rsid w:val="00C350EF"/>
+    <w:rsid w:val="0010443C"/>
     <w:pPr>
       <w:spacing w:before="120" w:after="120"/>
+      <w:ind w:firstLine="709"/>
     </w:pPr>
     <w:rPr>
       <w:rFonts w:ascii="Arial Narrow" w:eastAsia="Times New Roman" w:hAnsi="Arial Narrow" w:cs="Times New Roman"/>
@@ -14437,7 +14438,6 @@
       <w:pageBreakBefore/>
       <w:suppressAutoHyphens/>
       <w:spacing w:after="240" w:line="240" w:lineRule="auto"/>
-      <w:ind w:firstLine="709"/>
       <w:contextualSpacing/>
       <w:outlineLvl w:val="0"/>
     </w:pPr>
@@ -14460,7 +14460,6 @@
       <w:pageBreakBefore/>
       <w:suppressAutoHyphens/>
       <w:spacing w:after="240" w:line="240" w:lineRule="auto"/>
-      <w:ind w:firstLine="709"/>
       <w:contextualSpacing/>
     </w:pPr>
     <w:rPr>
@@ -15547,7 +15546,6 @@
       <w:suppressAutoHyphens/>
       <w:snapToGrid w:val="0"/>
       <w:spacing w:before="360" w:line="240" w:lineRule="auto"/>
-      <w:ind w:firstLine="709"/>
       <w:jc w:val="both"/>
       <w:outlineLvl w:val="1"/>
     </w:pPr>
@@ -15569,7 +15567,6 @@
       <w:pageBreakBefore/>
       <w:suppressAutoHyphens/>
       <w:spacing w:before="240" w:line="240" w:lineRule="auto"/>
-      <w:ind w:firstLine="709"/>
       <w:jc w:val="both"/>
       <w:outlineLvl w:val="0"/>
     </w:pPr>
@@ -15590,7 +15587,6 @@
     <w:pPr>
       <w:suppressAutoHyphens/>
       <w:spacing w:before="60" w:after="60" w:line="240" w:lineRule="auto"/>
-      <w:ind w:firstLine="709"/>
       <w:jc w:val="both"/>
       <w:outlineLvl w:val="2"/>
     </w:pPr>
@@ -15610,7 +15606,6 @@
       <w:suppressAutoHyphens/>
       <w:snapToGrid w:val="0"/>
       <w:spacing w:before="60" w:after="60" w:line="240" w:lineRule="auto"/>
-      <w:ind w:firstLine="709"/>
       <w:jc w:val="both"/>
     </w:pPr>
     <w:rPr>
@@ -15718,7 +15713,6 @@
     <w:rsid w:val="00D76C1B"/>
     <w:pPr>
       <w:spacing w:line="360" w:lineRule="auto"/>
-      <w:ind w:firstLine="709"/>
       <w:jc w:val="both"/>
     </w:pPr>
     <w:rPr>
@@ -15962,7 +15956,6 @@
     <w:semiHidden/>
     <w:rsid w:val="00D76C1B"/>
     <w:pPr>
-      <w:ind w:firstLine="709"/>
       <w:jc w:val="both"/>
     </w:pPr>
     <w:rPr>
@@ -16194,7 +16187,6 @@
     <w:pPr>
       <w:suppressAutoHyphens/>
       <w:spacing w:line="360" w:lineRule="auto"/>
-      <w:ind w:firstLine="709"/>
       <w:contextualSpacing/>
       <w:jc w:val="both"/>
       <w:outlineLvl w:val="2"/>

--- a/SET_240.01-0/protocol_SET_240.01-0.docx
+++ b/SET_240.01-0/protocol_SET_240.01-0.docx
@@ -805,22 +805,22 @@
         <w:tblLook w:val="0000" w:firstRow="0" w:lastRow="0" w:firstColumn="0" w:lastColumn="0" w:noHBand="0" w:noVBand="0"/>
       </w:tblPr>
       <w:tblGrid>
-        <w:gridCol w:w="1000"/>
-        <w:gridCol w:w="746"/>
-        <w:gridCol w:w="556"/>
-        <w:gridCol w:w="555"/>
-        <w:gridCol w:w="555"/>
-        <w:gridCol w:w="555"/>
-        <w:gridCol w:w="555"/>
-        <w:gridCol w:w="555"/>
-        <w:gridCol w:w="555"/>
-        <w:gridCol w:w="610"/>
-        <w:gridCol w:w="610"/>
-        <w:gridCol w:w="610"/>
-        <w:gridCol w:w="610"/>
-        <w:gridCol w:w="610"/>
-        <w:gridCol w:w="610"/>
-        <w:gridCol w:w="610"/>
+        <w:gridCol w:w="1205"/>
+        <w:gridCol w:w="694"/>
+        <w:gridCol w:w="571"/>
+        <w:gridCol w:w="573"/>
+        <w:gridCol w:w="573"/>
+        <w:gridCol w:w="572"/>
+        <w:gridCol w:w="572"/>
+        <w:gridCol w:w="572"/>
+        <w:gridCol w:w="572"/>
+        <w:gridCol w:w="570"/>
+        <w:gridCol w:w="572"/>
+        <w:gridCol w:w="572"/>
+        <w:gridCol w:w="572"/>
+        <w:gridCol w:w="572"/>
+        <w:gridCol w:w="572"/>
+        <w:gridCol w:w="568"/>
       </w:tblGrid>
       <w:tr>
         <w:trPr>
@@ -3996,7 +3996,7 @@
     </w:p>
     <w:p>
       <w:pPr>
-        <w:pStyle w:val="17"/>
+        <w:pStyle w:val="13"/>
       </w:pPr>
       <w:r>
         <w:rPr>
@@ -4078,518 +4078,10 @@
         </w:rPr>
       </w:pPr>
     </w:p>
-    <w:p>
-      <w:pPr>
-        <w:pStyle w:val="TAGS"/>
-        <w:rPr>
-          <w:color w:val="1E4973"/>
-        </w:rPr>
-      </w:pPr>
-    </w:p>
-    <w:p>
-      <w:pPr>
-        <w:pStyle w:val="TAGS"/>
-        <w:rPr>
-          <w:color w:val="1E4973"/>
-        </w:rPr>
-      </w:pPr>
-    </w:p>
-    <w:p>
-      <w:pPr>
-        <w:pStyle w:val="TAGS"/>
-        <w:rPr>
-          <w:color w:val="1E4973"/>
-        </w:rPr>
-      </w:pPr>
-    </w:p>
-    <w:p>
-      <w:pPr>
-        <w:pStyle w:val="TAGS"/>
-        <w:rPr>
-          <w:color w:val="1E4973"/>
-        </w:rPr>
-      </w:pPr>
-    </w:p>
-    <w:p>
-      <w:pPr>
-        <w:pStyle w:val="TAGS"/>
-        <w:rPr>
-          <w:color w:val="1E4973"/>
-        </w:rPr>
-      </w:pPr>
-    </w:p>
-    <w:p>
-      <w:pPr>
-        <w:pStyle w:val="TAGS"/>
-        <w:rPr>
-          <w:color w:val="1E4973"/>
-        </w:rPr>
-      </w:pPr>
-    </w:p>
-    <w:p>
-      <w:pPr>
-        <w:pStyle w:val="TAGS"/>
-        <w:rPr>
-          <w:color w:val="1E4973"/>
-        </w:rPr>
-      </w:pPr>
-    </w:p>
-    <w:p>
-      <w:pPr>
-        <w:pStyle w:val="TAGS"/>
-        <w:rPr>
-          <w:color w:val="1E4973"/>
-        </w:rPr>
-      </w:pPr>
-    </w:p>
-    <w:p>
-      <w:pPr>
-        <w:pStyle w:val="TAGS"/>
-        <w:rPr>
-          <w:color w:val="1E4973"/>
-        </w:rPr>
-      </w:pPr>
-    </w:p>
-    <w:p>
-      <w:pPr>
-        <w:pStyle w:val="TAGS"/>
-        <w:rPr>
-          <w:color w:val="1E4973"/>
-        </w:rPr>
-      </w:pPr>
-    </w:p>
-    <w:p>
-      <w:pPr>
-        <w:pStyle w:val="TAGS"/>
-        <w:rPr>
-          <w:color w:val="1E4973"/>
-        </w:rPr>
-      </w:pPr>
-    </w:p>
-    <w:p>
-      <w:pPr>
-        <w:pStyle w:val="TAGS"/>
-        <w:rPr>
-          <w:color w:val="1E4973"/>
-        </w:rPr>
-      </w:pPr>
-    </w:p>
-    <w:p>
-      <w:pPr>
-        <w:pStyle w:val="TAGS"/>
-        <w:rPr>
-          <w:color w:val="1E4973"/>
-        </w:rPr>
-      </w:pPr>
-    </w:p>
-    <w:p>
-      <w:pPr>
-        <w:pStyle w:val="TAGS"/>
-        <w:rPr>
-          <w:color w:val="1E4973"/>
-        </w:rPr>
-      </w:pPr>
-    </w:p>
-    <w:p>
-      <w:pPr>
-        <w:pStyle w:val="TAGS"/>
-        <w:rPr>
-          <w:color w:val="1E4973"/>
-        </w:rPr>
-      </w:pPr>
-    </w:p>
-    <w:p>
-      <w:pPr>
-        <w:pStyle w:val="TAGS"/>
-        <w:rPr>
-          <w:color w:val="1E4973"/>
-        </w:rPr>
-      </w:pPr>
-    </w:p>
-    <w:p>
-      <w:pPr>
-        <w:pStyle w:val="TAGS"/>
-        <w:rPr>
-          <w:color w:val="1E4973"/>
-        </w:rPr>
-      </w:pPr>
-    </w:p>
-    <w:p>
-      <w:pPr>
-        <w:pStyle w:val="TAGS"/>
-        <w:rPr>
-          <w:color w:val="1E4973"/>
-        </w:rPr>
-      </w:pPr>
-    </w:p>
-    <w:p>
-      <w:pPr>
-        <w:pStyle w:val="TAGS"/>
-        <w:rPr>
-          <w:color w:val="1E4973"/>
-        </w:rPr>
-      </w:pPr>
-    </w:p>
-    <w:p>
-      <w:pPr>
-        <w:pStyle w:val="TAGS"/>
-        <w:rPr>
-          <w:color w:val="1E4973"/>
-        </w:rPr>
-      </w:pPr>
-    </w:p>
-    <w:p>
-      <w:pPr>
-        <w:pStyle w:val="TAGS"/>
-        <w:rPr>
-          <w:color w:val="1E4973"/>
-        </w:rPr>
-      </w:pPr>
-    </w:p>
-    <w:p>
-      <w:pPr>
-        <w:pStyle w:val="TAGS"/>
-        <w:rPr>
-          <w:color w:val="1E4973"/>
-        </w:rPr>
-      </w:pPr>
-    </w:p>
-    <w:p>
-      <w:pPr>
-        <w:pStyle w:val="TAGS"/>
-        <w:rPr>
-          <w:color w:val="1E4973"/>
-        </w:rPr>
-      </w:pPr>
-    </w:p>
-    <w:p>
-      <w:pPr>
-        <w:pStyle w:val="TAGS"/>
-        <w:rPr>
-          <w:color w:val="1E4973"/>
-        </w:rPr>
-      </w:pPr>
-    </w:p>
-    <w:p>
-      <w:pPr>
-        <w:pStyle w:val="TAGS"/>
-        <w:rPr>
-          <w:color w:val="1E4973"/>
-        </w:rPr>
-      </w:pPr>
-    </w:p>
-    <w:p>
-      <w:pPr>
-        <w:pStyle w:val="TAGS"/>
-        <w:rPr>
-          <w:color w:val="1E4973"/>
-        </w:rPr>
-      </w:pPr>
-    </w:p>
-    <w:p>
-      <w:pPr>
-        <w:pStyle w:val="TAGS"/>
-        <w:rPr>
-          <w:color w:val="1E4973"/>
-        </w:rPr>
-      </w:pPr>
-    </w:p>
-    <w:p>
-      <w:pPr>
-        <w:pStyle w:val="TAGS"/>
-        <w:rPr>
-          <w:color w:val="1E4973"/>
-        </w:rPr>
-      </w:pPr>
-    </w:p>
-    <w:p>
-      <w:pPr>
-        <w:pStyle w:val="TAGS"/>
-        <w:rPr>
-          <w:color w:val="1E4973"/>
-        </w:rPr>
-      </w:pPr>
-    </w:p>
-    <w:p>
-      <w:pPr>
-        <w:pStyle w:val="TAGS"/>
-        <w:rPr>
-          <w:color w:val="1E4973"/>
-        </w:rPr>
-      </w:pPr>
-    </w:p>
-    <w:p>
-      <w:pPr>
-        <w:pStyle w:val="TAGS"/>
-        <w:rPr>
-          <w:color w:val="1E4973"/>
-        </w:rPr>
-      </w:pPr>
-    </w:p>
-    <w:p>
-      <w:pPr>
-        <w:pStyle w:val="TAGS"/>
-        <w:rPr>
-          <w:color w:val="1E4973"/>
-        </w:rPr>
-      </w:pPr>
-    </w:p>
-    <w:p>
-      <w:pPr>
-        <w:pStyle w:val="TAGS"/>
-        <w:rPr>
-          <w:color w:val="1E4973"/>
-        </w:rPr>
-      </w:pPr>
-    </w:p>
-    <w:p>
-      <w:pPr>
-        <w:pStyle w:val="TAGS"/>
-        <w:rPr>
-          <w:color w:val="1E4973"/>
-        </w:rPr>
-      </w:pPr>
-    </w:p>
-    <w:p>
-      <w:pPr>
-        <w:pStyle w:val="TAGS"/>
-        <w:rPr>
-          <w:color w:val="1E4973"/>
-        </w:rPr>
-      </w:pPr>
-    </w:p>
-    <w:p>
-      <w:pPr>
-        <w:pStyle w:val="TAGS"/>
-        <w:rPr>
-          <w:color w:val="1E4973"/>
-        </w:rPr>
-      </w:pPr>
-    </w:p>
-    <w:p>
-      <w:pPr>
-        <w:pStyle w:val="TAGS"/>
-        <w:rPr>
-          <w:color w:val="1E4973"/>
-        </w:rPr>
-      </w:pPr>
-    </w:p>
-    <w:p>
-      <w:pPr>
-        <w:pStyle w:val="TAGS"/>
-        <w:rPr>
-          <w:color w:val="1E4973"/>
-        </w:rPr>
-      </w:pPr>
-    </w:p>
-    <w:p>
-      <w:pPr>
-        <w:pStyle w:val="TAGS"/>
-        <w:rPr>
-          <w:color w:val="1E4973"/>
-        </w:rPr>
-      </w:pPr>
-    </w:p>
-    <w:p>
-      <w:pPr>
-        <w:pStyle w:val="TAGS"/>
-        <w:rPr>
-          <w:color w:val="1E4973"/>
-        </w:rPr>
-      </w:pPr>
-    </w:p>
-    <w:p>
-      <w:pPr>
-        <w:pStyle w:val="TAGS"/>
-        <w:rPr>
-          <w:color w:val="1E4973"/>
-        </w:rPr>
-      </w:pPr>
-    </w:p>
-    <w:p>
-      <w:pPr>
-        <w:pStyle w:val="TAGS"/>
-        <w:rPr>
-          <w:color w:val="1E4973"/>
-        </w:rPr>
-      </w:pPr>
-    </w:p>
-    <w:p>
-      <w:pPr>
-        <w:pStyle w:val="TAGS"/>
-        <w:rPr>
-          <w:color w:val="1E4973"/>
-        </w:rPr>
-      </w:pPr>
-    </w:p>
-    <w:p>
-      <w:pPr>
-        <w:pStyle w:val="TAGS"/>
-        <w:rPr>
-          <w:color w:val="1E4973"/>
-        </w:rPr>
-      </w:pPr>
-    </w:p>
-    <w:p>
-      <w:pPr>
-        <w:pStyle w:val="TAGS"/>
-        <w:rPr>
-          <w:color w:val="1E4973"/>
-        </w:rPr>
-      </w:pPr>
-    </w:p>
-    <w:p>
-      <w:pPr>
-        <w:pStyle w:val="TAGS"/>
-        <w:rPr>
-          <w:color w:val="1E4973"/>
-        </w:rPr>
-      </w:pPr>
-    </w:p>
-    <w:p>
-      <w:pPr>
-        <w:pStyle w:val="TAGS"/>
-        <w:rPr>
-          <w:color w:val="1E4973"/>
-        </w:rPr>
-      </w:pPr>
-    </w:p>
-    <w:p>
-      <w:pPr>
-        <w:pStyle w:val="TAGS"/>
-        <w:rPr>
-          <w:color w:val="1E4973"/>
-        </w:rPr>
-      </w:pPr>
-    </w:p>
-    <w:p>
-      <w:pPr>
-        <w:pStyle w:val="TAGS"/>
-        <w:rPr>
-          <w:color w:val="1E4973"/>
-        </w:rPr>
-      </w:pPr>
-    </w:p>
-    <w:p>
-      <w:pPr>
-        <w:pStyle w:val="TAGS"/>
-        <w:rPr>
-          <w:color w:val="1E4973"/>
-        </w:rPr>
-      </w:pPr>
-    </w:p>
-    <w:p>
-      <w:pPr>
-        <w:pStyle w:val="TAGS"/>
-        <w:rPr>
-          <w:color w:val="1E4973"/>
-        </w:rPr>
-      </w:pPr>
-    </w:p>
-    <w:p>
-      <w:pPr>
-        <w:pStyle w:val="TAGS"/>
-        <w:rPr>
-          <w:color w:val="1E4973"/>
-        </w:rPr>
-      </w:pPr>
-    </w:p>
-    <w:p>
-      <w:pPr>
-        <w:pStyle w:val="TAGS"/>
-        <w:rPr>
-          <w:color w:val="1E4973"/>
-        </w:rPr>
-      </w:pPr>
-    </w:p>
-    <w:p>
-      <w:pPr>
-        <w:pStyle w:val="TAGS"/>
-        <w:rPr>
-          <w:color w:val="1E4973"/>
-        </w:rPr>
-      </w:pPr>
-    </w:p>
-    <w:p>
-      <w:pPr>
-        <w:pStyle w:val="TAGS"/>
-        <w:rPr>
-          <w:color w:val="1E4973"/>
-        </w:rPr>
-      </w:pPr>
-    </w:p>
-    <w:p>
-      <w:pPr>
-        <w:pStyle w:val="TAGS"/>
-        <w:rPr>
-          <w:color w:val="1E4973"/>
-        </w:rPr>
-      </w:pPr>
-    </w:p>
-    <w:p>
-      <w:pPr>
-        <w:pStyle w:val="TAGS"/>
-        <w:rPr>
-          <w:color w:val="1E4973"/>
-        </w:rPr>
-      </w:pPr>
-    </w:p>
-    <w:p>
-      <w:pPr>
-        <w:pStyle w:val="TAGS"/>
-        <w:rPr>
-          <w:color w:val="1E4973"/>
-        </w:rPr>
-      </w:pPr>
-    </w:p>
-    <w:p>
-      <w:pPr>
-        <w:pStyle w:val="TAGS"/>
-        <w:rPr>
-          <w:color w:val="1E4973"/>
-        </w:rPr>
-      </w:pPr>
-    </w:p>
-    <w:p>
-      <w:pPr>
-        <w:pStyle w:val="TAGS"/>
-        <w:rPr>
-          <w:color w:val="1E4973"/>
-        </w:rPr>
-      </w:pPr>
-    </w:p>
-    <w:p>
-      <w:pPr>
-        <w:pStyle w:val="TAGS"/>
-        <w:rPr>
-          <w:color w:val="1E4973"/>
-        </w:rPr>
-      </w:pPr>
-    </w:p>
-    <w:p>
-      <w:pPr>
-        <w:pStyle w:val="TAGS"/>
-        <w:rPr>
-          <w:color w:val="1E4973"/>
-        </w:rPr>
-      </w:pPr>
-    </w:p>
-    <w:p>
-      <w:pPr>
-        <w:pStyle w:val="TAGS"/>
-        <w:rPr>
-          <w:color w:val="1E4973"/>
-        </w:rPr>
-      </w:pPr>
-    </w:p>
-    <w:p>
-      <w:pPr>
-        <w:pStyle w:val="TAGS"/>
-        <w:rPr>
-          <w:color w:val="1E4973"/>
-        </w:rPr>
-      </w:pPr>
-    </w:p>
+    <w:p/>
+    <w:p/>
+    <w:p/>
+    <w:p/>
     <w:p>
       <w:r>
         <w:br w:type="page"/>
@@ -4598,7 +4090,7 @@
     <w:bookmarkStart w:id="0" w:name="X6df0dc407ac9d0d35d77f3b02cf3de2e76409b0"/>
     <w:p>
       <w:pPr>
-        <w:pStyle w:val="13"/>
+        <w:pStyle w:val="14"/>
       </w:pPr>
       <w:r>
         <w:rPr>
@@ -4637,7 +4129,7 @@
     <w:bookmarkStart w:id="1" w:name="основные-технические-данные"/>
     <w:p>
       <w:pPr>
-        <w:pStyle w:val="13"/>
+        <w:pStyle w:val="14"/>
       </w:pPr>
       <w:r>
         <w:rPr>
@@ -5280,7 +4772,7 @@
     <w:bookmarkStart w:id="7" w:name="дополнительные-сведения"/>
     <w:p>
       <w:pPr>
-        <w:pStyle w:val="13"/>
+        <w:pStyle w:val="14"/>
       </w:pPr>
       <w:r>
         <w:rPr>
@@ -5325,7 +4817,7 @@
     <w:bookmarkStart w:id="8" w:name="уставки-и-конфигурация"/>
     <w:p>
       <w:pPr>
-        <w:pStyle w:val="13"/>
+        <w:pStyle w:val="14"/>
       </w:pPr>
       <w:r>
         <w:rPr>
@@ -5376,7 +4868,7 @@
     <w:bookmarkStart w:id="9" w:name="внешний-осмотр"/>
     <w:p>
       <w:pPr>
-        <w:pStyle w:val="13"/>
+        <w:pStyle w:val="14"/>
       </w:pPr>
       <w:r>
         <w:rPr>
@@ -5519,7 +5011,7 @@
     <w:bookmarkStart w:id="10" w:name="X0e50c966c55b2f6f4209c430f930650427220e2"/>
     <w:p>
       <w:pPr>
-        <w:pStyle w:val="13"/>
+        <w:pStyle w:val="14"/>
       </w:pPr>
       <w:r>
         <w:rPr>
@@ -5554,7 +5046,7 @@
     <w:bookmarkStart w:id="11" w:name="проверка-состояния-изоляции"/>
     <w:p>
       <w:pPr>
-        <w:pStyle w:val="13"/>
+        <w:pStyle w:val="14"/>
       </w:pPr>
       <w:r>
         <w:rPr>
@@ -6101,7 +5593,7 @@
     <w:bookmarkStart w:id="16" w:name="X242d87850b64568d08d7180295cac2ddaededb8"/>
     <w:p>
       <w:pPr>
-        <w:pStyle w:val="13"/>
+        <w:pStyle w:val="14"/>
       </w:pPr>
       <w:r>
         <w:rPr>
@@ -6136,7 +5628,7 @@
     <w:bookmarkStart w:id="17" w:name="X85ae948ceebeeb232a023f43459d7364299701d"/>
     <w:p>
       <w:pPr>
-        <w:pStyle w:val="13"/>
+        <w:pStyle w:val="14"/>
       </w:pPr>
       <w:r>
         <w:rPr>
@@ -11473,7 +10965,7 @@
     </w:lvl>
   </w:abstractNum>
   <w:abstractNum w:abstractNumId="40">
-    <w:nsid w:val="040554F2"/>
+    <w:nsid w:val="0525A789"/>
     <w:multiLevelType w:val="multilevel"/>
     <w:lvl w:ilvl="0">
       <w:numFmt w:val="bullet"/>
@@ -12477,11 +11969,11 @@
   </w:latentStyles>
   <w:style w:type="paragraph" w:default="1" w:styleId="af">
     <w:name w:val="Normal"/>
+    <w:next w:val="13"/>
     <w:qFormat/>
-    <w:rsid w:val="0010443C"/>
+    <w:rsid w:val="00AE7737"/>
     <w:pPr>
       <w:spacing w:before="120" w:after="120"/>
-      <w:ind w:firstLine="709"/>
     </w:pPr>
     <w:rPr>
       <w:rFonts w:ascii="Arial Narrow" w:eastAsia="Times New Roman" w:hAnsi="Arial Narrow" w:cs="Times New Roman"/>
@@ -12490,11 +11982,11 @@
       <w:lang w:eastAsia="ru-RU"/>
     </w:rPr>
   </w:style>
-  <w:style w:type="paragraph" w:styleId="13">
+  <w:style w:type="paragraph" w:styleId="14">
     <w:name w:val="heading 1"/>
     <w:basedOn w:val="af"/>
     <w:next w:val="af"/>
-    <w:link w:val="14"/>
+    <w:link w:val="15"/>
     <w:uiPriority w:val="9"/>
     <w:unhideWhenUsed/>
     <w:qFormat/>
@@ -12801,7 +12293,7 @@
   <w:style w:type="paragraph" w:customStyle="1" w:styleId="11">
     <w:name w:val="ДОК Заголовок 1"/>
     <w:basedOn w:val="af"/>
-    <w:link w:val="15"/>
+    <w:link w:val="16"/>
     <w:qFormat/>
     <w:rsid w:val="00A92DC4"/>
     <w:pPr>
@@ -12822,7 +12314,7 @@
       <w:lang w:val="en-US"/>
     </w:rPr>
   </w:style>
-  <w:style w:type="character" w:customStyle="1" w:styleId="15">
+  <w:style w:type="character" w:customStyle="1" w:styleId="16">
     <w:name w:val="ДОК Заголовок 1 Знак"/>
     <w:basedOn w:val="af0"/>
     <w:link w:val="11"/>
@@ -13179,10 +12671,10 @@
       </w:tblBorders>
     </w:tblPr>
   </w:style>
-  <w:style w:type="character" w:customStyle="1" w:styleId="14">
+  <w:style w:type="character" w:customStyle="1" w:styleId="15">
     <w:name w:val="Заголовок 1 Знак"/>
     <w:basedOn w:val="af0"/>
-    <w:link w:val="13"/>
+    <w:link w:val="14"/>
     <w:uiPriority w:val="9"/>
     <w:rsid w:val="00663057"/>
     <w:rPr>
@@ -13402,7 +12894,7 @@
       <w:jc w:val="both"/>
     </w:pPr>
   </w:style>
-  <w:style w:type="paragraph" w:styleId="16">
+  <w:style w:type="paragraph" w:styleId="17">
     <w:name w:val="toc 1"/>
     <w:basedOn w:val="11"/>
     <w:next w:val="af"/>
@@ -13434,7 +12926,7 @@
   <w:style w:type="paragraph" w:styleId="25">
     <w:name w:val="toc 2"/>
     <w:basedOn w:val="20"/>
-    <w:next w:val="17"/>
+    <w:next w:val="13"/>
     <w:autoRedefine/>
     <w:uiPriority w:val="39"/>
     <w:qFormat/>
@@ -14135,7 +13627,7 @@
   </w:style>
   <w:style w:type="paragraph" w:styleId="afffff1">
     <w:name w:val="TOC Heading"/>
-    <w:basedOn w:val="13"/>
+    <w:basedOn w:val="14"/>
     <w:next w:val="af"/>
     <w:uiPriority w:val="39"/>
     <w:unhideWhenUsed/>
@@ -16157,7 +15649,6 @@
     <w:qFormat/>
     <w:rsid w:val="00D76C1B"/>
     <w:pPr>
-      <w:ind w:firstLine="0"/>
       <w:outlineLvl w:val="9"/>
     </w:pPr>
   </w:style>
@@ -16260,7 +15751,6 @@
     <w:pPr>
       <w:keepNext w:val="0"/>
       <w:spacing w:after="60"/>
-      <w:ind w:firstLine="0"/>
     </w:pPr>
     <w:rPr>
       <w:sz w:val="24"/>
@@ -16346,12 +15836,12 @@
     <w:name w:val="Table"/>
     <w:basedOn w:val="af1"/>
     <w:uiPriority w:val="46"/>
-    <w:rsid w:val="00BB30D4"/>
+    <w:rsid w:val="00391018"/>
     <w:pPr>
       <w:spacing w:before="60" w:after="0" w:line="240" w:lineRule="auto"/>
     </w:pPr>
     <w:rPr>
-      <w:rFonts w:ascii="Times New Roman" w:hAnsi="Times New Roman"/>
+      <w:rFonts w:ascii="Arial Narrow" w:hAnsi="Arial Narrow"/>
       <w:sz w:val="24"/>
     </w:rPr>
     <w:tblPr>
@@ -16366,6 +15856,13 @@
         <w:insideV w:val="single" w:sz="4" w:space="0" w:color="auto"/>
       </w:tblBorders>
     </w:tblPr>
+    <w:tcPr>
+      <w:tcMar>
+        <w:left w:w="28" w:type="dxa"/>
+        <w:right w:w="28" w:type="dxa"/>
+      </w:tcMar>
+      <w:vAlign w:val="center"/>
+    </w:tcPr>
     <w:tblStylePr w:type="firstRow">
       <w:pPr>
         <w:jc w:val="center"/>
@@ -16378,7 +15875,6 @@
       <w:tblPr/>
       <w:tcPr>
         <w:shd w:val="clear" w:color="auto" w:fill="D9D9D9" w:themeFill="background1" w:themeFillShade="D9"/>
-        <w:vAlign w:val="center"/>
       </w:tcPr>
     </w:tblStylePr>
     <w:tblStylePr w:type="lastRow">
@@ -16398,7 +15894,7 @@
         <w:jc w:val="center"/>
       </w:pPr>
       <w:rPr>
-        <w:b/>
+        <w:b w:val="0"/>
         <w:bCs/>
       </w:rPr>
       <w:tblPr/>
@@ -16408,7 +15904,7 @@
     </w:tblStylePr>
     <w:tblStylePr w:type="lastCol">
       <w:rPr>
-        <w:b/>
+        <w:b w:val="0"/>
         <w:bCs/>
       </w:rPr>
     </w:tblStylePr>
@@ -17516,24 +17012,26 @@
       </w:tcPr>
     </w:tblStylePr>
   </w:style>
-  <w:style w:type="paragraph" w:customStyle="1" w:styleId="17">
+  <w:style w:type="paragraph" w:customStyle="1" w:styleId="13">
     <w:name w:val="Обычный1"/>
+    <w:basedOn w:val="af"/>
+    <w:next w:val="af"/>
     <w:link w:val="1f5"/>
     <w:qFormat/>
-    <w:rsid w:val="00F50577"/>
-    <w:rPr>
-      <w:rFonts w:ascii="Arial Narrow" w:eastAsia="Times New Roman" w:hAnsi="Arial Narrow" w:cs="Times New Roman"/>
+    <w:rsid w:val="00537D18"/>
+    <w:pPr>
+      <w:spacing w:before="0" w:after="0"/>
+      <w:ind w:firstLine="709"/>
+    </w:pPr>
+    <w:rPr>
       <w:snapToGrid w:val="0"/>
-      <w:sz w:val="24"/>
-      <w:szCs w:val="20"/>
-      <w:lang w:eastAsia="ru-RU"/>
     </w:rPr>
   </w:style>
   <w:style w:type="character" w:customStyle="1" w:styleId="1f5">
     <w:name w:val="Обычный1 Знак"/>
     <w:basedOn w:val="af0"/>
-    <w:link w:val="17"/>
-    <w:rsid w:val="00F50577"/>
+    <w:link w:val="13"/>
+    <w:rsid w:val="00537D18"/>
     <w:rPr>
       <w:rFonts w:ascii="Arial Narrow" w:eastAsia="Times New Roman" w:hAnsi="Arial Narrow" w:cs="Times New Roman"/>
       <w:snapToGrid w:val="0"/>

--- a/SET_240.01-0/protocol_SET_240.01-0.docx
+++ b/SET_240.01-0/protocol_SET_240.01-0.docx
@@ -10965,7 +10965,7 @@
     </w:lvl>
   </w:abstractNum>
   <w:abstractNum w:abstractNumId="40">
-    <w:nsid w:val="0525A789"/>
+    <w:nsid w:val="033D025C"/>
     <w:multiLevelType w:val="multilevel"/>
     <w:lvl w:ilvl="0">
       <w:numFmt w:val="bullet"/>

--- a/SET_240.01-0/protocol_SET_240.01-0.docx
+++ b/SET_240.01-0/protocol_SET_240.01-0.docx
@@ -5,138 +5,75 @@
     <w:p>
       <w:pPr>
         <w:pStyle w:val="afffe"/>
-      </w:pPr>
-    </w:p>
-    <w:p>
-      <w:pPr>
-        <w:pStyle w:val="afffe"/>
-      </w:pPr>
-    </w:p>
-    <w:p>
-      <w:pPr>
-        <w:pStyle w:val="afffe"/>
-      </w:pPr>
-    </w:p>
-    <w:p>
-      <w:pPr>
-        <w:pStyle w:val="afffe"/>
-      </w:pPr>
-    </w:p>
-    <w:p>
-      <w:pPr>
-        <w:pStyle w:val="afffe"/>
-      </w:pPr>
-    </w:p>
-    <w:p>
-      <w:pPr>
-        <w:pStyle w:val="afffe"/>
-      </w:pPr>
-    </w:p>
-    <w:p>
-      <w:pPr>
-        <w:pStyle w:val="afffe"/>
-      </w:pPr>
-    </w:p>
-    <w:p>
-      <w:pPr>
-        <w:pStyle w:val="afffe"/>
-      </w:pPr>
-    </w:p>
-    <w:p>
-      <w:pPr>
-        <w:pStyle w:val="afffe"/>
-      </w:pPr>
-      <w:r>
-        <w:t xml:space="preserve">Шкаф </w:t>
-      </w:r>
-      <w:r>
+        <w:jc w:val="left"/>
         <w:rPr>
           <w:lang w:val="en-US"/>
         </w:rPr>
-        <w:t xml:space="preserve">ШЭТ 240.01-0</w:t>
-      </w:r>
-      <w:r>
-        <w:t>.</w:t>
-      </w:r>
-    </w:p>
-    <w:p>
-      <w:pPr>
-        <w:pStyle w:val="afffe"/>
-      </w:pPr>
-      <w:r>
-        <w:t>Протокол наладки</w:t>
-      </w:r>
-    </w:p>
-    <w:p>
-      <w:pPr>
-        <w:pStyle w:val="af7"/>
-      </w:pPr>
-    </w:p>
-    <w:p>
-      <w:pPr>
-        <w:pStyle w:val="af7"/>
-      </w:pPr>
-    </w:p>
-    <w:p>
-      <w:pPr>
-        <w:pStyle w:val="af7"/>
-      </w:pPr>
-    </w:p>
-    <w:p>
-      <w:pPr>
-        <w:pStyle w:val="af7"/>
-      </w:pPr>
-    </w:p>
-    <w:p>
-      <w:pPr>
-        <w:pStyle w:val="af7"/>
-      </w:pPr>
-    </w:p>
-    <w:p>
-      <w:pPr>
-        <w:pStyle w:val="af7"/>
-      </w:pPr>
-    </w:p>
-    <w:p>
-      <w:pPr>
-        <w:pStyle w:val="af7"/>
-      </w:pPr>
-    </w:p>
-    <w:p>
-      <w:pPr>
-        <w:pStyle w:val="aff3"/>
+      </w:pPr>
+      <w:r>
         <w:rPr>
           <w:lang w:val="en-US"/>
         </w:rPr>
-      </w:pPr>
+        <w:t xml:space="preserve">
+          <w:r>
+            <w:t xml:space="preserve">Дифференциальная защита сборных шин 110-220 кВ</w:t>
+            <w:br/>
+            <w:t xml:space="preserve">(9 присоединений с жесткой фиксацией)</w:t>
+          </w:r>
+        </w:t>
+      </w:r>
     </w:p>
     <w:p>
       <w:pPr>
-        <w:pStyle w:val="aff3"/>
+        <w:pStyle w:val="afffe"/>
+        <w:jc w:val="left"/>
         <w:rPr>
           <w:lang w:val="en-US"/>
         </w:rPr>
       </w:pPr>
-    </w:p>
-    <w:p>
-      <w:pPr>
-        <w:pStyle w:val="aff3"/>
+      <w:r>
+        <w:t>Шкаф</w:t>
+      </w:r>
+      <w:r>
         <w:rPr>
           <w:lang w:val="en-US"/>
         </w:rPr>
-      </w:pPr>
-    </w:p>
-    <w:p>
-      <w:pPr>
-        <w:pStyle w:val="aff3"/>
+        <w:t xml:space="preserve"> </w:t>
+      </w:r>
+      <w:r>
+        <w:t>электротехнический</w:t>
+      </w:r>
+      <w:r>
         <w:rPr>
           <w:lang w:val="en-US"/>
         </w:rPr>
-      </w:pPr>
+        <w:t xml:space="preserve"> </w:t>
+      </w:r>
+      <w:r>
+        <w:t>типовой</w:t>
+      </w:r>
     </w:p>
     <w:p>
       <w:pPr>
-        <w:pStyle w:val="aff3"/>
+        <w:pStyle w:val="afffe"/>
+        <w:jc w:val="left"/>
+        <w:rPr>
+          <w:color w:val="365F91" w:themeColor="accent1" w:themeShade="BF"/>
+          <w:lang w:val="en-US"/>
+        </w:rPr>
+      </w:pPr>
+      <w:r>
+        <w:rPr>
+          <w:color w:val="365F91" w:themeColor="accent1" w:themeShade="BF"/>
+          <w:lang w:val="en-US"/>
+        </w:rPr>
+        <w:t xml:space="preserve">ШЭТ 240.01-0-ЮИРЗ</w:t>
+      </w:r>
+    </w:p>
+    <w:p>
+      <w:pPr>
+        <w:pStyle w:val="afffe"/>
+        <w:jc w:val="left"/>
         <w:rPr>
           <w:lang w:val="en-US"/>
         </w:rPr>
@@ -144,32 +81,76 @@
     </w:p>
     <w:p>
       <w:pPr>
+        <w:pStyle w:val="afffe"/>
+        <w:jc w:val="left"/>
         <w:rPr>
           <w:lang w:val="en-US"/>
         </w:rPr>
       </w:pPr>
-    </w:p>
-    <w:p>
-      <w:pPr>
+      <w:r>
+        <w:t>Протокол</w:t>
+      </w:r>
+      <w:r>
         <w:rPr>
           <w:lang w:val="en-US"/>
         </w:rPr>
-      </w:pPr>
+        <w:t xml:space="preserve"> </w:t>
+      </w:r>
+      <w:r>
+        <w:t>наладки</w:t>
+      </w:r>
     </w:p>
-    <w:p/>
+    <w:p>
+      <w:pPr>
+        <w:pStyle w:val="afffe"/>
+        <w:jc w:val="left"/>
+        <w:rPr>
+          <w:color w:val="365F91" w:themeColor="accent1" w:themeShade="BF"/>
+          <w:lang w:val="en-US"/>
+        </w:rPr>
+      </w:pPr>
+      <w:r>
+        <w:rPr>
+          <w:color w:val="365F91" w:themeColor="accent1" w:themeShade="BF"/>
+          <w:lang w:val="en-US"/>
+        </w:rPr>
+        <w:t xml:space="preserve">ЮТКБ.656463.XXX-001 ПН</w:t>
+      </w:r>
+    </w:p>
+    <w:p>
+      <w:pPr>
+        <w:pStyle w:val="afffe"/>
+        <w:jc w:val="left"/>
+        <w:rPr>
+          <w:color w:val="365F91" w:themeColor="accent1" w:themeShade="BF"/>
+          <w:lang w:val="en-US"/>
+        </w:rPr>
+      </w:pPr>
+    </w:p>
+    <w:p>
+      <w:pPr>
+        <w:rPr>
+          <w:lang w:val="en-US"/>
+        </w:rPr>
+      </w:pPr>
+    </w:p>
     <w:p>
       <w:pPr>
         <w:tabs>
           <w:tab w:val="left" w:pos="825"/>
         </w:tabs>
+        <w:rPr>
+          <w:lang w:val="en-US"/>
+        </w:rPr>
         <w:sectPr>
           <w:headerReference w:type="default" r:id="rId8"/>
           <w:footerReference w:type="default" r:id="rId9"/>
           <w:headerReference w:type="first" r:id="rId10"/>
           <w:footerReference w:type="first" r:id="rId11"/>
           <w:pgSz w:w="11907" w:h="16839" w:code="9"/>
-          <w:pgMar w:top="1134" w:right="567" w:bottom="567" w:left="567" w:header="283" w:footer="283" w:gutter="851"/>
+          <w:pgMar w:top="1134" w:right="567" w:bottom="567" w:left="567" w:header="284" w:footer="284" w:gutter="851"/>
           <w:cols w:space="708"/>
+          <w:vAlign w:val="bottom"/>
           <w:titlePg/>
           <w:docGrid w:linePitch="360"/>
         </w:sectPr>
@@ -178,136 +159,26 @@
     <w:p>
       <w:pPr>
         <w:pStyle w:val="afff2"/>
-        <w:ind w:right="282"/>
+        <w:spacing w:line="360" w:lineRule="auto"/>
+        <w:ind w:right="282" w:firstLine="0"/>
         <w:rPr>
           <w:lang w:val="en-US"/>
         </w:rPr>
       </w:pPr>
     </w:p>
-    <w:tbl>
-      <w:tblPr>
-        <w:tblStyle w:val="aff7"/>
-        <w:tblpPr w:leftFromText="180" w:rightFromText="180" w:vertAnchor="text" w:horzAnchor="page" w:tblpX="8070" w:tblpY="42"/>
-        <w:tblW w:w="0" w:type="auto"/>
-        <w:tblBorders>
-          <w:top w:val="none" w:sz="0" w:space="0" w:color="auto"/>
-          <w:left w:val="none" w:sz="0" w:space="0" w:color="auto"/>
-          <w:bottom w:val="none" w:sz="0" w:space="0" w:color="auto"/>
-          <w:right w:val="none" w:sz="0" w:space="0" w:color="auto"/>
-          <w:insideH w:val="none" w:sz="0" w:space="0" w:color="auto"/>
-          <w:insideV w:val="none" w:sz="0" w:space="0" w:color="auto"/>
-        </w:tblBorders>
-        <w:tblLook w:val="04A0" w:firstRow="1" w:lastRow="0" w:firstColumn="1" w:lastColumn="0" w:noHBand="0" w:noVBand="1"/>
-      </w:tblPr>
-      <w:tblGrid>
-        <w:gridCol w:w="1551"/>
-        <w:gridCol w:w="1843"/>
-      </w:tblGrid>
-      <w:tr>
-        <w:trPr>
-          <w:trHeight w:val="558"/>
-        </w:trPr>
-        <w:tc>
-          <w:tcPr>
-            <w:tcW w:w="1413" w:type="dxa"/>
-            <w:vAlign w:val="center"/>
-          </w:tcPr>
-          <w:p>
-            <w:pPr>
-              <w:pStyle w:val="afff2"/>
-              <w:ind w:left="117" w:right="282" w:firstLine="0"/>
-              <w:jc w:val="right"/>
-            </w:pPr>
-            <w:r>
-              <w:t>Редакция</w:t>
-            </w:r>
-            <w:r>
-              <w:rPr>
-                <w:lang w:val="en-US"/>
-              </w:rPr>
-              <w:t>:</w:t>
-            </w:r>
-          </w:p>
-        </w:tc>
-        <w:tc>
-          <w:tcPr>
-            <w:tcW w:w="1843" w:type="dxa"/>
-            <w:vAlign w:val="center"/>
-          </w:tcPr>
-          <w:p>
-            <w:pPr>
-              <w:pStyle w:val="afff2"/>
-              <w:ind w:right="282" w:firstLine="0"/>
-              <w:jc w:val="left"/>
-            </w:pPr>
-            <w:proofErr w:type="gramStart"/>
-            <w:r>
-              <w:rPr>
-                <w:color w:val="A6A6A6" w:themeColor="background1" w:themeShade="A6"/>
-                <w:lang w:val="en-US"/>
-              </w:rPr>
-              <w:t xml:space="preserve">0.1</w:t>
-            </w:r>
-          </w:p>
-        </w:tc>
-      </w:tr>
-      <w:tr>
-        <w:trPr>
-          <w:trHeight w:val="413"/>
-        </w:trPr>
-        <w:tc>
-          <w:tcPr>
-            <w:tcW w:w="1413" w:type="dxa"/>
-            <w:vAlign w:val="center"/>
-          </w:tcPr>
-          <w:p>
-            <w:pPr>
-              <w:pStyle w:val="afff2"/>
-              <w:ind w:left="117" w:right="282" w:firstLine="0"/>
-              <w:jc w:val="right"/>
-            </w:pPr>
-            <w:r>
-              <w:t>Дата</w:t>
-            </w:r>
-            <w:r>
-              <w:rPr>
-                <w:lang w:val="en-US"/>
-              </w:rPr>
-              <w:t>:</w:t>
-            </w:r>
-          </w:p>
-        </w:tc>
-        <w:tc>
-          <w:tcPr>
-            <w:tcW w:w="1843" w:type="dxa"/>
-            <w:vAlign w:val="center"/>
-          </w:tcPr>
-          <w:p>
-            <w:pPr>
-              <w:pStyle w:val="afff2"/>
-              <w:ind w:right="282" w:firstLine="0"/>
-              <w:jc w:val="left"/>
-              <w:rPr>
-                <w:lang w:val="en-US"/>
-              </w:rPr>
-            </w:pPr>
-            <w:proofErr w:type="gramStart"/>
-            <w:r>
-              <w:rPr>
-                <w:color w:val="A6A6A6" w:themeColor="background1" w:themeShade="A6"/>
-                <w:lang w:val="en-US"/>
-              </w:rPr>
-              <w:t xml:space="preserve">15.09.2026</w:t>
-            </w:r>
-          </w:p>
-        </w:tc>
-      </w:tr>
-    </w:tbl>
     <w:p>
       <w:pPr>
         <w:pStyle w:val="afff2"/>
-      </w:pPr>
-      <w:r>
+        <w:spacing w:line="360" w:lineRule="auto"/>
+        <w:ind w:firstLine="0"/>
+        <w:rPr>
+          <w:lang w:val="en-US"/>
+        </w:rPr>
+      </w:pPr>
+      <w:r>
+        <w:rPr>
+          <w:lang w:val="en-US"/>
+        </w:rPr>
         <w:t xml:space="preserve">© </w:t>
       </w:r>
       <w:r>
@@ -346,73 +217,171 @@
       </w:r>
       <w:proofErr w:type="spellEnd"/>
       <w:r>
-        <w:t xml:space="preserve"> Инжиниринг</w:t>
+        <w:rPr>
+          <w:lang w:val="en-US"/>
+        </w:rPr>
+        <w:t xml:space="preserve"> </w:t>
+      </w:r>
+      <w:r>
+        <w:t>Инжиниринг</w:t>
+      </w:r>
+      <w:r>
+        <w:rPr>
+          <w:rStyle w:val="afff3"/>
+          <w:sz w:val="20"/>
+          <w:szCs w:val="16"/>
+        </w:rPr>
+        <w:ptab w:relativeTo="margin" w:alignment="right" w:leader="none"/>
+      </w:r>
+      <w:r>
+        <w:t>Редакция</w:t>
+      </w:r>
+      <w:r>
+        <w:rPr>
+          <w:lang w:val="en-US"/>
+        </w:rPr>
+        <w:t>:</w:t>
+      </w:r>
+      <w:r>
+        <w:rPr>
+          <w:lang w:val="en-US"/>
+        </w:rPr>
+        <w:t xml:space="preserve"> </w:t>
+      </w:r>
+      <w:proofErr w:type="gramStart"/>
+      <w:r>
+        <w:rPr>
+          <w:color w:val="A6A6A6" w:themeColor="background1" w:themeShade="A6"/>
+          <w:lang w:val="en-US"/>
+        </w:rPr>
+        <w:t xml:space="preserve">0.1</w:t>
       </w:r>
     </w:p>
     <w:p>
       <w:pPr>
         <w:pStyle w:val="afff2"/>
-      </w:pPr>
+        <w:spacing w:line="360" w:lineRule="auto"/>
+        <w:ind w:firstLine="0"/>
+      </w:pPr>
+      <w:r>
+        <w:t>Москва</w:t>
+      </w:r>
+      <w:r>
+        <w:rPr>
+          <w:rStyle w:val="afff3"/>
+          <w:sz w:val="20"/>
+          <w:szCs w:val="16"/>
+        </w:rPr>
+        <w:ptab w:relativeTo="margin" w:alignment="right" w:leader="none"/>
+      </w:r>
+      <w:r>
+        <w:t xml:space="preserve">Дата</w:t>
+      </w:r>
+      <w:r>
+        <w:t xml:space="preserve">: </w:t>
+      </w:r>
+      <w:proofErr w:type="gramStart"/>
+      <w:r>
+        <w:rPr>
+          <w:color w:val="A6A6A6" w:themeColor="background1" w:themeShade="A6"/>
+        </w:rPr>
+        <w:t xml:space="preserve">01.10.2026</w:t>
+      </w:r>
     </w:p>
     <w:p>
       <w:pPr>
         <w:pStyle w:val="afff2"/>
-      </w:pPr>
-      <w:r>
-        <w:t>Москва</w:t>
-      </w:r>
+        <w:spacing w:line="360" w:lineRule="auto"/>
+        <w:ind w:firstLine="0"/>
+      </w:pPr>
     </w:p>
     <w:p>
       <w:pPr>
         <w:pStyle w:val="afff2"/>
+        <w:spacing w:line="360" w:lineRule="auto"/>
+        <w:ind w:firstLine="0"/>
       </w:pPr>
     </w:p>
     <w:p>
       <w:pPr>
-        <w:pStyle w:val="afff2"/>
-      </w:pPr>
+        <w:ind w:firstLine="567"/>
+        <w:jc w:val="both"/>
+      </w:pPr>
+      <w:r>
+        <w:t>Данный документ содержит описание методик</w:t>
+      </w:r>
+      <w:r>
+        <w:t>и</w:t>
+      </w:r>
+      <w:r>
+        <w:t>, объе</w:t>
+      </w:r>
+      <w:r>
+        <w:t>м</w:t>
+      </w:r>
+      <w:r>
+        <w:t>а</w:t>
+      </w:r>
+      <w:r>
+        <w:t xml:space="preserve"> провер</w:t>
+      </w:r>
+      <w:r>
+        <w:t>ки</w:t>
+      </w:r>
+      <w:r>
+        <w:t xml:space="preserve">, </w:t>
+      </w:r>
+      <w:r>
+        <w:t xml:space="preserve">порядка проведения пусконаладочных </w:t>
+      </w:r>
+      <w:r>
+        <w:t>работ</w:t>
+      </w:r>
+      <w:r>
+        <w:t xml:space="preserve"> при новом включении и</w:t>
+      </w:r>
+      <w:r>
+        <w:t xml:space="preserve"> </w:t>
+      </w:r>
+      <w:r>
+        <w:t>других видах технического обслуживания</w:t>
+      </w:r>
+      <w:r>
+        <w:t xml:space="preserve"> шкафа электротехнического типового </w:t>
+      </w:r>
+      <w:proofErr w:type="gramStart"/>
+      <w:r>
+        <w:t xml:space="preserve">ШЭТ 240.01-0-ЮИРЗ</w:t>
+      </w:r>
+      <w:r>
+        <w:t xml:space="preserve">, </w:t>
+      </w:r>
+      <w:r>
+        <w:t xml:space="preserve">в состав которого </w:t>
+      </w:r>
+      <w:r>
+        <w:t xml:space="preserve">входят три интеллектуальных электронных устройства серии «ЮНИТ-М500» (для пофазного исполнения)</w:t>
+      </w:r>
+      <w:r>
+        <w:t xml:space="preserve">. </w:t>
+      </w:r>
     </w:p>
     <w:p>
-      <w:r>
-        <w:t xml:space="preserve">Данный документ содержит описание методики, объема и порядка проведения пусконаладочных тестов </w:t>
-      </w:r>
-      <w:r>
-        <w:t>при новом включении и периодическом техническом обслуживании микропроцессорного устройства</w:t>
-      </w:r>
-      <w:r>
-        <w:t xml:space="preserve"> «</w:t>
-      </w:r>
-      <w:r>
-        <w:t>ЮНИТ-М300-ДЗТ2</w:t>
-      </w:r>
-      <w:r>
-        <w:t>», а также включает таблицы с итоговыми показателями тестирования.</w:t>
-      </w:r>
-    </w:p>
-    <w:p>
-      <w:pPr>
-        <w:pStyle w:val="afff2"/>
-      </w:pPr>
-      <w:r>
-        <w:t>Испытуем</w:t>
-      </w:r>
-      <w:r>
-        <w:t>ое оборудование может устанавливаться</w:t>
-      </w:r>
-      <w:r>
-        <w:t xml:space="preserve"> на объекте внутри </w:t>
-      </w:r>
-      <w:r>
-        <w:t>шкафа</w:t>
-      </w:r>
-      <w:r>
-        <w:t>.</w:t>
-      </w:r>
-      <w:r>
-        <w:t xml:space="preserve"> </w:t>
-      </w:r>
-      <w:r>
-        <w:t>Помимо этого, согласно указанной методике, допускается проведение испытаний устройства в лабораторных условиях службы релейной защиты и автоматики путем моделирования рабочих условий объекта посредством подачи внешних сигналов.</w:t>
+      <w:pPr>
+        <w:ind w:firstLine="567"/>
+        <w:jc w:val="both"/>
+      </w:pPr>
+      <w:r>
+        <w:t>Д</w:t>
+      </w:r>
+      <w:r>
+        <w:t xml:space="preserve">опускается проведение испытаний в </w:t>
+      </w:r>
+      <w:r>
+        <w:t>электротехнических лабораториях</w:t>
+      </w:r>
+      <w:r>
+        <w:t xml:space="preserve"> службы релейной защиты и автоматики путем моделирования рабочих условий объекта посредством подачи внешних сигналов.</w:t>
       </w:r>
     </w:p>
     <w:p>
@@ -433,16 +402,32 @@
           <w:ilvl w:val="0"/>
           <w:numId w:val="43"/>
         </w:numPr>
-        <w:ind w:left="851" w:hanging="284"/>
-      </w:pPr>
-      <w:r>
-        <w:t>Руководство по эксплуатации общее. ЮТКБ.656122.609 РЭ «</w:t>
-      </w:r>
-      <w:r>
-        <w:t>Руководство по эксплуатации линейки ЮНИТ-М300</w:t>
-      </w:r>
-      <w:r>
-        <w:t>»;</w:t>
+        <w:tabs>
+          <w:tab w:val="left" w:pos="993"/>
+        </w:tabs>
+        <w:ind w:left="0" w:firstLine="567"/>
+      </w:pPr>
+      <w:r>
+        <w:t xml:space="preserve">Руководство по эксплуатации</w:t>
+      </w:r>
+      <w:r>
+        <w:t xml:space="preserve">. </w:t>
+      </w:r>
+      <w:proofErr w:type="gramStart"/>
+      <w:r>
+        <w:t xml:space="preserve">ЮТКБ.656463.300-001 РЭ</w:t>
+      </w:r>
+      <w:r>
+        <w:t xml:space="preserve"> «</w:t>
+      </w:r>
+      <w:r>
+        <w:t xml:space="preserve">Дифференциальная защита сборных шин 110–220 кВ (9 присоединений с жесткой фиксацией). Шкаф типа ШЭТ 240.01-0-ЮИРЗ</w:t>
+      </w:r>
+      <w:r>
+        <w:t>»</w:t>
+      </w:r>
+      <w:r>
+        <w:t>;</w:t>
       </w:r>
     </w:p>
     <w:p>
@@ -452,22 +437,72 @@
           <w:ilvl w:val="0"/>
           <w:numId w:val="43"/>
         </w:numPr>
-        <w:ind w:left="851" w:hanging="284"/>
+        <w:tabs>
+          <w:tab w:val="left" w:pos="993"/>
+        </w:tabs>
+        <w:ind w:left="0" w:firstLine="567"/>
+      </w:pPr>
+      <w:r>
+        <w:t>Руководство по эксплуатации общее. ЮТКБ.656122.6</w:t>
+      </w:r>
+      <w:r>
+        <w:t>11</w:t>
+      </w:r>
+      <w:r>
+        <w:t xml:space="preserve"> РЭ «</w:t>
+      </w:r>
+      <w:r>
+        <w:t>Устройство защиты и автоматики серии</w:t>
+      </w:r>
+      <w:r>
+        <w:t xml:space="preserve"> </w:t>
+      </w:r>
+      <w:r>
+        <w:t>«</w:t>
+      </w:r>
+      <w:r>
+        <w:t>ЮНИТ-М</w:t>
+      </w:r>
+      <w:r>
+        <w:t>5</w:t>
+      </w:r>
+      <w:r>
+        <w:t>00</w:t>
+      </w:r>
+      <w:r>
+        <w:t xml:space="preserve">»;</w:t>
+      </w:r>
+    </w:p>
+    <w:p>
+      <w:pPr>
+        <w:pStyle w:val="afff2"/>
+        <w:numPr>
+          <w:ilvl w:val="0"/>
+          <w:numId w:val="43"/>
+        </w:numPr>
+        <w:tabs>
+          <w:tab w:val="left" w:pos="993"/>
+        </w:tabs>
+        <w:ind w:left="0" w:firstLine="567"/>
       </w:pPr>
       <w:r>
         <w:t xml:space="preserve">Руководство по эксплуатации. </w:t>
       </w:r>
-      <w:r>
-        <w:t>ЮТКБ.656122.609 РЭ</w:t>
-      </w:r>
-      <w:r>
-        <w:t>6</w:t>
-      </w:r>
-      <w:r>
-        <w:t xml:space="preserve"> </w:t>
-      </w:r>
-      <w:r>
-        <w:t>«Микропроцессорное устройство защиты и автоматики отходящей линии «ЮНИТ-М300-ДЗТ2»;</w:t>
+      <w:proofErr w:type="gramStart"/>
+      <w:r>
+        <w:t xml:space="preserve">ЮТКБ.656122.611-04.01 РЭ</w:t>
+      </w:r>
+      <w:r>
+        <w:t xml:space="preserve"> «</w:t>
+      </w:r>
+      <w:r>
+        <w:t xml:space="preserve">Дифференциальная защита сборных шин для первичных схем до 12 элементов на напряжение от 110 до 220 кВ с функцией УРОВ. Устройство типа ЮНИТ-М500-ДЗШ</w:t>
+      </w:r>
+      <w:r>
+        <w:t>»</w:t>
+      </w:r>
+      <w:r>
+        <w:t>;</w:t>
       </w:r>
     </w:p>
     <w:p>
@@ -477,8 +512,11 @@
           <w:ilvl w:val="0"/>
           <w:numId w:val="43"/>
         </w:numPr>
+        <w:tabs>
+          <w:tab w:val="left" w:pos="993"/>
+        </w:tabs>
         <w:spacing w:before="0" w:after="0"/>
-        <w:ind w:left="851" w:hanging="284"/>
+        <w:ind w:left="0" w:firstLine="567"/>
         <w:rPr>
           <w:bCs/>
           <w:szCs w:val="22"/>
@@ -489,7 +527,42 @@
           <w:bCs/>
           <w:szCs w:val="22"/>
         </w:rPr>
-        <w:t>Инструкция эксплуатационная специальная. ЮТКБ.656122.609 ИС «Методические указания по выполнению технического обслуживания»</w:t>
+        <w:t>Инструкция эксплуатационная специальная. Методические указания по выполнению технического обслуживания</w:t>
+      </w:r>
+      <w:r>
+        <w:rPr>
+          <w:bCs/>
+          <w:szCs w:val="22"/>
+        </w:rPr>
+        <w:t xml:space="preserve"> ЮТКБ.656122.6</w:t>
+      </w:r>
+      <w:r>
+        <w:rPr>
+          <w:bCs/>
+          <w:szCs w:val="22"/>
+        </w:rPr>
+        <w:t>11</w:t>
+      </w:r>
+      <w:r>
+        <w:rPr>
+          <w:bCs/>
+          <w:szCs w:val="22"/>
+        </w:rPr>
+        <w:t xml:space="preserve"> ИС «</w:t>
+      </w:r>
+      <w:r>
+        <w:rPr>
+          <w:bCs/>
+          <w:szCs w:val="22"/>
+        </w:rPr>
+        <w:t>Устройство защиты и автоматики серии ЮНИТ-М500</w:t>
+      </w:r>
+      <w:r>
+        <w:rPr>
+          <w:bCs/>
+          <w:szCs w:val="22"/>
+        </w:rPr>
+        <w:t>»</w:t>
       </w:r>
       <w:r>
         <w:rPr>
@@ -501,31 +574,78 @@
     </w:p>
     <w:p>
       <w:pPr>
+        <w:pStyle w:val="afffb"/>
+        <w:numPr>
+          <w:ilvl w:val="0"/>
+          <w:numId w:val="43"/>
+        </w:numPr>
+        <w:tabs>
+          <w:tab w:val="left" w:pos="993"/>
+        </w:tabs>
+        <w:spacing w:before="0" w:after="0"/>
+        <w:ind w:left="0" w:firstLine="567"/>
+        <w:rPr>
+          <w:bCs/>
+          <w:szCs w:val="22"/>
+        </w:rPr>
+      </w:pPr>
+      <w:r>
+        <w:rPr>
+          <w:bCs/>
+          <w:szCs w:val="22"/>
+        </w:rPr>
+        <w:t>Руководство по эксплуатации. ЮТКБ.656132.701 РЭ «Блок интерфейсный ЮНИТ-ИЧМ»;</w:t>
+      </w:r>
+    </w:p>
+    <w:p>
+      <w:pPr>
         <w:pStyle w:val="afff2"/>
         <w:numPr>
           <w:ilvl w:val="0"/>
           <w:numId w:val="43"/>
         </w:numPr>
-        <w:ind w:left="851" w:hanging="284"/>
-      </w:pPr>
-      <w:r>
-        <w:rPr>
-          <w:highlight w:val="yellow"/>
-        </w:rPr>
-        <w:t>RU.37182817.00001.02.34.01</w:t>
-      </w:r>
-      <w:r>
-        <w:t xml:space="preserve"> Р</w:t>
-      </w:r>
-      <w:r>
-        <w:t>П П</w:t>
-      </w:r>
-      <w:r>
-        <w:t xml:space="preserve">рограммное обеспечение мониторинга и параметрирования </w:t>
-      </w:r>
-      <w:r>
-        <w:t>«ЮНИТ-СЕРВИС РЗА».</w:t>
-      </w:r>
+        <w:tabs>
+          <w:tab w:val="left" w:pos="993"/>
+        </w:tabs>
+        <w:ind w:left="0" w:firstLine="567"/>
+      </w:pPr>
+      <w:r>
+        <w:t xml:space="preserve">Руководство пользователя. </w:t>
+      </w:r>
+      <w:r>
+        <w:t xml:space="preserve">RU.37182817.00001.02.34.01 </w:t>
+      </w:r>
+      <w:r>
+        <w:t>«</w:t>
+      </w:r>
+      <w:r>
+        <w:t xml:space="preserve">Программное обеспечение мониторинга и </w:t>
+      </w:r>
+      <w:proofErr w:type="spellStart"/>
+      <w:r>
+        <w:t>параметрирования</w:t>
+      </w:r>
+      <w:proofErr w:type="spellEnd"/>
+      <w:r>
+        <w:t xml:space="preserve"> «ЮНИТ-СЕРВИС</w:t>
+      </w:r>
+      <w:r>
+        <w:t>-</w:t>
+      </w:r>
+      <w:r>
+        <w:t>РЗА»</w:t>
+      </w:r>
+      <w:r>
+        <w:t>»</w:t>
+      </w:r>
+      <w:r>
+        <w:t>.</w:t>
+      </w:r>
+    </w:p>
+    <w:p>
+      <w:pPr>
+        <w:pStyle w:val="afff2"/>
+      </w:pPr>
     </w:p>
     <w:p>
       <w:pPr>
@@ -545,7 +665,10 @@
           <w:ilvl w:val="0"/>
           <w:numId w:val="42"/>
         </w:numPr>
-        <w:ind w:left="851" w:hanging="284"/>
+        <w:tabs>
+          <w:tab w:val="left" w:pos="993"/>
+        </w:tabs>
+        <w:ind w:left="0" w:firstLine="567"/>
       </w:pPr>
       <w:r>
         <w:t>Правила устройства электроустановок. 7-е издание;</w:t>
@@ -558,7 +681,10 @@
           <w:ilvl w:val="0"/>
           <w:numId w:val="42"/>
         </w:numPr>
-        <w:ind w:left="851" w:hanging="284"/>
+        <w:tabs>
+          <w:tab w:val="left" w:pos="993"/>
+        </w:tabs>
+        <w:ind w:left="0" w:firstLine="567"/>
       </w:pPr>
       <w:r>
         <w:t>СТО 34.01-23.1-001-2017 Объем и нормы испытаний электрооборудования. Утвержден распоряжением ПАО «</w:t>
@@ -579,7 +705,10 @@
           <w:ilvl w:val="0"/>
           <w:numId w:val="42"/>
         </w:numPr>
-        <w:ind w:left="851" w:hanging="284"/>
+        <w:tabs>
+          <w:tab w:val="left" w:pos="993"/>
+        </w:tabs>
+        <w:ind w:left="0" w:firstLine="567"/>
       </w:pPr>
       <w:r>
         <w:t>РД 153-34.3-35.613-00</w:t>
@@ -684,7 +813,10 @@
           <w:ilvl w:val="0"/>
           <w:numId w:val="42"/>
         </w:numPr>
-        <w:ind w:left="851" w:hanging="284"/>
+        <w:tabs>
+          <w:tab w:val="left" w:pos="993"/>
+        </w:tabs>
+        <w:ind w:left="0" w:firstLine="567"/>
       </w:pPr>
       <w:r>
         <w:t>Правила технического обслуживания устройств и комплексов релейной защиты и автоматики». Приложение N 1 к приказу Минэнерго России от 13 июля 2020 года N 555.</w:t>
@@ -697,7 +829,10 @@
           <w:ilvl w:val="0"/>
           <w:numId w:val="42"/>
         </w:numPr>
-        <w:ind w:left="851" w:hanging="284"/>
+        <w:tabs>
+          <w:tab w:val="left" w:pos="993"/>
+        </w:tabs>
+        <w:ind w:left="0" w:firstLine="567"/>
       </w:pPr>
       <w:r>
         <w:t>СО 34.35.302-2006 Инструкция по организации и производству работ в устройствах релейной защиты и электроавтоматики элек</w:t>
@@ -719,7 +854,10 @@
           <w:ilvl w:val="0"/>
           <w:numId w:val="42"/>
         </w:numPr>
-        <w:ind w:left="851" w:hanging="284"/>
+        <w:tabs>
+          <w:tab w:val="left" w:pos="993"/>
+        </w:tabs>
+        <w:ind w:left="0" w:firstLine="567"/>
       </w:pPr>
       <w:r>
         <w:t>СТО 56947007-29.120.70.241-2017 Технические требования к микропроцессорным устройствам РЗА (с Изменениями от 11.12.2019)</w:t>
@@ -744,37 +882,16 @@
       <w:pPr>
         <w:pStyle w:val="af7"/>
         <w:spacing w:after="240"/>
-      </w:pPr>
-      <w:r>
-        <w:t>Согласно Правилам технического обслуживания устройств и комплексов релейной защиты и автоматики, утвержденным приказом Минэнерго от 13.07.2020 г. N 555 техническое обслуживание устройств РЗА должно выполняться с периодичностью, указанной в таблице 1.</w:t>
-      </w:r>
-    </w:p>
-    <w:p>
-      <w:pPr>
-        <w:rPr>
-          <w:bCs/>
-          <w:szCs w:val="22"/>
-        </w:rPr>
-      </w:pPr>
-    </w:p>
-    <w:p>
-      <w:pPr>
-        <w:tabs>
-          <w:tab w:val="left" w:pos="6945"/>
-        </w:tabs>
-      </w:pPr>
-      <w:r>
-        <w:tab/>
-      </w:r>
-    </w:p>
-    <w:p>
-      <w:pPr>
-        <w:tabs>
-          <w:tab w:val="left" w:pos="6945"/>
-        </w:tabs>
-      </w:pPr>
-      <w:r>
-        <w:tab/>
+        <w:ind w:firstLine="567"/>
+      </w:pPr>
+      <w:r>
+        <w:t>Согласно Правилам технического обслуживания устройств и комплексов релейной защиты и автоматики, утвержденным приказом Минэнерго от 13.07.2020 г. N 555 техническое обслуживание устройств РЗА должно выполняться с периодичностью, указанной в таблице</w:t>
+      </w:r>
+      <w:r>
+        <w:t> </w:t>
+      </w:r>
+      <w:r>
+        <w:t>1.</w:t>
       </w:r>
     </w:p>
     <w:p>
@@ -2284,8 +2401,29 @@
         <w:pStyle w:val="af7"/>
         <w:spacing w:after="240"/>
       </w:pPr>
-      <w:r>
-        <w:t>Для устройства «ЮНИТ-М300» объем проверок для различных видов технического обслуживания приведен в таблице 2.</w:t>
+    </w:p>
+    <w:p>
+      <w:pPr>
+        <w:pStyle w:val="af7"/>
+        <w:spacing w:after="240"/>
+        <w:ind w:firstLine="567"/>
+        <w:jc w:val="both"/>
+      </w:pPr>
+      <w:r>
+        <w:t xml:space="preserve">Для </w:t>
+      </w:r>
+      <w:proofErr w:type="gramStart"/>
+      <w:r>
+        <w:t xml:space="preserve">ШЭТ 240.01-0-ЮИРЗ</w:t>
+      </w:r>
+      <w:r>
+        <w:t xml:space="preserve"> объем проверок для различных видов технического обслуживания приведен в таблице</w:t>
+      </w:r>
+      <w:r>
+        <w:t> </w:t>
+      </w:r>
+      <w:r>
+        <w:t>2.</w:t>
       </w:r>
     </w:p>
     <w:p>
@@ -2422,10 +2560,16 @@
             <w:vAlign w:val="center"/>
           </w:tcPr>
           <w:p>
+            <w:pPr>
+              <w:rPr>
+                <w:highlight w:val="yellow"/>
+              </w:rPr>
+            </w:pPr>
             <w:r>
               <w:rPr>
                 <w:b/>
                 <w:bCs/>
+                <w:highlight w:val="yellow"/>
               </w:rPr>
               <w:t>5</w:t>
             </w:r>
@@ -2437,10 +2581,16 @@
             <w:vAlign w:val="center"/>
           </w:tcPr>
           <w:p>
+            <w:pPr>
+              <w:rPr>
+                <w:highlight w:val="yellow"/>
+              </w:rPr>
+            </w:pPr>
             <w:r>
               <w:rPr>
                 <w:b/>
                 <w:bCs/>
+                <w:highlight w:val="yellow"/>
               </w:rPr>
               <w:t>6</w:t>
             </w:r>
@@ -2452,26 +2602,18 @@
             <w:vAlign w:val="center"/>
           </w:tcPr>
           <w:p>
+            <w:pPr>
+              <w:rPr>
+                <w:highlight w:val="yellow"/>
+              </w:rPr>
+            </w:pPr>
             <w:r>
               <w:rPr>
                 <w:b/>
                 <w:bCs/>
-              </w:rPr>
-              <w:t>7.1</w:t>
-            </w:r>
-            <w:r>
-              <w:rPr>
-                <w:b/>
-                <w:bCs/>
-              </w:rPr>
-              <w:t>,</w:t>
-            </w:r>
-            <w:r>
-              <w:rPr>
-                <w:b/>
-                <w:bCs/>
-              </w:rPr>
-              <w:t xml:space="preserve"> 7.2</w:t>
+                <w:highlight w:val="yellow"/>
+              </w:rPr>
+              <w:t>7.1, 7.2</w:t>
             </w:r>
           </w:p>
         </w:tc>
@@ -2481,10 +2623,16 @@
             <w:vAlign w:val="center"/>
           </w:tcPr>
           <w:p>
+            <w:pPr>
+              <w:rPr>
+                <w:highlight w:val="yellow"/>
+              </w:rPr>
+            </w:pPr>
             <w:r>
               <w:rPr>
                 <w:b/>
                 <w:bCs/>
+                <w:highlight w:val="yellow"/>
               </w:rPr>
               <w:t>7.3</w:t>
             </w:r>
@@ -2496,26 +2644,18 @@
             <w:vAlign w:val="center"/>
           </w:tcPr>
           <w:p>
+            <w:pPr>
+              <w:rPr>
+                <w:highlight w:val="yellow"/>
+              </w:rPr>
+            </w:pPr>
             <w:r>
               <w:rPr>
                 <w:b/>
                 <w:bCs/>
-              </w:rPr>
-              <w:t>7.4</w:t>
-            </w:r>
-            <w:r>
-              <w:rPr>
-                <w:b/>
-                <w:bCs/>
-              </w:rPr>
-              <w:t>,</w:t>
-            </w:r>
-            <w:r>
-              <w:rPr>
-                <w:b/>
-                <w:bCs/>
-              </w:rPr>
-              <w:t xml:space="preserve"> 7.5</w:t>
+                <w:highlight w:val="yellow"/>
+              </w:rPr>
+              <w:t>7.4, 7.5</w:t>
             </w:r>
           </w:p>
         </w:tc>
@@ -2525,10 +2665,16 @@
             <w:vAlign w:val="center"/>
           </w:tcPr>
           <w:p>
+            <w:pPr>
+              <w:rPr>
+                <w:highlight w:val="yellow"/>
+              </w:rPr>
+            </w:pPr>
             <w:r>
               <w:rPr>
                 <w:b/>
                 <w:bCs/>
+                <w:highlight w:val="yellow"/>
               </w:rPr>
               <w:t>8-11</w:t>
             </w:r>
@@ -2540,10 +2686,16 @@
             <w:vAlign w:val="center"/>
           </w:tcPr>
           <w:p>
+            <w:pPr>
+              <w:rPr>
+                <w:highlight w:val="yellow"/>
+              </w:rPr>
+            </w:pPr>
             <w:r>
               <w:rPr>
                 <w:b/>
                 <w:bCs/>
+                <w:highlight w:val="yellow"/>
               </w:rPr>
               <w:t>12</w:t>
             </w:r>
@@ -2555,26 +2707,18 @@
             <w:vAlign w:val="center"/>
           </w:tcPr>
           <w:p>
+            <w:pPr>
+              <w:rPr>
+                <w:highlight w:val="yellow"/>
+              </w:rPr>
+            </w:pPr>
             <w:r>
               <w:rPr>
                 <w:b/>
                 <w:bCs/>
-              </w:rPr>
-              <w:t>13</w:t>
-            </w:r>
-            <w:r>
-              <w:rPr>
-                <w:b/>
-                <w:bCs/>
-              </w:rPr>
-              <w:t>,</w:t>
-            </w:r>
-            <w:r>
-              <w:rPr>
-                <w:b/>
-                <w:bCs/>
-              </w:rPr>
-              <w:t xml:space="preserve"> 14</w:t>
+                <w:highlight w:val="yellow"/>
+              </w:rPr>
+              <w:t>13, 14</w:t>
             </w:r>
           </w:p>
         </w:tc>
@@ -2584,10 +2728,16 @@
             <w:vAlign w:val="center"/>
           </w:tcPr>
           <w:p>
+            <w:pPr>
+              <w:rPr>
+                <w:highlight w:val="yellow"/>
+              </w:rPr>
+            </w:pPr>
             <w:r>
               <w:rPr>
                 <w:b/>
                 <w:bCs/>
+                <w:highlight w:val="yellow"/>
               </w:rPr>
               <w:t>15-20</w:t>
             </w:r>
@@ -2599,10 +2749,16 @@
             <w:vAlign w:val="center"/>
           </w:tcPr>
           <w:p>
+            <w:pPr>
+              <w:rPr>
+                <w:highlight w:val="yellow"/>
+              </w:rPr>
+            </w:pPr>
             <w:r>
               <w:rPr>
                 <w:b/>
                 <w:bCs/>
+                <w:highlight w:val="yellow"/>
               </w:rPr>
               <w:t>21.1</w:t>
             </w:r>
@@ -2614,10 +2770,16 @@
             <w:vAlign w:val="center"/>
           </w:tcPr>
           <w:p>
+            <w:pPr>
+              <w:rPr>
+                <w:highlight w:val="yellow"/>
+              </w:rPr>
+            </w:pPr>
             <w:r>
               <w:rPr>
                 <w:b/>
                 <w:bCs/>
+                <w:highlight w:val="yellow"/>
               </w:rPr>
               <w:t>21.2</w:t>
             </w:r>
@@ -2629,10 +2791,16 @@
             <w:vAlign w:val="center"/>
           </w:tcPr>
           <w:p>
+            <w:pPr>
+              <w:rPr>
+                <w:highlight w:val="yellow"/>
+              </w:rPr>
+            </w:pPr>
             <w:r>
               <w:rPr>
                 <w:b/>
                 <w:bCs/>
+                <w:highlight w:val="yellow"/>
               </w:rPr>
               <w:t>21.3</w:t>
             </w:r>
@@ -2644,10 +2812,16 @@
             <w:vAlign w:val="center"/>
           </w:tcPr>
           <w:p>
+            <w:pPr>
+              <w:rPr>
+                <w:highlight w:val="yellow"/>
+              </w:rPr>
+            </w:pPr>
             <w:r>
               <w:rPr>
                 <w:b/>
                 <w:bCs/>
+                <w:highlight w:val="yellow"/>
               </w:rPr>
               <w:t>21.4</w:t>
             </w:r>
@@ -2670,7 +2844,15 @@
             <w:tcW w:w="567" w:type="dxa"/>
           </w:tcPr>
           <w:p>
-            <w:r>
+            <w:pPr>
+              <w:rPr>
+                <w:highlight w:val="yellow"/>
+              </w:rPr>
+            </w:pPr>
+            <w:r>
+              <w:rPr>
+                <w:highlight w:val="yellow"/>
+              </w:rPr>
               <w:t>+</w:t>
             </w:r>
           </w:p>
@@ -2680,7 +2862,15 @@
             <w:tcW w:w="567" w:type="dxa"/>
           </w:tcPr>
           <w:p>
-            <w:r>
+            <w:pPr>
+              <w:rPr>
+                <w:highlight w:val="yellow"/>
+              </w:rPr>
+            </w:pPr>
+            <w:r>
+              <w:rPr>
+                <w:highlight w:val="yellow"/>
+              </w:rPr>
               <w:t>+</w:t>
             </w:r>
           </w:p>
@@ -2690,7 +2880,15 @@
             <w:tcW w:w="567" w:type="dxa"/>
           </w:tcPr>
           <w:p>
-            <w:r>
+            <w:pPr>
+              <w:rPr>
+                <w:highlight w:val="yellow"/>
+              </w:rPr>
+            </w:pPr>
+            <w:r>
+              <w:rPr>
+                <w:highlight w:val="yellow"/>
+              </w:rPr>
               <w:t>+</w:t>
             </w:r>
           </w:p>
@@ -2702,11 +2900,13 @@
           <w:p>
             <w:pPr>
               <w:rPr>
+                <w:highlight w:val="yellow"/>
                 <w:lang w:val="en-US"/>
               </w:rPr>
             </w:pPr>
             <w:r>
               <w:rPr>
+                <w:highlight w:val="yellow"/>
                 <w:lang w:val="en-US"/>
               </w:rPr>
               <w:t>-</w:t>
@@ -2718,7 +2918,15 @@
             <w:tcW w:w="567" w:type="dxa"/>
           </w:tcPr>
           <w:p>
-            <w:r>
+            <w:pPr>
+              <w:rPr>
+                <w:highlight w:val="yellow"/>
+              </w:rPr>
+            </w:pPr>
+            <w:r>
+              <w:rPr>
+                <w:highlight w:val="yellow"/>
+              </w:rPr>
               <w:t>+</w:t>
             </w:r>
           </w:p>
@@ -2730,11 +2938,13 @@
           <w:p>
             <w:pPr>
               <w:rPr>
+                <w:highlight w:val="yellow"/>
                 <w:lang w:val="en-US"/>
               </w:rPr>
             </w:pPr>
             <w:r>
               <w:rPr>
+                <w:highlight w:val="yellow"/>
                 <w:lang w:val="en-US"/>
               </w:rPr>
               <w:t>-</w:t>
@@ -2746,7 +2956,15 @@
             <w:tcW w:w="567" w:type="dxa"/>
           </w:tcPr>
           <w:p>
-            <w:r>
+            <w:pPr>
+              <w:rPr>
+                <w:highlight w:val="yellow"/>
+              </w:rPr>
+            </w:pPr>
+            <w:r>
+              <w:rPr>
+                <w:highlight w:val="yellow"/>
+              </w:rPr>
               <w:t>+</w:t>
             </w:r>
           </w:p>
@@ -2758,11 +2976,13 @@
           <w:p>
             <w:pPr>
               <w:rPr>
+                <w:highlight w:val="yellow"/>
                 <w:lang w:val="en-US"/>
               </w:rPr>
             </w:pPr>
             <w:r>
               <w:rPr>
+                <w:highlight w:val="yellow"/>
                 <w:lang w:val="en-US"/>
               </w:rPr>
               <w:t>-</w:t>
@@ -2774,7 +2994,15 @@
             <w:tcW w:w="567" w:type="dxa"/>
           </w:tcPr>
           <w:p>
-            <w:r>
+            <w:pPr>
+              <w:rPr>
+                <w:highlight w:val="yellow"/>
+              </w:rPr>
+            </w:pPr>
+            <w:r>
+              <w:rPr>
+                <w:highlight w:val="yellow"/>
+              </w:rPr>
               <w:t>+</w:t>
             </w:r>
           </w:p>
@@ -2784,7 +3012,15 @@
             <w:tcW w:w="709" w:type="dxa"/>
           </w:tcPr>
           <w:p>
-            <w:r>
+            <w:pPr>
+              <w:rPr>
+                <w:highlight w:val="yellow"/>
+              </w:rPr>
+            </w:pPr>
+            <w:r>
+              <w:rPr>
+                <w:highlight w:val="yellow"/>
+              </w:rPr>
               <w:t>+</w:t>
             </w:r>
           </w:p>
@@ -2796,11 +3032,13 @@
           <w:p>
             <w:pPr>
               <w:rPr>
+                <w:highlight w:val="yellow"/>
                 <w:lang w:val="en-US"/>
               </w:rPr>
             </w:pPr>
             <w:r>
               <w:rPr>
+                <w:highlight w:val="yellow"/>
                 <w:lang w:val="en-US"/>
               </w:rPr>
               <w:t>-</w:t>
@@ -2814,11 +3052,13 @@
           <w:p>
             <w:pPr>
               <w:rPr>
+                <w:highlight w:val="yellow"/>
                 <w:lang w:val="en-US"/>
               </w:rPr>
             </w:pPr>
             <w:r>
               <w:rPr>
+                <w:highlight w:val="yellow"/>
                 <w:lang w:val="en-US"/>
               </w:rPr>
               <w:t>-</w:t>
@@ -2830,7 +3070,15 @@
             <w:tcW w:w="709" w:type="dxa"/>
           </w:tcPr>
           <w:p>
-            <w:r>
+            <w:pPr>
+              <w:rPr>
+                <w:highlight w:val="yellow"/>
+              </w:rPr>
+            </w:pPr>
+            <w:r>
+              <w:rPr>
+                <w:highlight w:val="yellow"/>
+              </w:rPr>
               <w:t>+</w:t>
             </w:r>
           </w:p>
@@ -2852,7 +3100,15 @@
             <w:tcW w:w="567" w:type="dxa"/>
           </w:tcPr>
           <w:p>
-            <w:r>
+            <w:pPr>
+              <w:rPr>
+                <w:highlight w:val="yellow"/>
+              </w:rPr>
+            </w:pPr>
+            <w:r>
+              <w:rPr>
+                <w:highlight w:val="yellow"/>
+              </w:rPr>
               <w:t>+</w:t>
             </w:r>
           </w:p>
@@ -2862,7 +3118,15 @@
             <w:tcW w:w="567" w:type="dxa"/>
           </w:tcPr>
           <w:p>
-            <w:r>
+            <w:pPr>
+              <w:rPr>
+                <w:highlight w:val="yellow"/>
+              </w:rPr>
+            </w:pPr>
+            <w:r>
+              <w:rPr>
+                <w:highlight w:val="yellow"/>
+              </w:rPr>
               <w:t>+</w:t>
             </w:r>
           </w:p>
@@ -2872,7 +3136,15 @@
             <w:tcW w:w="567" w:type="dxa"/>
           </w:tcPr>
           <w:p>
-            <w:r>
+            <w:pPr>
+              <w:rPr>
+                <w:highlight w:val="yellow"/>
+              </w:rPr>
+            </w:pPr>
+            <w:r>
+              <w:rPr>
+                <w:highlight w:val="yellow"/>
+              </w:rPr>
               <w:t>+</w:t>
             </w:r>
           </w:p>
@@ -2884,11 +3156,13 @@
           <w:p>
             <w:pPr>
               <w:rPr>
+                <w:highlight w:val="yellow"/>
                 <w:lang w:val="en-US"/>
               </w:rPr>
             </w:pPr>
             <w:r>
               <w:rPr>
+                <w:highlight w:val="yellow"/>
                 <w:lang w:val="en-US"/>
               </w:rPr>
               <w:t>-</w:t>
@@ -2902,11 +3176,13 @@
           <w:p>
             <w:pPr>
               <w:rPr>
+                <w:highlight w:val="yellow"/>
                 <w:lang w:val="en-US"/>
               </w:rPr>
             </w:pPr>
             <w:r>
               <w:rPr>
+                <w:highlight w:val="yellow"/>
                 <w:lang w:val="en-US"/>
               </w:rPr>
               <w:t>-</w:t>
@@ -2920,11 +3196,13 @@
           <w:p>
             <w:pPr>
               <w:rPr>
+                <w:highlight w:val="yellow"/>
                 <w:lang w:val="en-US"/>
               </w:rPr>
             </w:pPr>
             <w:r>
               <w:rPr>
+                <w:highlight w:val="yellow"/>
                 <w:lang w:val="en-US"/>
               </w:rPr>
               <w:t>-</w:t>
@@ -2938,11 +3216,13 @@
           <w:p>
             <w:pPr>
               <w:rPr>
+                <w:highlight w:val="yellow"/>
                 <w:lang w:val="en-US"/>
               </w:rPr>
             </w:pPr>
             <w:r>
               <w:rPr>
+                <w:highlight w:val="yellow"/>
                 <w:lang w:val="en-US"/>
               </w:rPr>
               <w:t>-</w:t>
@@ -2956,11 +3236,13 @@
           <w:p>
             <w:pPr>
               <w:rPr>
+                <w:highlight w:val="yellow"/>
                 <w:lang w:val="en-US"/>
               </w:rPr>
             </w:pPr>
             <w:r>
               <w:rPr>
+                <w:highlight w:val="yellow"/>
                 <w:lang w:val="en-US"/>
               </w:rPr>
               <w:t>-</w:t>
@@ -2972,7 +3254,15 @@
             <w:tcW w:w="567" w:type="dxa"/>
           </w:tcPr>
           <w:p>
-            <w:r>
+            <w:pPr>
+              <w:rPr>
+                <w:highlight w:val="yellow"/>
+              </w:rPr>
+            </w:pPr>
+            <w:r>
+              <w:rPr>
+                <w:highlight w:val="yellow"/>
+              </w:rPr>
               <w:t>+</w:t>
             </w:r>
           </w:p>
@@ -2982,7 +3272,15 @@
             <w:tcW w:w="709" w:type="dxa"/>
           </w:tcPr>
           <w:p>
-            <w:r>
+            <w:pPr>
+              <w:rPr>
+                <w:highlight w:val="yellow"/>
+              </w:rPr>
+            </w:pPr>
+            <w:r>
+              <w:rPr>
+                <w:highlight w:val="yellow"/>
+              </w:rPr>
               <w:t>+</w:t>
             </w:r>
           </w:p>
@@ -2994,11 +3292,13 @@
           <w:p>
             <w:pPr>
               <w:rPr>
+                <w:highlight w:val="yellow"/>
                 <w:lang w:val="en-US"/>
               </w:rPr>
             </w:pPr>
             <w:r>
               <w:rPr>
+                <w:highlight w:val="yellow"/>
                 <w:lang w:val="en-US"/>
               </w:rPr>
               <w:t>-</w:t>
@@ -3012,11 +3312,13 @@
           <w:p>
             <w:pPr>
               <w:rPr>
+                <w:highlight w:val="yellow"/>
                 <w:lang w:val="en-US"/>
               </w:rPr>
             </w:pPr>
             <w:r>
               <w:rPr>
+                <w:highlight w:val="yellow"/>
                 <w:lang w:val="en-US"/>
               </w:rPr>
               <w:t>-</w:t>
@@ -3028,7 +3330,15 @@
             <w:tcW w:w="709" w:type="dxa"/>
           </w:tcPr>
           <w:p>
-            <w:r>
+            <w:pPr>
+              <w:rPr>
+                <w:highlight w:val="yellow"/>
+              </w:rPr>
+            </w:pPr>
+            <w:r>
+              <w:rPr>
+                <w:highlight w:val="yellow"/>
+              </w:rPr>
               <w:t>+</w:t>
             </w:r>
           </w:p>
@@ -3050,7 +3360,15 @@
             <w:tcW w:w="567" w:type="dxa"/>
           </w:tcPr>
           <w:p>
-            <w:r>
+            <w:pPr>
+              <w:rPr>
+                <w:highlight w:val="yellow"/>
+              </w:rPr>
+            </w:pPr>
+            <w:r>
+              <w:rPr>
+                <w:highlight w:val="yellow"/>
+              </w:rPr>
               <w:t>+</w:t>
             </w:r>
           </w:p>
@@ -3060,7 +3378,15 @@
             <w:tcW w:w="567" w:type="dxa"/>
           </w:tcPr>
           <w:p>
-            <w:r>
+            <w:pPr>
+              <w:rPr>
+                <w:highlight w:val="yellow"/>
+              </w:rPr>
+            </w:pPr>
+            <w:r>
+              <w:rPr>
+                <w:highlight w:val="yellow"/>
+              </w:rPr>
               <w:t>+</w:t>
             </w:r>
           </w:p>
@@ -3070,7 +3396,15 @@
             <w:tcW w:w="567" w:type="dxa"/>
           </w:tcPr>
           <w:p>
-            <w:r>
+            <w:pPr>
+              <w:rPr>
+                <w:highlight w:val="yellow"/>
+              </w:rPr>
+            </w:pPr>
+            <w:r>
+              <w:rPr>
+                <w:highlight w:val="yellow"/>
+              </w:rPr>
               <w:t>+</w:t>
             </w:r>
           </w:p>
@@ -3082,11 +3416,13 @@
           <w:p>
             <w:pPr>
               <w:rPr>
+                <w:highlight w:val="yellow"/>
                 <w:lang w:val="en-US"/>
               </w:rPr>
             </w:pPr>
             <w:r>
               <w:rPr>
+                <w:highlight w:val="yellow"/>
                 <w:lang w:val="en-US"/>
               </w:rPr>
               <w:t>-</w:t>
@@ -3098,7 +3434,15 @@
             <w:tcW w:w="567" w:type="dxa"/>
           </w:tcPr>
           <w:p>
-            <w:r>
+            <w:pPr>
+              <w:rPr>
+                <w:highlight w:val="yellow"/>
+              </w:rPr>
+            </w:pPr>
+            <w:r>
+              <w:rPr>
+                <w:highlight w:val="yellow"/>
+              </w:rPr>
               <w:t>+</w:t>
             </w:r>
           </w:p>
@@ -3110,11 +3454,13 @@
           <w:p>
             <w:pPr>
               <w:rPr>
+                <w:highlight w:val="yellow"/>
                 <w:lang w:val="en-US"/>
               </w:rPr>
             </w:pPr>
             <w:r>
               <w:rPr>
+                <w:highlight w:val="yellow"/>
                 <w:lang w:val="en-US"/>
               </w:rPr>
               <w:t>-</w:t>
@@ -3126,7 +3472,15 @@
             <w:tcW w:w="567" w:type="dxa"/>
           </w:tcPr>
           <w:p>
-            <w:r>
+            <w:pPr>
+              <w:rPr>
+                <w:highlight w:val="yellow"/>
+              </w:rPr>
+            </w:pPr>
+            <w:r>
+              <w:rPr>
+                <w:highlight w:val="yellow"/>
+              </w:rPr>
               <w:t>+</w:t>
             </w:r>
           </w:p>
@@ -3136,7 +3490,15 @@
             <w:tcW w:w="567" w:type="dxa"/>
           </w:tcPr>
           <w:p>
-            <w:r>
+            <w:pPr>
+              <w:rPr>
+                <w:highlight w:val="yellow"/>
+              </w:rPr>
+            </w:pPr>
+            <w:r>
+              <w:rPr>
+                <w:highlight w:val="yellow"/>
+              </w:rPr>
               <w:t>+</w:t>
             </w:r>
           </w:p>
@@ -3146,7 +3508,15 @@
             <w:tcW w:w="567" w:type="dxa"/>
           </w:tcPr>
           <w:p>
-            <w:r>
+            <w:pPr>
+              <w:rPr>
+                <w:highlight w:val="yellow"/>
+              </w:rPr>
+            </w:pPr>
+            <w:r>
+              <w:rPr>
+                <w:highlight w:val="yellow"/>
+              </w:rPr>
               <w:t>+</w:t>
             </w:r>
           </w:p>
@@ -3156,7 +3526,15 @@
             <w:tcW w:w="709" w:type="dxa"/>
           </w:tcPr>
           <w:p>
-            <w:r>
+            <w:pPr>
+              <w:rPr>
+                <w:highlight w:val="yellow"/>
+              </w:rPr>
+            </w:pPr>
+            <w:r>
+              <w:rPr>
+                <w:highlight w:val="yellow"/>
+              </w:rPr>
               <w:t>+</w:t>
             </w:r>
           </w:p>
@@ -3166,7 +3544,15 @@
             <w:tcW w:w="708" w:type="dxa"/>
           </w:tcPr>
           <w:p>
-            <w:r>
+            <w:pPr>
+              <w:rPr>
+                <w:highlight w:val="yellow"/>
+              </w:rPr>
+            </w:pPr>
+            <w:r>
+              <w:rPr>
+                <w:highlight w:val="yellow"/>
+              </w:rPr>
               <w:t>+</w:t>
             </w:r>
           </w:p>
@@ -3176,7 +3562,15 @@
             <w:tcW w:w="709" w:type="dxa"/>
           </w:tcPr>
           <w:p>
-            <w:r>
+            <w:pPr>
+              <w:rPr>
+                <w:highlight w:val="yellow"/>
+              </w:rPr>
+            </w:pPr>
+            <w:r>
+              <w:rPr>
+                <w:highlight w:val="yellow"/>
+              </w:rPr>
               <w:t>+</w:t>
             </w:r>
           </w:p>
@@ -3186,7 +3580,15 @@
             <w:tcW w:w="709" w:type="dxa"/>
           </w:tcPr>
           <w:p>
-            <w:r>
+            <w:pPr>
+              <w:rPr>
+                <w:highlight w:val="yellow"/>
+              </w:rPr>
+            </w:pPr>
+            <w:r>
+              <w:rPr>
+                <w:highlight w:val="yellow"/>
+              </w:rPr>
               <w:t>+</w:t>
             </w:r>
           </w:p>
@@ -3208,7 +3610,15 @@
             <w:tcW w:w="567" w:type="dxa"/>
           </w:tcPr>
           <w:p>
-            <w:r>
+            <w:pPr>
+              <w:rPr>
+                <w:highlight w:val="yellow"/>
+              </w:rPr>
+            </w:pPr>
+            <w:r>
+              <w:rPr>
+                <w:highlight w:val="yellow"/>
+              </w:rPr>
               <w:t>+</w:t>
             </w:r>
           </w:p>
@@ -3220,11 +3630,13 @@
           <w:p>
             <w:pPr>
               <w:rPr>
+                <w:highlight w:val="yellow"/>
                 <w:lang w:val="en-US"/>
               </w:rPr>
             </w:pPr>
             <w:r>
               <w:rPr>
+                <w:highlight w:val="yellow"/>
                 <w:lang w:val="en-US"/>
               </w:rPr>
               <w:t>-</w:t>
@@ -3236,7 +3648,15 @@
             <w:tcW w:w="567" w:type="dxa"/>
           </w:tcPr>
           <w:p>
-            <w:r>
+            <w:pPr>
+              <w:rPr>
+                <w:highlight w:val="yellow"/>
+              </w:rPr>
+            </w:pPr>
+            <w:r>
+              <w:rPr>
+                <w:highlight w:val="yellow"/>
+              </w:rPr>
               <w:t>+</w:t>
             </w:r>
           </w:p>
@@ -3246,7 +3666,15 @@
             <w:tcW w:w="567" w:type="dxa"/>
           </w:tcPr>
           <w:p>
-            <w:r>
+            <w:pPr>
+              <w:rPr>
+                <w:highlight w:val="yellow"/>
+              </w:rPr>
+            </w:pPr>
+            <w:r>
+              <w:rPr>
+                <w:highlight w:val="yellow"/>
+              </w:rPr>
               <w:t>+</w:t>
             </w:r>
           </w:p>
@@ -3256,7 +3684,15 @@
             <w:tcW w:w="567" w:type="dxa"/>
           </w:tcPr>
           <w:p>
-            <w:r>
+            <w:pPr>
+              <w:rPr>
+                <w:highlight w:val="yellow"/>
+              </w:rPr>
+            </w:pPr>
+            <w:r>
+              <w:rPr>
+                <w:highlight w:val="yellow"/>
+              </w:rPr>
               <w:t>+</w:t>
             </w:r>
           </w:p>
@@ -3266,7 +3702,15 @@
             <w:tcW w:w="567" w:type="dxa"/>
           </w:tcPr>
           <w:p>
-            <w:r>
+            <w:pPr>
+              <w:rPr>
+                <w:highlight w:val="yellow"/>
+              </w:rPr>
+            </w:pPr>
+            <w:r>
+              <w:rPr>
+                <w:highlight w:val="yellow"/>
+              </w:rPr>
               <w:t>+</w:t>
             </w:r>
           </w:p>
@@ -3276,7 +3720,15 @@
             <w:tcW w:w="567" w:type="dxa"/>
           </w:tcPr>
           <w:p>
-            <w:r>
+            <w:pPr>
+              <w:rPr>
+                <w:highlight w:val="yellow"/>
+              </w:rPr>
+            </w:pPr>
+            <w:r>
+              <w:rPr>
+                <w:highlight w:val="yellow"/>
+              </w:rPr>
               <w:t>+</w:t>
             </w:r>
           </w:p>
@@ -3286,7 +3738,15 @@
             <w:tcW w:w="567" w:type="dxa"/>
           </w:tcPr>
           <w:p>
-            <w:r>
+            <w:pPr>
+              <w:rPr>
+                <w:highlight w:val="yellow"/>
+              </w:rPr>
+            </w:pPr>
+            <w:r>
+              <w:rPr>
+                <w:highlight w:val="yellow"/>
+              </w:rPr>
               <w:t>+</w:t>
             </w:r>
           </w:p>
@@ -3296,7 +3756,15 @@
             <w:tcW w:w="567" w:type="dxa"/>
           </w:tcPr>
           <w:p>
-            <w:r>
+            <w:pPr>
+              <w:rPr>
+                <w:highlight w:val="yellow"/>
+              </w:rPr>
+            </w:pPr>
+            <w:r>
+              <w:rPr>
+                <w:highlight w:val="yellow"/>
+              </w:rPr>
               <w:t>+</w:t>
             </w:r>
           </w:p>
@@ -3306,7 +3774,15 @@
             <w:tcW w:w="709" w:type="dxa"/>
           </w:tcPr>
           <w:p>
-            <w:r>
+            <w:pPr>
+              <w:rPr>
+                <w:highlight w:val="yellow"/>
+              </w:rPr>
+            </w:pPr>
+            <w:r>
+              <w:rPr>
+                <w:highlight w:val="yellow"/>
+              </w:rPr>
               <w:t>+</w:t>
             </w:r>
           </w:p>
@@ -3316,7 +3792,15 @@
             <w:tcW w:w="708" w:type="dxa"/>
           </w:tcPr>
           <w:p>
-            <w:r>
+            <w:pPr>
+              <w:rPr>
+                <w:highlight w:val="yellow"/>
+              </w:rPr>
+            </w:pPr>
+            <w:r>
+              <w:rPr>
+                <w:highlight w:val="yellow"/>
+              </w:rPr>
               <w:t>+</w:t>
             </w:r>
           </w:p>
@@ -3326,7 +3810,15 @@
             <w:tcW w:w="709" w:type="dxa"/>
           </w:tcPr>
           <w:p>
-            <w:r>
+            <w:pPr>
+              <w:rPr>
+                <w:highlight w:val="yellow"/>
+              </w:rPr>
+            </w:pPr>
+            <w:r>
+              <w:rPr>
+                <w:highlight w:val="yellow"/>
+              </w:rPr>
               <w:t>+</w:t>
             </w:r>
           </w:p>
@@ -3336,7 +3828,15 @@
             <w:tcW w:w="709" w:type="dxa"/>
           </w:tcPr>
           <w:p>
-            <w:r>
+            <w:pPr>
+              <w:rPr>
+                <w:highlight w:val="yellow"/>
+              </w:rPr>
+            </w:pPr>
+            <w:r>
+              <w:rPr>
+                <w:highlight w:val="yellow"/>
+              </w:rPr>
               <w:t>+</w:t>
             </w:r>
           </w:p>
@@ -3358,7 +3858,15 @@
             <w:tcW w:w="567" w:type="dxa"/>
           </w:tcPr>
           <w:p>
-            <w:r>
+            <w:pPr>
+              <w:rPr>
+                <w:highlight w:val="yellow"/>
+              </w:rPr>
+            </w:pPr>
+            <w:r>
+              <w:rPr>
+                <w:highlight w:val="yellow"/>
+              </w:rPr>
               <w:t>+</w:t>
             </w:r>
           </w:p>
@@ -3370,11 +3878,13 @@
           <w:p>
             <w:pPr>
               <w:rPr>
+                <w:highlight w:val="yellow"/>
                 <w:lang w:val="en-US"/>
               </w:rPr>
             </w:pPr>
             <w:r>
               <w:rPr>
+                <w:highlight w:val="yellow"/>
                 <w:lang w:val="en-US"/>
               </w:rPr>
               <w:t>-</w:t>
@@ -3388,11 +3898,13 @@
           <w:p>
             <w:pPr>
               <w:rPr>
+                <w:highlight w:val="yellow"/>
                 <w:lang w:val="en-US"/>
               </w:rPr>
             </w:pPr>
             <w:r>
               <w:rPr>
+                <w:highlight w:val="yellow"/>
                 <w:lang w:val="en-US"/>
               </w:rPr>
               <w:t>-</w:t>
@@ -3406,11 +3918,13 @@
           <w:p>
             <w:pPr>
               <w:rPr>
+                <w:highlight w:val="yellow"/>
                 <w:lang w:val="en-US"/>
               </w:rPr>
             </w:pPr>
             <w:r>
               <w:rPr>
+                <w:highlight w:val="yellow"/>
                 <w:lang w:val="en-US"/>
               </w:rPr>
               <w:t>-</w:t>
@@ -3424,11 +3938,13 @@
           <w:p>
             <w:pPr>
               <w:rPr>
+                <w:highlight w:val="yellow"/>
                 <w:lang w:val="en-US"/>
               </w:rPr>
             </w:pPr>
             <w:r>
               <w:rPr>
+                <w:highlight w:val="yellow"/>
                 <w:lang w:val="en-US"/>
               </w:rPr>
               <w:t>-</w:t>
@@ -3442,11 +3958,13 @@
           <w:p>
             <w:pPr>
               <w:rPr>
+                <w:highlight w:val="yellow"/>
                 <w:lang w:val="en-US"/>
               </w:rPr>
             </w:pPr>
             <w:r>
               <w:rPr>
+                <w:highlight w:val="yellow"/>
                 <w:lang w:val="en-US"/>
               </w:rPr>
               <w:t>-</w:t>
@@ -3460,11 +3978,13 @@
           <w:p>
             <w:pPr>
               <w:rPr>
+                <w:highlight w:val="yellow"/>
                 <w:lang w:val="en-US"/>
               </w:rPr>
             </w:pPr>
             <w:r>
               <w:rPr>
+                <w:highlight w:val="yellow"/>
                 <w:lang w:val="en-US"/>
               </w:rPr>
               <w:t>-</w:t>
@@ -3478,11 +3998,13 @@
           <w:p>
             <w:pPr>
               <w:rPr>
+                <w:highlight w:val="yellow"/>
                 <w:lang w:val="en-US"/>
               </w:rPr>
             </w:pPr>
             <w:r>
               <w:rPr>
+                <w:highlight w:val="yellow"/>
                 <w:lang w:val="en-US"/>
               </w:rPr>
               <w:t>-</w:t>
@@ -3494,7 +4016,15 @@
             <w:tcW w:w="567" w:type="dxa"/>
           </w:tcPr>
           <w:p>
-            <w:r>
+            <w:pPr>
+              <w:rPr>
+                <w:highlight w:val="yellow"/>
+              </w:rPr>
+            </w:pPr>
+            <w:r>
+              <w:rPr>
+                <w:highlight w:val="yellow"/>
+              </w:rPr>
               <w:t>+</w:t>
             </w:r>
           </w:p>
@@ -3506,11 +4036,13 @@
           <w:p>
             <w:pPr>
               <w:rPr>
+                <w:highlight w:val="yellow"/>
                 <w:lang w:val="en-US"/>
               </w:rPr>
             </w:pPr>
             <w:r>
               <w:rPr>
+                <w:highlight w:val="yellow"/>
                 <w:lang w:val="en-US"/>
               </w:rPr>
               <w:t>-</w:t>
@@ -3524,11 +4056,13 @@
           <w:p>
             <w:pPr>
               <w:rPr>
+                <w:highlight w:val="yellow"/>
                 <w:lang w:val="en-US"/>
               </w:rPr>
             </w:pPr>
             <w:r>
               <w:rPr>
+                <w:highlight w:val="yellow"/>
                 <w:lang w:val="en-US"/>
               </w:rPr>
               <w:t>-</w:t>
@@ -3542,11 +4076,13 @@
           <w:p>
             <w:pPr>
               <w:rPr>
+                <w:highlight w:val="yellow"/>
                 <w:lang w:val="en-US"/>
               </w:rPr>
             </w:pPr>
             <w:r>
               <w:rPr>
+                <w:highlight w:val="yellow"/>
                 <w:lang w:val="en-US"/>
               </w:rPr>
               <w:t>-</w:t>
@@ -3560,11 +4096,13 @@
           <w:p>
             <w:pPr>
               <w:rPr>
+                <w:highlight w:val="yellow"/>
                 <w:lang w:val="en-US"/>
               </w:rPr>
             </w:pPr>
             <w:r>
               <w:rPr>
+                <w:highlight w:val="yellow"/>
                 <w:lang w:val="en-US"/>
               </w:rPr>
               <w:t>-</w:t>
@@ -3602,7 +4140,37 @@
         <w:pStyle w:val="afff2"/>
       </w:pPr>
       <w:r>
-        <w:t>В - профилактическое восстановление, К - профилактический контроль, К1 - первый профилактический контроль, Н - проверка при новом включении (наладка), ТК - технический контроль.</w:t>
+        <w:t>В</w:t>
+      </w:r>
+      <w:r>
+        <w:t xml:space="preserve"> – </w:t>
+      </w:r>
+      <w:r>
+        <w:t xml:space="preserve">профилактическое восстановление, К </w:t>
+      </w:r>
+      <w:r>
+        <w:t xml:space="preserve">– </w:t>
+      </w:r>
+      <w:r>
+        <w:t xml:space="preserve">профилактический контроль, К1 </w:t>
+      </w:r>
+      <w:r>
+        <w:t xml:space="preserve">– </w:t>
+      </w:r>
+      <w:r>
+        <w:t xml:space="preserve">первый профилактический контроль, Н </w:t>
+      </w:r>
+      <w:r>
+        <w:t xml:space="preserve">– </w:t>
+      </w:r>
+      <w:r>
+        <w:t xml:space="preserve">проверка при новом включении (наладка), ТК </w:t>
+      </w:r>
+      <w:r>
+        <w:t xml:space="preserve">– </w:t>
+      </w:r>
+      <w:r>
+        <w:t>технический контроль.</w:t>
       </w:r>
     </w:p>
     <w:p>
@@ -3620,6 +4188,7 @@
     <w:p>
       <w:pPr>
         <w:pStyle w:val="afff2"/>
+        <w:ind w:firstLine="0"/>
         <w:rPr>
           <w:snapToGrid w:val="0"/>
         </w:rPr>
@@ -3640,6 +4209,7 @@
     <w:p>
       <w:pPr>
         <w:pStyle w:val="afff2"/>
+        <w:ind w:firstLine="0"/>
         <w:rPr>
           <w:snapToGrid w:val="0"/>
         </w:rPr>
@@ -3668,6 +4238,7 @@
     <w:p>
       <w:pPr>
         <w:pStyle w:val="afff2"/>
+        <w:ind w:firstLine="0"/>
         <w:rPr>
           <w:b/>
           <w:i/>
@@ -3700,6 +4271,7 @@
     <w:p>
       <w:pPr>
         <w:pStyle w:val="afff2"/>
+        <w:ind w:firstLine="0"/>
         <w:rPr>
           <w:b/>
           <w:snapToGrid w:val="0"/>
@@ -3733,6 +4305,7 @@
     <w:p>
       <w:pPr>
         <w:pStyle w:val="afff2"/>
+        <w:ind w:firstLine="0"/>
         <w:rPr>
           <w:b/>
           <w:i/>
@@ -3759,65 +4332,14 @@
     </w:p>
     <w:p>
       <w:pPr>
-        <w:pStyle w:val="afff2"/>
-        <w:ind w:right="282"/>
-      </w:pPr>
-    </w:p>
-    <w:p>
-      <w:pPr>
-        <w:pStyle w:val="afff2"/>
-        <w:tabs>
-          <w:tab w:val="left" w:pos="3444"/>
-        </w:tabs>
-        <w:ind w:right="282"/>
-      </w:pPr>
-      <w:r>
-        <w:tab/>
-      </w:r>
-    </w:p>
-    <w:p>
-      <w:pPr>
-        <w:pStyle w:val="afff2"/>
-        <w:rPr>
-          <w:i/>
-          <w:iCs/>
-          <w:color w:val="BFBFBF" w:themeColor="background1" w:themeShade="BF"/>
-          <w:sz w:val="20"/>
-          <w:szCs w:val="20"/>
-        </w:rPr>
-      </w:pPr>
-    </w:p>
-    <w:p/>
-    <w:p/>
-    <w:p>
-      <w:pPr>
         <w:tabs>
           <w:tab w:val="left" w:pos="2850"/>
         </w:tabs>
-        <w:rPr>
-          <w:bCs/>
-          <w:i/>
-          <w:iCs/>
-          <w:color w:val="BFBFBF" w:themeColor="background1" w:themeShade="BF"/>
-          <w:sz w:val="20"/>
-        </w:rPr>
-      </w:pPr>
-      <w:r>
-        <w:rPr>
-          <w:bCs/>
-          <w:i/>
-          <w:iCs/>
-          <w:color w:val="BFBFBF" w:themeColor="background1" w:themeShade="BF"/>
-          <w:sz w:val="20"/>
-        </w:rPr>
-        <w:tab/>
-      </w:r>
+      </w:pPr>
     </w:p>
     <w:p>
       <w:pPr>
-        <w:tabs>
-          <w:tab w:val="left" w:pos="2850"/>
-        </w:tabs>
+        <w:pStyle w:val="13"/>
         <w:sectPr>
           <w:headerReference w:type="first" r:id="rId12"/>
           <w:footerReference w:type="first" r:id="rId13"/>
@@ -3828,9 +4350,6 @@
           <w:docGrid w:linePitch="360"/>
         </w:sectPr>
       </w:pPr>
-      <w:r>
-        <w:tab/>
-      </w:r>
     </w:p>
     <w:p>
       <w:pPr>
@@ -5712,6 +6231,8 @@
     <w:r>
       <w:rPr>
         <w:rStyle w:val="afff3"/>
+        <w:sz w:val="20"/>
+        <w:szCs w:val="16"/>
       </w:rPr>
       <w:t>Протокол наладки</w:t>
     </w:r>
@@ -5905,6 +6426,8 @@
     <w:r>
       <w:rPr>
         <w:rStyle w:val="afff3"/>
+        <w:sz w:val="20"/>
+        <w:szCs w:val="16"/>
       </w:rPr>
       <w:t>Протокол наладки</w:t>
     </w:r>
@@ -5977,7 +6500,7 @@
         <w:sz w:val="20"/>
         <w:szCs w:val="16"/>
       </w:rPr>
-      <w:t>Бланк уставок</w:t>
+      <w:t>Протокол наладки</w:t>
     </w:r>
     <w:r>
       <w:rPr>
@@ -6065,7 +6588,7 @@
         <w:sz w:val="20"/>
         <w:szCs w:val="16"/>
       </w:rPr>
-      <w:t xml:space="preserve">Отсутствует</w:t>
+      <w:t xml:space="preserve">ЮТКБ.656463.XXX-001 ПН</w:t>
     </w:r>
     <w:r>
       <w:rPr>
@@ -6126,7 +6649,7 @@
         <w:szCs w:val="16"/>
         <w:lang w:val="en-US"/>
       </w:rPr>
-      <w:t xml:space="preserve">15.09.2026</w:t>
+      <w:t xml:space="preserve">01.10.2026</w:t>
     </w:r>
     <w:r>
       <w:rPr>
@@ -6144,7 +6667,7 @@
         <w:sz w:val="20"/>
         <w:szCs w:val="16"/>
       </w:rPr>
-      <w:t xml:space="preserve">ШЭТ 240.01-0</w:t>
+      <w:t xml:space="preserve">ШЭТ 240.01-0-ЮИРЗ</w:t>
     </w:r>
   </w:p>
 </w:hdr>
@@ -6155,33 +6678,25 @@
   <w:p>
     <w:pPr>
       <w:pStyle w:val="afff5"/>
-      <w:rPr>
-        <w:lang w:val="en-US"/>
-      </w:rPr>
-    </w:pPr>
-  </w:p>
-  <w:p>
-    <w:pPr>
-      <w:pStyle w:val="afff5"/>
-      <w:tabs>
-        <w:tab w:val="clear" w:pos="4677"/>
-        <w:tab w:val="clear" w:pos="9355"/>
-        <w:tab w:val="center" w:pos="1937"/>
-      </w:tabs>
-      <w:jc w:val="right"/>
-      <w:rPr>
-        <w:lang w:val="en-US"/>
-      </w:rPr>
+      <w:spacing w:before="240" w:after="240" w:line="240" w:lineRule="auto"/>
     </w:pPr>
     <w:r>
       <w:rPr>
         <w:noProof/>
       </w:rPr>
       <w:drawing>
-        <wp:inline distT="0" distB="0" distL="0" distR="0" wp14:anchorId="2C1CEA65" wp14:editId="4D801B47">
-          <wp:extent cx="2728595" cy="554134"/>
+        <wp:anchor distT="0" distB="0" distL="114300" distR="114300" simplePos="0" relativeHeight="251658240" behindDoc="0" locked="0" layoutInCell="1" allowOverlap="1" wp14:anchorId="4BEDB74C" wp14:editId="65F6DE25">
+          <wp:simplePos x="0" y="0"/>
+          <wp:positionH relativeFrom="margin">
+            <wp:align>right</wp:align>
+          </wp:positionH>
+          <wp:positionV relativeFrom="paragraph">
+            <wp:posOffset>71755</wp:posOffset>
+          </wp:positionV>
+          <wp:extent cx="3239876" cy="657225"/>
           <wp:effectExtent l="0" t="0" r="0" b="0"/>
-          <wp:docPr id="1" name="Рисунок 1"/>
+          <wp:wrapNone/>
+          <wp:docPr id="1" name="Рисунок 2"/>
           <wp:cNvGraphicFramePr>
             <a:graphicFrameLocks xmlns:a="http://schemas.openxmlformats.org/drawingml/2006/main" noChangeAspect="1"/>
           </wp:cNvGraphicFramePr>
@@ -6207,7 +6722,7 @@
                 <pic:spPr>
                   <a:xfrm>
                     <a:off x="0" y="0"/>
-                    <a:ext cx="3083994" cy="626310"/>
+                    <a:ext cx="3239876" cy="657225"/>
                   </a:xfrm>
                   <a:prstGeom prst="rect">
                     <a:avLst/>
@@ -6216,8 +6731,26 @@
               </pic:pic>
             </a:graphicData>
           </a:graphic>
-        </wp:inline>
+          <wp14:sizeRelH relativeFrom="margin">
+            <wp14:pctWidth>0</wp14:pctWidth>
+          </wp14:sizeRelH>
+          <wp14:sizeRelV relativeFrom="margin">
+            <wp14:pctHeight>0</wp14:pctHeight>
+          </wp14:sizeRelV>
+        </wp:anchor>
       </w:drawing>
+    </w:r>
+    <w:r>
+      <w:t>Код ОКПД-2: 27.12.31.000</w:t>
+    </w:r>
+  </w:p>
+  <w:p>
+    <w:pPr>
+      <w:pStyle w:val="afff5"/>
+      <w:spacing w:before="0" w:after="0" w:line="240" w:lineRule="auto"/>
+    </w:pPr>
+    <w:r>
+      <w:t>Код ТН ВЭД: 8537 10 980 0</w:t>
     </w:r>
   </w:p>
   <w:p>
@@ -6226,11 +6759,7 @@
       <w:pBdr>
         <w:bottom w:val="single" w:sz="12" w:space="1" w:color="365F91" w:themeColor="accent1" w:themeShade="BF"/>
       </w:pBdr>
-      <w:tabs>
-        <w:tab w:val="clear" w:pos="4677"/>
-        <w:tab w:val="clear" w:pos="9355"/>
-        <w:tab w:val="center" w:pos="1937"/>
-      </w:tabs>
+      <w:spacing w:after="0" w:line="240" w:lineRule="auto"/>
     </w:pPr>
   </w:p>
 </w:hdr>
@@ -6261,7 +6790,7 @@
         <w:sz w:val="20"/>
         <w:szCs w:val="16"/>
       </w:rPr>
-      <w:t xml:space="preserve">Отсутствует</w:t>
+      <w:t xml:space="preserve">ЮТКБ.656463.XXX-001 ПН</w:t>
     </w:r>
     <w:r>
       <w:rPr>
@@ -6322,7 +6851,7 @@
         <w:szCs w:val="16"/>
         <w:lang w:val="en-US"/>
       </w:rPr>
-      <w:t xml:space="preserve">15.09.2026</w:t>
+      <w:t xml:space="preserve">01.10.2026</w:t>
     </w:r>
     <w:r>
       <w:rPr>
@@ -6340,7 +6869,7 @@
         <w:sz w:val="20"/>
         <w:szCs w:val="16"/>
       </w:rPr>
-      <w:t xml:space="preserve">ШЭТ 240.01-0</w:t>
+      <w:t xml:space="preserve">ШЭТ 240.01-0-ЮИРЗ</w:t>
     </w:r>
   </w:p>
 </w:hdr>
@@ -6371,7 +6900,7 @@
         <w:sz w:val="20"/>
         <w:szCs w:val="16"/>
       </w:rPr>
-      <w:t xml:space="preserve">Отсутствует</w:t>
+      <w:t xml:space="preserve">ЮТКБ.656463.XXX-001 ПН</w:t>
     </w:r>
     <w:r>
       <w:rPr>
@@ -6432,7 +6961,7 @@
         <w:szCs w:val="16"/>
         <w:lang w:val="en-US"/>
       </w:rPr>
-      <w:t xml:space="preserve">15.09.2026</w:t>
+      <w:t xml:space="preserve">01.10.2026</w:t>
     </w:r>
     <w:r>
       <w:rPr>
@@ -6450,7 +6979,7 @@
         <w:sz w:val="20"/>
         <w:szCs w:val="16"/>
       </w:rPr>
-      <w:t xml:space="preserve">ШЭТ 240.01-0</w:t>
+      <w:t xml:space="preserve">ШЭТ 240.01-0-ЮИРЗ</w:t>
     </w:r>
   </w:p>
 </w:hdr>
@@ -10965,7 +11494,7 @@
     </w:lvl>
   </w:abstractNum>
   <w:abstractNum w:abstractNumId="40">
-    <w:nsid w:val="0525A789"/>
+    <w:nsid w:val="00A39907"/>
     <w:multiLevelType w:val="multilevel"/>
     <w:lvl w:ilvl="0">
       <w:numFmt w:val="bullet"/>
@@ -17215,6 +17744,52 @@
       </w:tcPr>
     </w:tblStylePr>
   </w:style>
+  <w:style w:type="paragraph" w:styleId="HTML">
+    <w:name w:val="HTML Preformatted"/>
+    <w:basedOn w:val="af"/>
+    <w:link w:val="HTML0"/>
+    <w:uiPriority w:val="99"/>
+    <w:unhideWhenUsed/>
+    <w:rsid w:val="0044450B"/>
+    <w:pPr>
+      <w:tabs>
+        <w:tab w:val="left" w:pos="916"/>
+        <w:tab w:val="left" w:pos="1832"/>
+        <w:tab w:val="left" w:pos="2748"/>
+        <w:tab w:val="left" w:pos="3664"/>
+        <w:tab w:val="left" w:pos="4580"/>
+        <w:tab w:val="left" w:pos="5496"/>
+        <w:tab w:val="left" w:pos="6412"/>
+        <w:tab w:val="left" w:pos="7328"/>
+        <w:tab w:val="left" w:pos="8244"/>
+        <w:tab w:val="left" w:pos="9160"/>
+        <w:tab w:val="left" w:pos="10076"/>
+        <w:tab w:val="left" w:pos="10992"/>
+        <w:tab w:val="left" w:pos="11908"/>
+        <w:tab w:val="left" w:pos="12824"/>
+        <w:tab w:val="left" w:pos="13740"/>
+        <w:tab w:val="left" w:pos="14656"/>
+      </w:tabs>
+      <w:spacing w:before="0" w:after="0" w:line="240" w:lineRule="auto"/>
+    </w:pPr>
+    <w:rPr>
+      <w:rFonts w:ascii="Courier New" w:hAnsi="Courier New" w:cs="Courier New"/>
+      <w:sz w:val="20"/>
+    </w:rPr>
+  </w:style>
+  <w:style w:type="character" w:customStyle="1" w:styleId="HTML0">
+    <w:name w:val="Стандартный HTML Знак"/>
+    <w:basedOn w:val="af0"/>
+    <w:link w:val="HTML"/>
+    <w:uiPriority w:val="99"/>
+    <w:rsid w:val="0044450B"/>
+    <w:rPr>
+      <w:rFonts w:ascii="Courier New" w:eastAsia="Times New Roman" w:hAnsi="Courier New" w:cs="Courier New"/>
+      <w:sz w:val="20"/>
+      <w:szCs w:val="20"/>
+      <w:lang w:eastAsia="ru-RU"/>
+    </w:rPr>
+  </w:style>
 </w:styles>
 </file>
 

--- a/SET_240.01-0/protocol_SET_240.01-0.docx
+++ b/SET_240.01-0/protocol_SET_240.01-0.docx
@@ -2495,6 +2495,7 @@
           </w:tcPr>
           <w:p>
             <w:pPr>
+              <w:pStyle w:val="afff1"/>
               <w:rPr>
                 <w:b/>
                 <w:bCs/>
@@ -2511,6 +2512,7 @@
           </w:p>
           <w:p>
             <w:pPr>
+              <w:pStyle w:val="afff1"/>
               <w:rPr>
                 <w:b/>
                 <w:bCs/>
@@ -2533,6 +2535,7 @@
           </w:tcPr>
           <w:p>
             <w:pPr>
+              <w:pStyle w:val="afff1"/>
               <w:rPr>
                 <w:b/>
                 <w:bCs/>
@@ -2570,6 +2573,7 @@
           </w:tcPr>
           <w:p>
             <w:pPr>
+              <w:pStyle w:val="affe"/>
               <w:rPr>
                 <w:highlight w:val="yellow"/>
               </w:rPr>
@@ -2591,6 +2595,7 @@
           </w:tcPr>
           <w:p>
             <w:pPr>
+              <w:pStyle w:val="affe"/>
               <w:rPr>
                 <w:highlight w:val="yellow"/>
               </w:rPr>
@@ -2612,6 +2617,7 @@
           </w:tcPr>
           <w:p>
             <w:pPr>
+              <w:pStyle w:val="affe"/>
               <w:rPr>
                 <w:highlight w:val="yellow"/>
               </w:rPr>
@@ -2633,6 +2639,7 @@
           </w:tcPr>
           <w:p>
             <w:pPr>
+              <w:pStyle w:val="affe"/>
               <w:rPr>
                 <w:highlight w:val="yellow"/>
               </w:rPr>
@@ -2654,6 +2661,7 @@
           </w:tcPr>
           <w:p>
             <w:pPr>
+              <w:pStyle w:val="affe"/>
               <w:rPr>
                 <w:highlight w:val="yellow"/>
               </w:rPr>
@@ -2675,6 +2683,7 @@
           </w:tcPr>
           <w:p>
             <w:pPr>
+              <w:pStyle w:val="affe"/>
               <w:rPr>
                 <w:highlight w:val="yellow"/>
               </w:rPr>
@@ -2696,6 +2705,7 @@
           </w:tcPr>
           <w:p>
             <w:pPr>
+              <w:pStyle w:val="affe"/>
               <w:rPr>
                 <w:highlight w:val="yellow"/>
               </w:rPr>
@@ -2717,6 +2727,7 @@
           </w:tcPr>
           <w:p>
             <w:pPr>
+              <w:pStyle w:val="affe"/>
               <w:rPr>
                 <w:highlight w:val="yellow"/>
               </w:rPr>
@@ -2738,6 +2749,7 @@
           </w:tcPr>
           <w:p>
             <w:pPr>
+              <w:pStyle w:val="affe"/>
               <w:rPr>
                 <w:highlight w:val="yellow"/>
               </w:rPr>
@@ -2759,6 +2771,7 @@
           </w:tcPr>
           <w:p>
             <w:pPr>
+              <w:pStyle w:val="affe"/>
               <w:rPr>
                 <w:highlight w:val="yellow"/>
               </w:rPr>
@@ -2780,6 +2793,7 @@
           </w:tcPr>
           <w:p>
             <w:pPr>
+              <w:pStyle w:val="affe"/>
               <w:rPr>
                 <w:highlight w:val="yellow"/>
               </w:rPr>
@@ -2801,6 +2815,7 @@
           </w:tcPr>
           <w:p>
             <w:pPr>
+              <w:pStyle w:val="affe"/>
               <w:rPr>
                 <w:highlight w:val="yellow"/>
               </w:rPr>
@@ -2822,6 +2837,7 @@
           </w:tcPr>
           <w:p>
             <w:pPr>
+              <w:pStyle w:val="affe"/>
               <w:rPr>
                 <w:highlight w:val="yellow"/>
               </w:rPr>
@@ -2843,6 +2859,9 @@
             <w:tcW w:w="1975" w:type="dxa"/>
           </w:tcPr>
           <w:p>
+            <w:pPr>
+              <w:pStyle w:val="afff1"/>
+            </w:pPr>
             <w:r>
               <w:t>В</w:t>
             </w:r>
@@ -2854,6 +2873,7 @@
           </w:tcPr>
           <w:p>
             <w:pPr>
+              <w:pStyle w:val="affe"/>
               <w:rPr>
                 <w:highlight w:val="yellow"/>
               </w:rPr>
@@ -2872,6 +2892,7 @@
           </w:tcPr>
           <w:p>
             <w:pPr>
+              <w:pStyle w:val="affe"/>
               <w:rPr>
                 <w:highlight w:val="yellow"/>
               </w:rPr>
@@ -2890,6 +2911,7 @@
           </w:tcPr>
           <w:p>
             <w:pPr>
+              <w:pStyle w:val="affe"/>
               <w:rPr>
                 <w:highlight w:val="yellow"/>
               </w:rPr>
@@ -2908,6 +2930,7 @@
           </w:tcPr>
           <w:p>
             <w:pPr>
+              <w:pStyle w:val="affe"/>
               <w:rPr>
                 <w:highlight w:val="yellow"/>
                 <w:lang w:val="en-US"/>
@@ -2928,6 +2951,7 @@
           </w:tcPr>
           <w:p>
             <w:pPr>
+              <w:pStyle w:val="affe"/>
               <w:rPr>
                 <w:highlight w:val="yellow"/>
               </w:rPr>
@@ -2946,6 +2970,7 @@
           </w:tcPr>
           <w:p>
             <w:pPr>
+              <w:pStyle w:val="affe"/>
               <w:rPr>
                 <w:highlight w:val="yellow"/>
                 <w:lang w:val="en-US"/>
@@ -2966,6 +2991,7 @@
           </w:tcPr>
           <w:p>
             <w:pPr>
+              <w:pStyle w:val="affe"/>
               <w:rPr>
                 <w:highlight w:val="yellow"/>
               </w:rPr>
@@ -2984,6 +3010,7 @@
           </w:tcPr>
           <w:p>
             <w:pPr>
+              <w:pStyle w:val="affe"/>
               <w:rPr>
                 <w:highlight w:val="yellow"/>
                 <w:lang w:val="en-US"/>
@@ -3004,6 +3031,7 @@
           </w:tcPr>
           <w:p>
             <w:pPr>
+              <w:pStyle w:val="affe"/>
               <w:rPr>
                 <w:highlight w:val="yellow"/>
               </w:rPr>
@@ -3022,6 +3050,7 @@
           </w:tcPr>
           <w:p>
             <w:pPr>
+              <w:pStyle w:val="affe"/>
               <w:rPr>
                 <w:highlight w:val="yellow"/>
               </w:rPr>
@@ -3040,6 +3069,7 @@
           </w:tcPr>
           <w:p>
             <w:pPr>
+              <w:pStyle w:val="affe"/>
               <w:rPr>
                 <w:highlight w:val="yellow"/>
                 <w:lang w:val="en-US"/>
@@ -3060,6 +3090,7 @@
           </w:tcPr>
           <w:p>
             <w:pPr>
+              <w:pStyle w:val="affe"/>
               <w:rPr>
                 <w:highlight w:val="yellow"/>
                 <w:lang w:val="en-US"/>
@@ -3080,6 +3111,7 @@
           </w:tcPr>
           <w:p>
             <w:pPr>
+              <w:pStyle w:val="affe"/>
               <w:rPr>
                 <w:highlight w:val="yellow"/>
               </w:rPr>
@@ -3099,6 +3131,9 @@
             <w:tcW w:w="1975" w:type="dxa"/>
           </w:tcPr>
           <w:p>
+            <w:pPr>
+              <w:pStyle w:val="afff1"/>
+            </w:pPr>
             <w:r>
               <w:t>К</w:t>
             </w:r>
@@ -3110,6 +3145,7 @@
           </w:tcPr>
           <w:p>
             <w:pPr>
+              <w:pStyle w:val="affe"/>
               <w:rPr>
                 <w:highlight w:val="yellow"/>
               </w:rPr>
@@ -3128,6 +3164,7 @@
           </w:tcPr>
           <w:p>
             <w:pPr>
+              <w:pStyle w:val="affe"/>
               <w:rPr>
                 <w:highlight w:val="yellow"/>
               </w:rPr>
@@ -3146,6 +3183,7 @@
           </w:tcPr>
           <w:p>
             <w:pPr>
+              <w:pStyle w:val="affe"/>
               <w:rPr>
                 <w:highlight w:val="yellow"/>
               </w:rPr>
@@ -3164,6 +3202,7 @@
           </w:tcPr>
           <w:p>
             <w:pPr>
+              <w:pStyle w:val="affe"/>
               <w:rPr>
                 <w:highlight w:val="yellow"/>
                 <w:lang w:val="en-US"/>
@@ -3184,6 +3223,7 @@
           </w:tcPr>
           <w:p>
             <w:pPr>
+              <w:pStyle w:val="affe"/>
               <w:rPr>
                 <w:highlight w:val="yellow"/>
                 <w:lang w:val="en-US"/>
@@ -3204,6 +3244,7 @@
           </w:tcPr>
           <w:p>
             <w:pPr>
+              <w:pStyle w:val="affe"/>
               <w:rPr>
                 <w:highlight w:val="yellow"/>
                 <w:lang w:val="en-US"/>
@@ -3224,6 +3265,7 @@
           </w:tcPr>
           <w:p>
             <w:pPr>
+              <w:pStyle w:val="affe"/>
               <w:rPr>
                 <w:highlight w:val="yellow"/>
                 <w:lang w:val="en-US"/>
@@ -3244,6 +3286,7 @@
           </w:tcPr>
           <w:p>
             <w:pPr>
+              <w:pStyle w:val="affe"/>
               <w:rPr>
                 <w:highlight w:val="yellow"/>
                 <w:lang w:val="en-US"/>
@@ -3264,6 +3307,7 @@
           </w:tcPr>
           <w:p>
             <w:pPr>
+              <w:pStyle w:val="affe"/>
               <w:rPr>
                 <w:highlight w:val="yellow"/>
               </w:rPr>
@@ -3282,6 +3326,7 @@
           </w:tcPr>
           <w:p>
             <w:pPr>
+              <w:pStyle w:val="affe"/>
               <w:rPr>
                 <w:highlight w:val="yellow"/>
               </w:rPr>
@@ -3300,6 +3345,7 @@
           </w:tcPr>
           <w:p>
             <w:pPr>
+              <w:pStyle w:val="affe"/>
               <w:rPr>
                 <w:highlight w:val="yellow"/>
                 <w:lang w:val="en-US"/>
@@ -3320,6 +3366,7 @@
           </w:tcPr>
           <w:p>
             <w:pPr>
+              <w:pStyle w:val="affe"/>
               <w:rPr>
                 <w:highlight w:val="yellow"/>
                 <w:lang w:val="en-US"/>
@@ -3340,6 +3387,7 @@
           </w:tcPr>
           <w:p>
             <w:pPr>
+              <w:pStyle w:val="affe"/>
               <w:rPr>
                 <w:highlight w:val="yellow"/>
               </w:rPr>
@@ -3359,6 +3407,9 @@
             <w:tcW w:w="1975" w:type="dxa"/>
           </w:tcPr>
           <w:p>
+            <w:pPr>
+              <w:pStyle w:val="afff1"/>
+            </w:pPr>
             <w:r>
               <w:t>К1</w:t>
             </w:r>
@@ -3370,6 +3421,7 @@
           </w:tcPr>
           <w:p>
             <w:pPr>
+              <w:pStyle w:val="affe"/>
               <w:rPr>
                 <w:highlight w:val="yellow"/>
               </w:rPr>
@@ -3388,6 +3440,7 @@
           </w:tcPr>
           <w:p>
             <w:pPr>
+              <w:pStyle w:val="affe"/>
               <w:rPr>
                 <w:highlight w:val="yellow"/>
               </w:rPr>
@@ -3406,6 +3459,7 @@
           </w:tcPr>
           <w:p>
             <w:pPr>
+              <w:pStyle w:val="affe"/>
               <w:rPr>
                 <w:highlight w:val="yellow"/>
               </w:rPr>
@@ -3424,6 +3478,7 @@
           </w:tcPr>
           <w:p>
             <w:pPr>
+              <w:pStyle w:val="affe"/>
               <w:rPr>
                 <w:highlight w:val="yellow"/>
                 <w:lang w:val="en-US"/>
@@ -3444,6 +3499,7 @@
           </w:tcPr>
           <w:p>
             <w:pPr>
+              <w:pStyle w:val="affe"/>
               <w:rPr>
                 <w:highlight w:val="yellow"/>
               </w:rPr>
@@ -3462,6 +3518,7 @@
           </w:tcPr>
           <w:p>
             <w:pPr>
+              <w:pStyle w:val="affe"/>
               <w:rPr>
                 <w:highlight w:val="yellow"/>
                 <w:lang w:val="en-US"/>
@@ -3482,6 +3539,7 @@
           </w:tcPr>
           <w:p>
             <w:pPr>
+              <w:pStyle w:val="affe"/>
               <w:rPr>
                 <w:highlight w:val="yellow"/>
               </w:rPr>
@@ -3500,6 +3558,7 @@
           </w:tcPr>
           <w:p>
             <w:pPr>
+              <w:pStyle w:val="affe"/>
               <w:rPr>
                 <w:highlight w:val="yellow"/>
               </w:rPr>
@@ -3518,6 +3577,7 @@
           </w:tcPr>
           <w:p>
             <w:pPr>
+              <w:pStyle w:val="affe"/>
               <w:rPr>
                 <w:highlight w:val="yellow"/>
               </w:rPr>
@@ -3536,6 +3596,7 @@
           </w:tcPr>
           <w:p>
             <w:pPr>
+              <w:pStyle w:val="affe"/>
               <w:rPr>
                 <w:highlight w:val="yellow"/>
               </w:rPr>
@@ -3554,6 +3615,7 @@
           </w:tcPr>
           <w:p>
             <w:pPr>
+              <w:pStyle w:val="affe"/>
               <w:rPr>
                 <w:highlight w:val="yellow"/>
               </w:rPr>
@@ -3572,6 +3634,7 @@
           </w:tcPr>
           <w:p>
             <w:pPr>
+              <w:pStyle w:val="affe"/>
               <w:rPr>
                 <w:highlight w:val="yellow"/>
               </w:rPr>
@@ -3590,6 +3653,7 @@
           </w:tcPr>
           <w:p>
             <w:pPr>
+              <w:pStyle w:val="affe"/>
               <w:rPr>
                 <w:highlight w:val="yellow"/>
               </w:rPr>
@@ -3609,6 +3673,9 @@
             <w:tcW w:w="1975" w:type="dxa"/>
           </w:tcPr>
           <w:p>
+            <w:pPr>
+              <w:pStyle w:val="afff1"/>
+            </w:pPr>
             <w:r>
               <w:t>Н</w:t>
             </w:r>
@@ -3620,6 +3687,7 @@
           </w:tcPr>
           <w:p>
             <w:pPr>
+              <w:pStyle w:val="affe"/>
               <w:rPr>
                 <w:highlight w:val="yellow"/>
               </w:rPr>
@@ -3638,6 +3706,7 @@
           </w:tcPr>
           <w:p>
             <w:pPr>
+              <w:pStyle w:val="affe"/>
               <w:rPr>
                 <w:highlight w:val="yellow"/>
                 <w:lang w:val="en-US"/>
@@ -3658,6 +3727,7 @@
           </w:tcPr>
           <w:p>
             <w:pPr>
+              <w:pStyle w:val="affe"/>
               <w:rPr>
                 <w:highlight w:val="yellow"/>
               </w:rPr>
@@ -3676,6 +3746,7 @@
           </w:tcPr>
           <w:p>
             <w:pPr>
+              <w:pStyle w:val="affe"/>
               <w:rPr>
                 <w:highlight w:val="yellow"/>
               </w:rPr>
@@ -3694,6 +3765,7 @@
           </w:tcPr>
           <w:p>
             <w:pPr>
+              <w:pStyle w:val="affe"/>
               <w:rPr>
                 <w:highlight w:val="yellow"/>
               </w:rPr>
@@ -3712,6 +3784,7 @@
           </w:tcPr>
           <w:p>
             <w:pPr>
+              <w:pStyle w:val="affe"/>
               <w:rPr>
                 <w:highlight w:val="yellow"/>
               </w:rPr>
@@ -3730,6 +3803,7 @@
           </w:tcPr>
           <w:p>
             <w:pPr>
+              <w:pStyle w:val="affe"/>
               <w:rPr>
                 <w:highlight w:val="yellow"/>
               </w:rPr>
@@ -3748,6 +3822,7 @@
           </w:tcPr>
           <w:p>
             <w:pPr>
+              <w:pStyle w:val="affe"/>
               <w:rPr>
                 <w:highlight w:val="yellow"/>
               </w:rPr>
@@ -3766,6 +3841,7 @@
           </w:tcPr>
           <w:p>
             <w:pPr>
+              <w:pStyle w:val="affe"/>
               <w:rPr>
                 <w:highlight w:val="yellow"/>
               </w:rPr>
@@ -3784,6 +3860,7 @@
           </w:tcPr>
           <w:p>
             <w:pPr>
+              <w:pStyle w:val="affe"/>
               <w:rPr>
                 <w:highlight w:val="yellow"/>
               </w:rPr>
@@ -3802,6 +3879,7 @@
           </w:tcPr>
           <w:p>
             <w:pPr>
+              <w:pStyle w:val="affe"/>
               <w:rPr>
                 <w:highlight w:val="yellow"/>
               </w:rPr>
@@ -3820,6 +3898,7 @@
           </w:tcPr>
           <w:p>
             <w:pPr>
+              <w:pStyle w:val="affe"/>
               <w:rPr>
                 <w:highlight w:val="yellow"/>
               </w:rPr>
@@ -3838,6 +3917,7 @@
           </w:tcPr>
           <w:p>
             <w:pPr>
+              <w:pStyle w:val="affe"/>
               <w:rPr>
                 <w:highlight w:val="yellow"/>
               </w:rPr>
@@ -3857,6 +3937,9 @@
             <w:tcW w:w="1975" w:type="dxa"/>
           </w:tcPr>
           <w:p>
+            <w:pPr>
+              <w:pStyle w:val="afff1"/>
+            </w:pPr>
             <w:r>
               <w:t>ТК</w:t>
             </w:r>
@@ -3868,6 +3951,7 @@
           </w:tcPr>
           <w:p>
             <w:pPr>
+              <w:pStyle w:val="affe"/>
               <w:rPr>
                 <w:highlight w:val="yellow"/>
               </w:rPr>
@@ -3886,6 +3970,7 @@
           </w:tcPr>
           <w:p>
             <w:pPr>
+              <w:pStyle w:val="affe"/>
               <w:rPr>
                 <w:highlight w:val="yellow"/>
                 <w:lang w:val="en-US"/>
@@ -3906,6 +3991,7 @@
           </w:tcPr>
           <w:p>
             <w:pPr>
+              <w:pStyle w:val="affe"/>
               <w:rPr>
                 <w:highlight w:val="yellow"/>
                 <w:lang w:val="en-US"/>
@@ -3926,6 +4012,7 @@
           </w:tcPr>
           <w:p>
             <w:pPr>
+              <w:pStyle w:val="affe"/>
               <w:rPr>
                 <w:highlight w:val="yellow"/>
                 <w:lang w:val="en-US"/>
@@ -3946,6 +4033,7 @@
           </w:tcPr>
           <w:p>
             <w:pPr>
+              <w:pStyle w:val="affe"/>
               <w:rPr>
                 <w:highlight w:val="yellow"/>
                 <w:lang w:val="en-US"/>
@@ -3966,6 +4054,7 @@
           </w:tcPr>
           <w:p>
             <w:pPr>
+              <w:pStyle w:val="affe"/>
               <w:rPr>
                 <w:highlight w:val="yellow"/>
                 <w:lang w:val="en-US"/>
@@ -3986,6 +4075,7 @@
           </w:tcPr>
           <w:p>
             <w:pPr>
+              <w:pStyle w:val="affe"/>
               <w:rPr>
                 <w:highlight w:val="yellow"/>
                 <w:lang w:val="en-US"/>
@@ -4006,6 +4096,7 @@
           </w:tcPr>
           <w:p>
             <w:pPr>
+              <w:pStyle w:val="affe"/>
               <w:rPr>
                 <w:highlight w:val="yellow"/>
                 <w:lang w:val="en-US"/>
@@ -4026,6 +4117,7 @@
           </w:tcPr>
           <w:p>
             <w:pPr>
+              <w:pStyle w:val="affe"/>
               <w:rPr>
                 <w:highlight w:val="yellow"/>
               </w:rPr>
@@ -4044,6 +4136,7 @@
           </w:tcPr>
           <w:p>
             <w:pPr>
+              <w:pStyle w:val="affe"/>
               <w:rPr>
                 <w:highlight w:val="yellow"/>
                 <w:lang w:val="en-US"/>
@@ -4064,6 +4157,7 @@
           </w:tcPr>
           <w:p>
             <w:pPr>
+              <w:pStyle w:val="affe"/>
               <w:rPr>
                 <w:highlight w:val="yellow"/>
                 <w:lang w:val="en-US"/>
@@ -4084,6 +4178,7 @@
           </w:tcPr>
           <w:p>
             <w:pPr>
+              <w:pStyle w:val="affe"/>
               <w:rPr>
                 <w:highlight w:val="yellow"/>
                 <w:lang w:val="en-US"/>
@@ -4104,6 +4199,7 @@
           </w:tcPr>
           <w:p>
             <w:pPr>
+              <w:pStyle w:val="affe"/>
               <w:rPr>
                 <w:highlight w:val="yellow"/>
                 <w:lang w:val="en-US"/>
@@ -4752,7 +4848,7 @@
           <w:tcPr/>
           <w:p>
             <w:pPr>
-              <w:pStyle w:val="Compact"/>
+              <w:pStyle w:val="afff1"/>
             </w:pPr>
             <w:r>
               <w:t xml:space="preserve">Заводской номер</w:t>
@@ -4763,7 +4859,7 @@
           <w:tcPr/>
           <w:p>
             <w:pPr>
-              <w:pStyle w:val="Compact"/>
+              <w:pStyle w:val="afff1"/>
             </w:pPr>
             <w:r>
               <w:t xml:space="preserve">Завод-изготовитель</w:t>
@@ -4774,7 +4870,7 @@
           <w:tcPr/>
           <w:p>
             <w:pPr>
-              <w:pStyle w:val="Compact"/>
+              <w:pStyle w:val="afff1"/>
             </w:pPr>
             <w:r>
               <w:t xml:space="preserve">Год выпуска</w:t>
@@ -4785,7 +4881,7 @@
           <w:tcPr/>
           <w:p>
             <w:pPr>
-              <w:pStyle w:val="Compact"/>
+              <w:pStyle w:val="afff1"/>
             </w:pPr>
             <w:r>
               <w:t xml:space="preserve">Uпит, В</w:t>
@@ -4796,7 +4892,7 @@
           <w:tcPr/>
           <w:p>
             <w:pPr>
-              <w:pStyle w:val="Compact"/>
+              <w:pStyle w:val="afff1"/>
             </w:pPr>
             <w:r>
               <w:t xml:space="preserve">Iном ст1, А</w:t>
@@ -4807,7 +4903,7 @@
           <w:tcPr/>
           <w:p>
             <w:pPr>
-              <w:pStyle w:val="Compact"/>
+              <w:pStyle w:val="afff1"/>
             </w:pPr>
             <w:r>
               <w:t xml:space="preserve">Iном ст2, А</w:t>
@@ -4818,7 +4914,7 @@
           <w:tcPr/>
           <w:p>
             <w:pPr>
-              <w:pStyle w:val="Compact"/>
+              <w:pStyle w:val="afff1"/>
             </w:pPr>
             <w:r>
               <w:t xml:space="preserve">Iном ст3, А</w:t>
@@ -4831,7 +4927,7 @@
           <w:tcPr/>
           <w:p>
             <w:pPr>
-              <w:pStyle w:val="Compact"/>
+              <w:pStyle w:val="afff1"/>
             </w:pPr>
           </w:p>
         </w:tc>
@@ -4839,7 +4935,7 @@
           <w:tcPr/>
           <w:p>
             <w:pPr>
-              <w:pStyle w:val="Compact"/>
+              <w:pStyle w:val="affe"/>
             </w:pPr>
             <w:r>
               <w:t xml:space="preserve">ООО Юнител Инжиниринг</w:t>
@@ -4850,7 +4946,7 @@
           <w:tcPr/>
           <w:p>
             <w:pPr>
-              <w:pStyle w:val="Compact"/>
+              <w:pStyle w:val="affe"/>
             </w:pPr>
           </w:p>
         </w:tc>
@@ -4858,7 +4954,7 @@
           <w:tcPr/>
           <w:p>
             <w:pPr>
-              <w:pStyle w:val="Compact"/>
+              <w:pStyle w:val="affe"/>
             </w:pPr>
             <w:r>
               <w:t xml:space="preserve">=/~220</w:t>
@@ -4869,7 +4965,7 @@
           <w:tcPr/>
           <w:p>
             <w:pPr>
-              <w:pStyle w:val="Compact"/>
+              <w:pStyle w:val="affe"/>
             </w:pPr>
           </w:p>
         </w:tc>
@@ -4877,7 +4973,7 @@
           <w:tcPr/>
           <w:p>
             <w:pPr>
-              <w:pStyle w:val="Compact"/>
+              <w:pStyle w:val="affe"/>
             </w:pPr>
           </w:p>
         </w:tc>
@@ -4885,7 +4981,7 @@
           <w:tcPr/>
           <w:p>
             <w:pPr>
-              <w:pStyle w:val="Compact"/>
+              <w:pStyle w:val="affe"/>
             </w:pPr>
           </w:p>
         </w:tc>
@@ -4930,7 +5026,7 @@
           <w:tcPr/>
           <w:p>
             <w:pPr>
-              <w:pStyle w:val="Compact"/>
+              <w:pStyle w:val="afff1"/>
             </w:pPr>
             <w:r>
               <w:t xml:space="preserve">Заводской номер</w:t>
@@ -4941,7 +5037,7 @@
           <w:tcPr/>
           <w:p>
             <w:pPr>
-              <w:pStyle w:val="Compact"/>
+              <w:pStyle w:val="afff1"/>
             </w:pPr>
             <w:r>
               <w:t xml:space="preserve">Завод-изготовитель</w:t>
@@ -4952,7 +5048,7 @@
           <w:tcPr/>
           <w:p>
             <w:pPr>
-              <w:pStyle w:val="Compact"/>
+              <w:pStyle w:val="afff1"/>
             </w:pPr>
             <w:r>
               <w:t xml:space="preserve">Год выпуска</w:t>
@@ -4963,7 +5059,7 @@
           <w:tcPr/>
           <w:p>
             <w:pPr>
-              <w:pStyle w:val="Compact"/>
+              <w:pStyle w:val="afff1"/>
             </w:pPr>
             <w:r>
               <w:t xml:space="preserve">Uпит, В</w:t>
@@ -4976,7 +5072,7 @@
           <w:tcPr/>
           <w:p>
             <w:pPr>
-              <w:pStyle w:val="Compact"/>
+              <w:pStyle w:val="afff1"/>
             </w:pPr>
           </w:p>
         </w:tc>
@@ -4984,7 +5080,7 @@
           <w:tcPr/>
           <w:p>
             <w:pPr>
-              <w:pStyle w:val="Compact"/>
+              <w:pStyle w:val="affe"/>
             </w:pPr>
             <w:r>
               <w:t xml:space="preserve">ООО Юнител Инжиниринг</w:t>
@@ -4995,7 +5091,7 @@
           <w:tcPr/>
           <w:p>
             <w:pPr>
-              <w:pStyle w:val="Compact"/>
+              <w:pStyle w:val="affe"/>
             </w:pPr>
           </w:p>
         </w:tc>
@@ -5003,7 +5099,7 @@
           <w:tcPr/>
           <w:p>
             <w:pPr>
-              <w:pStyle w:val="Compact"/>
+              <w:pStyle w:val="affe"/>
             </w:pPr>
             <w:r>
               <w:t xml:space="preserve">=/~220</w:t>
@@ -5071,7 +5167,7 @@
           </w:tcPr>
           <w:p>
             <w:pPr>
-              <w:pStyle w:val="Compact"/>
+              <w:pStyle w:val="afff1"/>
             </w:pPr>
             <w:r>
               <w:t xml:space="preserve">Тип</w:t>
@@ -5084,7 +5180,7 @@
           </w:tcPr>
           <w:p>
             <w:pPr>
-              <w:pStyle w:val="Compact"/>
+              <w:pStyle w:val="afff1"/>
             </w:pPr>
             <w:r>
               <w:t xml:space="preserve">Мощность, МВА</w:t>
@@ -5097,7 +5193,7 @@
           </w:tcPr>
           <w:p>
             <w:pPr>
-              <w:pStyle w:val="Compact"/>
+              <w:pStyle w:val="afff1"/>
             </w:pPr>
             <w:r>
               <w:t xml:space="preserve">Напряжение, кВ</w:t>
@@ -5110,7 +5206,7 @@
           </w:tcPr>
           <w:p>
             <w:pPr>
-              <w:pStyle w:val="Compact"/>
+              <w:pStyle w:val="afff1"/>
             </w:pPr>
             <w:r>
               <w:t xml:space="preserve">Номинальный ток, А</w:t>
@@ -5135,7 +5231,7 @@
           <w:tcPr/>
           <w:p>
             <w:pPr>
-              <w:pStyle w:val="Compact"/>
+              <w:pStyle w:val="affe"/>
             </w:pPr>
             <w:r>
               <w:t xml:space="preserve">ВН</w:t>
@@ -5146,7 +5242,7 @@
           <w:tcPr/>
           <w:p>
             <w:pPr>
-              <w:pStyle w:val="Compact"/>
+              <w:pStyle w:val="affe"/>
             </w:pPr>
             <w:r>
               <w:t xml:space="preserve">СН</w:t>
@@ -5157,7 +5253,7 @@
           <w:tcPr/>
           <w:p>
             <w:pPr>
-              <w:pStyle w:val="Compact"/>
+              <w:pStyle w:val="affe"/>
             </w:pPr>
             <w:r>
               <w:t xml:space="preserve">НН</w:t>
@@ -5168,7 +5264,7 @@
           <w:tcPr/>
           <w:p>
             <w:pPr>
-              <w:pStyle w:val="Compact"/>
+              <w:pStyle w:val="affe"/>
             </w:pPr>
             <w:r>
               <w:t xml:space="preserve">ВН</w:t>
@@ -5179,7 +5275,7 @@
           <w:tcPr/>
           <w:p>
             <w:pPr>
-              <w:pStyle w:val="Compact"/>
+              <w:pStyle w:val="affe"/>
             </w:pPr>
             <w:r>
               <w:t xml:space="preserve">СН</w:t>
@@ -5190,7 +5286,7 @@
           <w:tcPr/>
           <w:p>
             <w:pPr>
-              <w:pStyle w:val="Compact"/>
+              <w:pStyle w:val="affe"/>
             </w:pPr>
             <w:r>
               <w:t xml:space="preserve">НН</w:t>
@@ -5201,7 +5297,7 @@
           <w:tcPr/>
           <w:p>
             <w:pPr>
-              <w:pStyle w:val="Compact"/>
+              <w:pStyle w:val="affe"/>
             </w:pPr>
             <w:r>
               <w:t xml:space="preserve">ВН</w:t>
@@ -5212,7 +5308,7 @@
           <w:tcPr/>
           <w:p>
             <w:pPr>
-              <w:pStyle w:val="Compact"/>
+              <w:pStyle w:val="affe"/>
             </w:pPr>
             <w:r>
               <w:t xml:space="preserve">СН</w:t>
@@ -5223,7 +5319,7 @@
           <w:tcPr/>
           <w:p>
             <w:pPr>
-              <w:pStyle w:val="Compact"/>
+              <w:pStyle w:val="affe"/>
             </w:pPr>
             <w:r>
               <w:t xml:space="preserve">НН</w:t>
@@ -5236,7 +5332,7 @@
           <w:tcPr/>
           <w:p>
             <w:pPr>
-              <w:pStyle w:val="Compact"/>
+              <w:pStyle w:val="afff1"/>
             </w:pPr>
           </w:p>
         </w:tc>
@@ -5244,7 +5340,7 @@
           <w:tcPr/>
           <w:p>
             <w:pPr>
-              <w:pStyle w:val="Compact"/>
+              <w:pStyle w:val="affe"/>
             </w:pPr>
           </w:p>
         </w:tc>
@@ -5252,7 +5348,7 @@
           <w:tcPr/>
           <w:p>
             <w:pPr>
-              <w:pStyle w:val="Compact"/>
+              <w:pStyle w:val="affe"/>
             </w:pPr>
           </w:p>
         </w:tc>
@@ -5260,7 +5356,7 @@
           <w:tcPr/>
           <w:p>
             <w:pPr>
-              <w:pStyle w:val="Compact"/>
+              <w:pStyle w:val="affe"/>
             </w:pPr>
           </w:p>
         </w:tc>
@@ -5268,7 +5364,7 @@
           <w:tcPr/>
           <w:p>
             <w:pPr>
-              <w:pStyle w:val="Compact"/>
+              <w:pStyle w:val="affe"/>
             </w:pPr>
           </w:p>
         </w:tc>
@@ -5276,7 +5372,7 @@
           <w:tcPr/>
           <w:p>
             <w:pPr>
-              <w:pStyle w:val="Compact"/>
+              <w:pStyle w:val="affe"/>
             </w:pPr>
           </w:p>
         </w:tc>
@@ -5284,7 +5380,7 @@
           <w:tcPr/>
           <w:p>
             <w:pPr>
-              <w:pStyle w:val="Compact"/>
+              <w:pStyle w:val="affe"/>
             </w:pPr>
           </w:p>
         </w:tc>
@@ -5292,7 +5388,7 @@
           <w:tcPr/>
           <w:p>
             <w:pPr>
-              <w:pStyle w:val="Compact"/>
+              <w:pStyle w:val="affe"/>
             </w:pPr>
           </w:p>
         </w:tc>
@@ -5300,7 +5396,7 @@
           <w:tcPr/>
           <w:p>
             <w:pPr>
-              <w:pStyle w:val="Compact"/>
+              <w:pStyle w:val="affe"/>
             </w:pPr>
           </w:p>
         </w:tc>
@@ -5308,7 +5404,7 @@
           <w:tcPr/>
           <w:p>
             <w:pPr>
-              <w:pStyle w:val="Compact"/>
+              <w:pStyle w:val="affe"/>
             </w:pPr>
           </w:p>
         </w:tc>
@@ -5676,7 +5772,7 @@
           <w:tcPr/>
           <w:p>
             <w:pPr>
-              <w:pStyle w:val="Compact"/>
+              <w:pStyle w:val="afff1"/>
             </w:pPr>
             <w:r>
               <w:t xml:space="preserve">Группа №</w:t>
@@ -5687,7 +5783,7 @@
           <w:tcPr/>
           <w:p>
             <w:pPr>
-              <w:pStyle w:val="Compact"/>
+              <w:pStyle w:val="afff1"/>
             </w:pPr>
             <w:r>
               <w:t xml:space="preserve">Наименование цепи</w:t>
@@ -5698,7 +5794,7 @@
           <w:tcPr/>
           <w:p>
             <w:pPr>
-              <w:pStyle w:val="Compact"/>
+              <w:pStyle w:val="afff1"/>
             </w:pPr>
             <w:r>
               <w:t xml:space="preserve">Сопротивление, МОм</w:t>
@@ -5711,7 +5807,7 @@
           <w:tcPr/>
           <w:p>
             <w:pPr>
-              <w:pStyle w:val="Compact"/>
+              <w:pStyle w:val="afff1"/>
             </w:pPr>
             <w:r>
               <w:t xml:space="preserve">1</w:t>
@@ -5722,7 +5818,7 @@
           <w:tcPr/>
           <w:p>
             <w:pPr>
-              <w:pStyle w:val="Compact"/>
+              <w:pStyle w:val="affe"/>
             </w:pPr>
             <w:r>
               <w:t xml:space="preserve">Цепи переменного тока</w:t>
@@ -5733,7 +5829,7 @@
           <w:tcPr/>
           <w:p>
             <w:pPr>
-              <w:pStyle w:val="Compact"/>
+              <w:pStyle w:val="affe"/>
             </w:pPr>
           </w:p>
         </w:tc>
@@ -5743,7 +5839,7 @@
           <w:tcPr/>
           <w:p>
             <w:pPr>
-              <w:pStyle w:val="Compact"/>
+              <w:pStyle w:val="afff1"/>
             </w:pPr>
             <w:r>
               <w:t xml:space="preserve">2</w:t>
@@ -5754,7 +5850,7 @@
           <w:tcPr/>
           <w:p>
             <w:pPr>
-              <w:pStyle w:val="Compact"/>
+              <w:pStyle w:val="affe"/>
             </w:pPr>
             <w:r>
               <w:t xml:space="preserve">Цепи питания оперативным током</w:t>
@@ -5765,7 +5861,7 @@
           <w:tcPr/>
           <w:p>
             <w:pPr>
-              <w:pStyle w:val="Compact"/>
+              <w:pStyle w:val="affe"/>
             </w:pPr>
           </w:p>
         </w:tc>
@@ -5775,7 +5871,7 @@
           <w:tcPr/>
           <w:p>
             <w:pPr>
-              <w:pStyle w:val="Compact"/>
+              <w:pStyle w:val="afff1"/>
             </w:pPr>
             <w:r>
               <w:t xml:space="preserve">3</w:t>
@@ -5786,7 +5882,7 @@
           <w:tcPr/>
           <w:p>
             <w:pPr>
-              <w:pStyle w:val="Compact"/>
+              <w:pStyle w:val="affe"/>
             </w:pPr>
             <w:r>
               <w:t xml:space="preserve">Цепи выходных реле</w:t>
@@ -5797,7 +5893,7 @@
           <w:tcPr/>
           <w:p>
             <w:pPr>
-              <w:pStyle w:val="Compact"/>
+              <w:pStyle w:val="affe"/>
             </w:pPr>
           </w:p>
         </w:tc>
@@ -5807,7 +5903,7 @@
           <w:tcPr/>
           <w:p>
             <w:pPr>
-              <w:pStyle w:val="Compact"/>
+              <w:pStyle w:val="afff1"/>
             </w:pPr>
             <w:r>
               <w:t xml:space="preserve">4</w:t>
@@ -5818,7 +5914,7 @@
           <w:tcPr/>
           <w:p>
             <w:pPr>
-              <w:pStyle w:val="Compact"/>
+              <w:pStyle w:val="affe"/>
             </w:pPr>
             <w:r>
               <w:t xml:space="preserve">Выходные цепи дискретных сигналов от выходных реле</w:t>
@@ -5829,7 +5925,7 @@
           <w:tcPr/>
           <w:p>
             <w:pPr>
-              <w:pStyle w:val="Compact"/>
+              <w:pStyle w:val="affe"/>
             </w:pPr>
           </w:p>
         </w:tc>
@@ -5839,7 +5935,7 @@
           <w:tcPr/>
           <w:p>
             <w:pPr>
-              <w:pStyle w:val="Compact"/>
+              <w:pStyle w:val="afff1"/>
             </w:pPr>
             <w:r>
               <w:t xml:space="preserve">5</w:t>
@@ -5850,7 +5946,7 @@
           <w:tcPr/>
           <w:p>
             <w:pPr>
-              <w:pStyle w:val="Compact"/>
+              <w:pStyle w:val="affe"/>
             </w:pPr>
             <w:r>
               <w:t xml:space="preserve">Цепи сигнализации</w:t>
@@ -5861,7 +5957,7 @@
           <w:tcPr/>
           <w:p>
             <w:pPr>
-              <w:pStyle w:val="Compact"/>
+              <w:pStyle w:val="affe"/>
             </w:pPr>
           </w:p>
         </w:tc>
@@ -5944,7 +6040,7 @@
           <w:tcPr/>
           <w:p>
             <w:pPr>
-              <w:pStyle w:val="Compact"/>
+              <w:pStyle w:val="afff1"/>
             </w:pPr>
             <w:r>
               <w:t xml:space="preserve">Группа №</w:t>
@@ -5955,7 +6051,7 @@
           <w:tcPr/>
           <w:p>
             <w:pPr>
-              <w:pStyle w:val="Compact"/>
+              <w:pStyle w:val="afff1"/>
             </w:pPr>
             <w:r>
               <w:t xml:space="preserve">Наименование цепи</w:t>
@@ -5966,7 +6062,7 @@
           <w:tcPr/>
           <w:p>
             <w:pPr>
-              <w:pStyle w:val="Compact"/>
+              <w:pStyle w:val="afff1"/>
             </w:pPr>
             <w:r>
               <w:t xml:space="preserve">Сопротивление, МОм</w:t>
@@ -5979,7 +6075,7 @@
           <w:tcPr/>
           <w:p>
             <w:pPr>
-              <w:pStyle w:val="Compact"/>
+              <w:pStyle w:val="afff1"/>
             </w:pPr>
             <w:r>
               <w:t xml:space="preserve">1</w:t>
@@ -5990,7 +6086,7 @@
           <w:tcPr/>
           <w:p>
             <w:pPr>
-              <w:pStyle w:val="Compact"/>
+              <w:pStyle w:val="affe"/>
             </w:pPr>
             <w:r>
               <w:t xml:space="preserve">Цепи переменного тока</w:t>
@@ -6001,7 +6097,7 @@
           <w:tcPr/>
           <w:p>
             <w:pPr>
-              <w:pStyle w:val="Compact"/>
+              <w:pStyle w:val="affe"/>
             </w:pPr>
           </w:p>
         </w:tc>
@@ -6011,7 +6107,7 @@
           <w:tcPr/>
           <w:p>
             <w:pPr>
-              <w:pStyle w:val="Compact"/>
+              <w:pStyle w:val="afff1"/>
             </w:pPr>
             <w:r>
               <w:t xml:space="preserve">2</w:t>
@@ -6022,7 +6118,7 @@
           <w:tcPr/>
           <w:p>
             <w:pPr>
-              <w:pStyle w:val="Compact"/>
+              <w:pStyle w:val="affe"/>
             </w:pPr>
             <w:r>
               <w:t xml:space="preserve">Цепи питания оперативным током</w:t>
@@ -6033,7 +6129,7 @@
           <w:tcPr/>
           <w:p>
             <w:pPr>
-              <w:pStyle w:val="Compact"/>
+              <w:pStyle w:val="affe"/>
             </w:pPr>
           </w:p>
         </w:tc>
@@ -6043,7 +6139,7 @@
           <w:tcPr/>
           <w:p>
             <w:pPr>
-              <w:pStyle w:val="Compact"/>
+              <w:pStyle w:val="afff1"/>
             </w:pPr>
             <w:r>
               <w:t xml:space="preserve">3</w:t>
@@ -6054,7 +6150,7 @@
           <w:tcPr/>
           <w:p>
             <w:pPr>
-              <w:pStyle w:val="Compact"/>
+              <w:pStyle w:val="affe"/>
             </w:pPr>
             <w:r>
               <w:t xml:space="preserve">Цепи выходных реле</w:t>
@@ -6065,7 +6161,7 @@
           <w:tcPr/>
           <w:p>
             <w:pPr>
-              <w:pStyle w:val="Compact"/>
+              <w:pStyle w:val="affe"/>
             </w:pPr>
           </w:p>
         </w:tc>
@@ -6075,7 +6171,7 @@
           <w:tcPr/>
           <w:p>
             <w:pPr>
-              <w:pStyle w:val="Compact"/>
+              <w:pStyle w:val="afff1"/>
             </w:pPr>
             <w:r>
               <w:t xml:space="preserve">4</w:t>
@@ -6086,7 +6182,7 @@
           <w:tcPr/>
           <w:p>
             <w:pPr>
-              <w:pStyle w:val="Compact"/>
+              <w:pStyle w:val="affe"/>
             </w:pPr>
             <w:r>
               <w:t xml:space="preserve">Выходные цепи дискретных сигналов от выходных реле</w:t>
@@ -6097,7 +6193,7 @@
           <w:tcPr/>
           <w:p>
             <w:pPr>
-              <w:pStyle w:val="Compact"/>
+              <w:pStyle w:val="affe"/>
             </w:pPr>
           </w:p>
         </w:tc>
@@ -6107,7 +6203,7 @@
           <w:tcPr/>
           <w:p>
             <w:pPr>
-              <w:pStyle w:val="Compact"/>
+              <w:pStyle w:val="afff1"/>
             </w:pPr>
             <w:r>
               <w:t xml:space="preserve">5</w:t>
@@ -6118,7 +6214,7 @@
           <w:tcPr/>
           <w:p>
             <w:pPr>
-              <w:pStyle w:val="Compact"/>
+              <w:pStyle w:val="affe"/>
             </w:pPr>
             <w:r>
               <w:t xml:space="preserve">Цепи сигнализации</w:t>
@@ -6129,7 +6225,7 @@
           <w:tcPr/>
           <w:p>
             <w:pPr>
-              <w:pStyle w:val="Compact"/>
+              <w:pStyle w:val="affe"/>
             </w:pPr>
           </w:p>
         </w:tc>
@@ -11523,7 +11619,7 @@
     </w:lvl>
   </w:abstractNum>
   <w:abstractNum w:abstractNumId="40">
-    <w:nsid w:val="04DFCE5C"/>
+    <w:nsid w:val="0552BC19"/>
     <w:multiLevelType w:val="multilevel"/>
     <w:lvl w:ilvl="0">
       <w:numFmt w:val="bullet"/>

--- a/SET_240.01-0/protocol_SET_240.01-0.docx
+++ b/SET_240.01-0/protocol_SET_240.01-0.docx
@@ -81,8 +81,7 @@
     </w:p>
     <w:p>
       <w:pPr>
-        <w:pStyle w:val="afffe"/>
-        <w:jc w:val="left"/>
+        <w:pStyle w:val="afffffff9"/>
         <w:rPr>
           <w:lang w:val="en-US"/>
         </w:rPr>
@@ -2860,7 +2859,7 @@
           </w:tcPr>
           <w:p>
             <w:pPr>
-              <w:pStyle w:val="afff1"/>
+              <w:pStyle w:val="affffff"/>
             </w:pPr>
             <w:r>
               <w:t>В</w:t>
@@ -3132,7 +3131,7 @@
           </w:tcPr>
           <w:p>
             <w:pPr>
-              <w:pStyle w:val="afff1"/>
+              <w:pStyle w:val="affffff"/>
             </w:pPr>
             <w:r>
               <w:t>К</w:t>
@@ -3408,7 +3407,7 @@
           </w:tcPr>
           <w:p>
             <w:pPr>
-              <w:pStyle w:val="afff1"/>
+              <w:pStyle w:val="affffff"/>
             </w:pPr>
             <w:r>
               <w:t>К1</w:t>
@@ -3674,7 +3673,7 @@
           </w:tcPr>
           <w:p>
             <w:pPr>
-              <w:pStyle w:val="afff1"/>
+              <w:pStyle w:val="affffff"/>
             </w:pPr>
             <w:r>
               <w:t>Н</w:t>
@@ -3938,7 +3937,7 @@
           </w:tcPr>
           <w:p>
             <w:pPr>
-              <w:pStyle w:val="afff1"/>
+              <w:pStyle w:val="affffff"/>
             </w:pPr>
             <w:r>
               <w:t>ТК</w:t>
@@ -4817,7 +4816,7 @@
     <w:bookmarkStart w:id="3" w:name="tbl:table21"/>
     <w:p>
       <w:pPr>
-        <w:pStyle w:val="311"/>
+        <w:pStyle w:val="afffffff9"/>
       </w:pPr>
       <w:r>
         <w:t xml:space="preserve">Таблица 2.1. Технические данные устройства</w:t>
@@ -4927,7 +4926,7 @@
           <w:tcPr/>
           <w:p>
             <w:pPr>
-              <w:pStyle w:val="afff1"/>
+              <w:pStyle w:val="affffff"/>
             </w:pPr>
           </w:p>
         </w:tc>
@@ -4999,7 +4998,7 @@
     <w:bookmarkStart w:id="4" w:name="tbl:table22"/>
     <w:p>
       <w:pPr>
-        <w:pStyle w:val="311"/>
+        <w:pStyle w:val="afffffff9"/>
       </w:pPr>
       <w:r>
         <w:t xml:space="preserve">Таблица 2.2. Технические данные устройства</w:t>
@@ -5072,7 +5071,7 @@
           <w:tcPr/>
           <w:p>
             <w:pPr>
-              <w:pStyle w:val="afff1"/>
+              <w:pStyle w:val="affffff"/>
             </w:pPr>
           </w:p>
         </w:tc>
@@ -5131,7 +5130,7 @@
     <w:bookmarkStart w:id="6" w:name="tbl:table23"/>
     <w:p>
       <w:pPr>
-        <w:pStyle w:val="311"/>
+        <w:pStyle w:val="afffffff9"/>
       </w:pPr>
       <w:r>
         <w:t xml:space="preserve">Таблица 2.3. Параметры трансформатора</w:t>
@@ -5332,7 +5331,7 @@
           <w:tcPr/>
           <w:p>
             <w:pPr>
-              <w:pStyle w:val="afff1"/>
+              <w:pStyle w:val="affffff"/>
             </w:pPr>
           </w:p>
         </w:tc>
@@ -5745,7 +5744,7 @@
     <w:bookmarkStart w:id="13" w:name="tbl:table71"/>
     <w:p>
       <w:pPr>
-        <w:pStyle w:val="311"/>
+        <w:pStyle w:val="afffffff9"/>
       </w:pPr>
       <w:r>
         <w:t xml:space="preserve">Таблица 7.1. Проверка сопротивления изоляции цепей</w:t>
@@ -5807,7 +5806,7 @@
           <w:tcPr/>
           <w:p>
             <w:pPr>
-              <w:pStyle w:val="afff1"/>
+              <w:pStyle w:val="affffff"/>
             </w:pPr>
             <w:r>
               <w:t xml:space="preserve">1</w:t>
@@ -5839,7 +5838,7 @@
           <w:tcPr/>
           <w:p>
             <w:pPr>
-              <w:pStyle w:val="afff1"/>
+              <w:pStyle w:val="affffff"/>
             </w:pPr>
             <w:r>
               <w:t xml:space="preserve">2</w:t>
@@ -5871,7 +5870,7 @@
           <w:tcPr/>
           <w:p>
             <w:pPr>
-              <w:pStyle w:val="afff1"/>
+              <w:pStyle w:val="affffff"/>
             </w:pPr>
             <w:r>
               <w:t xml:space="preserve">3</w:t>
@@ -5903,7 +5902,7 @@
           <w:tcPr/>
           <w:p>
             <w:pPr>
-              <w:pStyle w:val="afff1"/>
+              <w:pStyle w:val="affffff"/>
             </w:pPr>
             <w:r>
               <w:t xml:space="preserve">4</w:t>
@@ -5935,7 +5934,7 @@
           <w:tcPr/>
           <w:p>
             <w:pPr>
-              <w:pStyle w:val="afff1"/>
+              <w:pStyle w:val="affffff"/>
             </w:pPr>
             <w:r>
               <w:t xml:space="preserve">5</w:t>
@@ -6013,7 +6012,7 @@
     <w:bookmarkStart w:id="15" w:name="tbl:table72"/>
     <w:p>
       <w:pPr>
-        <w:pStyle w:val="311"/>
+        <w:pStyle w:val="afffffff9"/>
       </w:pPr>
       <w:r>
         <w:t xml:space="preserve">Таблица 7.2. Проверка сопротивления изоляции цепей</w:t>
@@ -6075,7 +6074,7 @@
           <w:tcPr/>
           <w:p>
             <w:pPr>
-              <w:pStyle w:val="afff1"/>
+              <w:pStyle w:val="affffff"/>
             </w:pPr>
             <w:r>
               <w:t xml:space="preserve">1</w:t>
@@ -6107,7 +6106,7 @@
           <w:tcPr/>
           <w:p>
             <w:pPr>
-              <w:pStyle w:val="afff1"/>
+              <w:pStyle w:val="affffff"/>
             </w:pPr>
             <w:r>
               <w:t xml:space="preserve">2</w:t>
@@ -6139,7 +6138,7 @@
           <w:tcPr/>
           <w:p>
             <w:pPr>
-              <w:pStyle w:val="afff1"/>
+              <w:pStyle w:val="affffff"/>
             </w:pPr>
             <w:r>
               <w:t xml:space="preserve">3</w:t>
@@ -6171,7 +6170,7 @@
           <w:tcPr/>
           <w:p>
             <w:pPr>
-              <w:pStyle w:val="afff1"/>
+              <w:pStyle w:val="affffff"/>
             </w:pPr>
             <w:r>
               <w:t xml:space="preserve">4</w:t>
@@ -6203,7 +6202,7 @@
           <w:tcPr/>
           <w:p>
             <w:pPr>
-              <w:pStyle w:val="afff1"/>
+              <w:pStyle w:val="affffff"/>
             </w:pPr>
             <w:r>
               <w:t xml:space="preserve">5</w:t>
@@ -11619,7 +11618,7 @@
     </w:lvl>
   </w:abstractNum>
   <w:abstractNum w:abstractNumId="40">
-    <w:nsid w:val="0552BC19"/>
+    <w:nsid w:val="032B1BAA"/>
     <w:multiLevelType w:val="multilevel"/>
     <w:lvl w:ilvl="0">
       <w:numFmt w:val="bullet"/>
@@ -17917,6 +17916,16 @@
       <w:lang w:eastAsia="ru-RU"/>
     </w:rPr>
   </w:style>
+  <w:style w:type="paragraph" w:customStyle="1" w:styleId="afffffff9">
+    <w:name w:val="ДОК Таблица Текст Без Нумерации"/>
+    <w:basedOn w:val="af7"/>
+    <w:qFormat/>
+    <w:rsid w:val="00BC5258"/>
+    <w:pPr>
+      <w:keepNext/>
+      <w:spacing w:after="120"/>
+    </w:pPr>
+  </w:style>
 </w:styles>
 </file>
 

--- a/SET_240.01-0/protocol_SET_240.01-0.docx
+++ b/SET_240.01-0/protocol_SET_240.01-0.docx
@@ -11618,7 +11618,7 @@
     </w:lvl>
   </w:abstractNum>
   <w:abstractNum w:abstractNumId="40">
-    <w:nsid w:val="032B1BAA"/>
+    <w:nsid w:val="0076D523"/>
     <w:multiLevelType w:val="multilevel"/>
     <w:lvl w:ilvl="0">
       <w:numFmt w:val="bullet"/>
@@ -16102,10 +16102,9 @@
     <w:basedOn w:val="af"/>
     <w:uiPriority w:val="99"/>
     <w:semiHidden/>
-    <w:rsid w:val="001C3A56"/>
+    <w:rsid w:val="002C7EBB"/>
     <w:pPr>
       <w:ind w:firstLine="709"/>
-      <w:jc w:val="both"/>
     </w:pPr>
     <w:rPr>
       <w:lang w:val="en-US" w:eastAsia="en-US"/>

--- a/SET_240.01-0/protocol_SET_240.01-0.docx
+++ b/SET_240.01-0/protocol_SET_240.01-0.docx
@@ -2859,7 +2859,7 @@
           </w:tcPr>
           <w:p>
             <w:pPr>
-              <w:pStyle w:val="affffff"/>
+              <w:pStyle w:val="afff1"/>
             </w:pPr>
             <w:r>
               <w:t>В</w:t>
@@ -3131,7 +3131,7 @@
           </w:tcPr>
           <w:p>
             <w:pPr>
-              <w:pStyle w:val="affffff"/>
+              <w:pStyle w:val="afff1"/>
             </w:pPr>
             <w:r>
               <w:t>К</w:t>
@@ -3407,7 +3407,7 @@
           </w:tcPr>
           <w:p>
             <w:pPr>
-              <w:pStyle w:val="affffff"/>
+              <w:pStyle w:val="afff1"/>
             </w:pPr>
             <w:r>
               <w:t>К1</w:t>
@@ -3673,7 +3673,7 @@
           </w:tcPr>
           <w:p>
             <w:pPr>
-              <w:pStyle w:val="affffff"/>
+              <w:pStyle w:val="afff1"/>
             </w:pPr>
             <w:r>
               <w:t>Н</w:t>
@@ -3937,7 +3937,7 @@
           </w:tcPr>
           <w:p>
             <w:pPr>
-              <w:pStyle w:val="affffff"/>
+              <w:pStyle w:val="afff1"/>
             </w:pPr>
             <w:r>
               <w:t>ТК</w:t>
@@ -4926,7 +4926,7 @@
           <w:tcPr/>
           <w:p>
             <w:pPr>
-              <w:pStyle w:val="affffff"/>
+              <w:pStyle w:val="afff1"/>
             </w:pPr>
           </w:p>
         </w:tc>
@@ -5071,7 +5071,7 @@
           <w:tcPr/>
           <w:p>
             <w:pPr>
-              <w:pStyle w:val="affffff"/>
+              <w:pStyle w:val="afff1"/>
             </w:pPr>
           </w:p>
         </w:tc>
@@ -5331,7 +5331,7 @@
           <w:tcPr/>
           <w:p>
             <w:pPr>
-              <w:pStyle w:val="affffff"/>
+              <w:pStyle w:val="afff1"/>
             </w:pPr>
           </w:p>
         </w:tc>
@@ -5806,7 +5806,7 @@
           <w:tcPr/>
           <w:p>
             <w:pPr>
-              <w:pStyle w:val="affffff"/>
+              <w:pStyle w:val="afff1"/>
             </w:pPr>
             <w:r>
               <w:t xml:space="preserve">1</w:t>
@@ -5838,7 +5838,7 @@
           <w:tcPr/>
           <w:p>
             <w:pPr>
-              <w:pStyle w:val="affffff"/>
+              <w:pStyle w:val="afff1"/>
             </w:pPr>
             <w:r>
               <w:t xml:space="preserve">2</w:t>
@@ -5870,7 +5870,7 @@
           <w:tcPr/>
           <w:p>
             <w:pPr>
-              <w:pStyle w:val="affffff"/>
+              <w:pStyle w:val="afff1"/>
             </w:pPr>
             <w:r>
               <w:t xml:space="preserve">3</w:t>
@@ -5902,7 +5902,7 @@
           <w:tcPr/>
           <w:p>
             <w:pPr>
-              <w:pStyle w:val="affffff"/>
+              <w:pStyle w:val="afff1"/>
             </w:pPr>
             <w:r>
               <w:t xml:space="preserve">4</w:t>
@@ -5934,7 +5934,7 @@
           <w:tcPr/>
           <w:p>
             <w:pPr>
-              <w:pStyle w:val="affffff"/>
+              <w:pStyle w:val="afff1"/>
             </w:pPr>
             <w:r>
               <w:t xml:space="preserve">5</w:t>
@@ -6074,7 +6074,7 @@
           <w:tcPr/>
           <w:p>
             <w:pPr>
-              <w:pStyle w:val="affffff"/>
+              <w:pStyle w:val="afff1"/>
             </w:pPr>
             <w:r>
               <w:t xml:space="preserve">1</w:t>
@@ -6106,7 +6106,7 @@
           <w:tcPr/>
           <w:p>
             <w:pPr>
-              <w:pStyle w:val="affffff"/>
+              <w:pStyle w:val="afff1"/>
             </w:pPr>
             <w:r>
               <w:t xml:space="preserve">2</w:t>
@@ -6138,7 +6138,7 @@
           <w:tcPr/>
           <w:p>
             <w:pPr>
-              <w:pStyle w:val="affffff"/>
+              <w:pStyle w:val="afff1"/>
             </w:pPr>
             <w:r>
               <w:t xml:space="preserve">3</w:t>
@@ -6170,7 +6170,7 @@
           <w:tcPr/>
           <w:p>
             <w:pPr>
-              <w:pStyle w:val="affffff"/>
+              <w:pStyle w:val="afff1"/>
             </w:pPr>
             <w:r>
               <w:t xml:space="preserve">4</w:t>
@@ -6202,7 +6202,7 @@
           <w:tcPr/>
           <w:p>
             <w:pPr>
-              <w:pStyle w:val="affffff"/>
+              <w:pStyle w:val="afff1"/>
             </w:pPr>
             <w:r>
               <w:t xml:space="preserve">5</w:t>
@@ -11618,7 +11618,7 @@
     </w:lvl>
   </w:abstractNum>
   <w:abstractNum w:abstractNumId="40">
-    <w:nsid w:val="0076D523"/>
+    <w:nsid w:val="0106DC6F"/>
     <w:multiLevelType w:val="multilevel"/>
     <w:lvl w:ilvl="0">
       <w:numFmt w:val="bullet"/>
